--- a/units/u2-turtle-graphics/u2-turtle-test-a-students-he.docx
+++ b/units/u2-turtle-graphics/u2-turtle-test-a-students-he.docx
@@ -31,7 +31,7 @@
       <w:r>
         <w:rPr>
           <w:rFonts w:ascii="Arial" w:cs="Arial" w:eastAsia="Arial" w:hAnsi="Arial"/>
-          <w:color w:val="555555"/>
+          <w:color w:val="000000"/>
           <w:sz w:val="24"/>
           <w:szCs w:val="24"/>
           <w:rtl/>
@@ -129,7 +129,7 @@
           <w:szCs w:val="21"/>
           <w:rtl/>
         </w:rPr>
-        <w:t xml:space="preserve">כל סעיף עומד בפני עצמו: הוא מביא איתו את הקוד ואת נקודת ההתחלה שלו. אם לא הצלחתם סעיף, עברו לבא אחריו. אפשר לקבל נקודות בכל סעיף גם אם טעיתם בקודם.</w:t>
+        <w:t xml:space="preserve">כל סעיף עומד בפני עצמו: הוא מביא איתו את הקוד ואת נקודת ההתחלה שלו. אם לא הצלחתם סעיף, עברו לבא אחריו.</w:t>
       </w:r>
     </w:p>
     <w:p>
@@ -273,7 +273,7 @@
           <w:szCs w:val="21"/>
           <w:rtl/>
         </w:rPr>
-        <w:t xml:space="preserve">. המספר בסוגריים הוא מרחק (ב-forward) או זווית (ב-left וב-right). כותבים כל פקודה בשורה נפרדת, ומספרים בלי מרכאות. אין צורך לכתוב </w:t>
+        <w:t xml:space="preserve">. כותבים כל פקודה בשורה נפרדת, ומספרים בלי מרכאות. אין צורך לכתוב </w:t>
       </w:r>
       <w:r>
         <w:rPr>
@@ -336,7 +336,7 @@
           <w:szCs w:val="21"/>
           <w:rtl/>
         </w:rPr>
-        <w:t xml:space="preserve">רמזים שיעזרו לכם: ימין ושמאל הם של הצב, לא של המסך (כשהצב פונה למטה, </w:t>
+        <w:t xml:space="preserve">רמזים: ימין ושמאל הם של הצב, לא של המסך (כשהצב פונה למטה, </w:t>
       </w:r>
       <w:r>
         <w:rPr>
@@ -354,7 +354,7 @@
           <w:szCs w:val="21"/>
           <w:rtl/>
         </w:rPr>
-        <w:t xml:space="preserve"> מפנה אותו ימינה על המסך). פנייה מסובבת את הצב במקום, בלי לזוז ובלי לצייר. ריבוע הוא 4 צלעות שוות ו-4 פניות של 90 מעלות. </w:t>
+        <w:t xml:space="preserve"> מפנה אותו ימינה על המסך). פנייה מסובבת את הצב במקום, בלי לזוז ובלי לצייר. </w:t>
       </w:r>
       <w:r>
         <w:rPr>
@@ -390,7 +390,7 @@
           <w:szCs w:val="21"/>
           <w:rtl/>
         </w:rPr>
-        <w:t xml:space="preserve"> מורידה אותו שוב.</w:t>
+        <w:t xml:space="preserve"> מורידה אותו שוב. מותר לשרבט על הדף.</w:t>
       </w:r>
     </w:p>
     <w:p>
@@ -417,7 +417,7 @@
           <w:szCs w:val="21"/>
           <w:rtl/>
         </w:rPr>
-        <w:t xml:space="preserve">מותר ומומלץ לשרבט על הדף: למשל, לצייר חץ שמראה לאן הצב פונה אחרי כל פקודה.</w:t>
+        <w:t xml:space="preserve">ציור ברשת: החץ שבתוך הרשת הוא הצב בתחילת הסעיף, והוא פונה לכיוון שהחץ מראה. ליד כל רשת כתוב כמה צעדים שווה משבצת אחת. מציירים קווים ממרכז משבצת למרכז משבצת, ובסוף מציירים חץ במקום שבו הצב עומד, בכיוון שאליו הוא פונה. דוגמה בהמשך.</w:t>
       </w:r>
     </w:p>
     <w:p>
@@ -451,8 +451,1464 @@
       <w:pPr>
         <w:keepNext/>
         <w:keepLines/>
+        <w:bidi/>
+        <w:spacing w:after="60" w:before="120"/>
+        <w:jc w:val="start"/>
+      </w:pPr>
+      <w:r>
+        <w:rPr>
+          <w:rFonts w:ascii="Arial" w:cs="Arial" w:eastAsia="Arial" w:hAnsi="Arial"/>
+          <w:b/>
+          <w:bCs/>
+          <w:sz w:val="22"/>
+          <w:szCs w:val="22"/>
+          <w:rtl/>
+        </w:rPr>
+        <w:t xml:space="preserve">דוגמה לציור ברשת (משבצת = 50 צעדים)</w:t>
+      </w:r>
+    </w:p>
+    <w:tbl>
+      <w:tblPr>
+        <w:bidiVisual/>
+        <w:tblW w:type="dxa" w:w="8400"/>
+        <w:jc w:val="left"/>
+        <w:tblInd w:type="dxa" w:w="300"/>
+        <w:tblBorders>
+          <w:top w:val="single" w:color="auto" w:sz="4"/>
+          <w:left w:val="single" w:color="auto" w:sz="4"/>
+          <w:bottom w:val="single" w:color="auto" w:sz="4"/>
+          <w:right w:val="single" w:color="auto" w:sz="4"/>
+          <w:insideH w:val="single" w:color="auto" w:sz="4"/>
+          <w:insideV w:val="single" w:color="auto" w:sz="4"/>
+        </w:tblBorders>
+      </w:tblPr>
+      <w:tblGrid>
+        <w:gridCol w:w="3000"/>
+        <w:gridCol w:w="2700"/>
+        <w:gridCol w:w="2700"/>
+      </w:tblGrid>
+      <w:tr>
+        <w:trPr>
+          <w:cantSplit/>
+        </w:trPr>
+        <w:tc>
+          <w:tcPr>
+            <w:tcW w:type="dxa" w:w="3000"/>
+            <w:tcBorders>
+              <w:top w:val="none" w:color="FFFFFF" w:sz="0"/>
+              <w:left w:val="none" w:color="FFFFFF" w:sz="0"/>
+              <w:bottom w:val="none" w:color="FFFFFF" w:sz="0"/>
+              <w:right w:val="none" w:color="FFFFFF" w:sz="0"/>
+            </w:tcBorders>
+            <w:tcMar>
+              <w:left w:type="dxa" w:w="100"/>
+              <w:right w:type="dxa" w:w="100"/>
+            </w:tcMar>
+            <w:vAlign w:val="center"/>
+          </w:tcPr>
+          <w:p>
+            <w:pPr>
+              <w:keepNext/>
+              <w:keepLines/>
+              <w:pBdr>
+                <w:top w:val="single" w:color="000000" w:sz="6" w:space="2"/>
+                <w:left w:val="single" w:color="000000" w:sz="12" w:space="4"/>
+              </w:pBdr>
+              <w:bidi w:val="false"/>
+              <w:spacing w:after="0" w:before="0"/>
+              <w:ind w:left="100" w:right="100"/>
+              <w:jc w:val="left"/>
+            </w:pPr>
+            <w:r>
+              <w:rPr>
+                <w:rFonts w:ascii="Consolas" w:cs="Consolas" w:eastAsia="Consolas" w:hAnsi="Consolas"/>
+                <w:sz w:val="20"/>
+                <w:szCs w:val="20"/>
+              </w:rPr>
+              <w:t xml:space="preserve">turtle.forward(100)</w:t>
+            </w:r>
+          </w:p>
+          <w:p>
+            <w:pPr>
+              <w:keepNext/>
+              <w:keepLines/>
+              <w:pBdr>
+                <w:left w:val="single" w:color="000000" w:sz="12" w:space="4"/>
+              </w:pBdr>
+              <w:bidi w:val="false"/>
+              <w:spacing w:after="0" w:before="0"/>
+              <w:ind w:left="100" w:right="100"/>
+              <w:jc w:val="left"/>
+            </w:pPr>
+            <w:r>
+              <w:rPr>
+                <w:rFonts w:ascii="Consolas" w:cs="Consolas" w:eastAsia="Consolas" w:hAnsi="Consolas"/>
+                <w:sz w:val="20"/>
+                <w:szCs w:val="20"/>
+              </w:rPr>
+              <w:t xml:space="preserve">turtle.right(90)</w:t>
+            </w:r>
+          </w:p>
+          <w:p>
+            <w:pPr>
+              <w:keepNext/>
+              <w:keepLines/>
+              <w:pBdr>
+                <w:left w:val="single" w:color="000000" w:sz="12" w:space="4"/>
+                <w:bottom w:val="single" w:color="000000" w:sz="6" w:space="2"/>
+              </w:pBdr>
+              <w:bidi w:val="false"/>
+              <w:spacing w:after="0" w:before="0"/>
+              <w:ind w:left="100" w:right="100"/>
+              <w:jc w:val="left"/>
+            </w:pPr>
+            <w:r>
+              <w:rPr>
+                <w:rFonts w:ascii="Consolas" w:cs="Consolas" w:eastAsia="Consolas" w:hAnsi="Consolas"/>
+                <w:sz w:val="20"/>
+                <w:szCs w:val="20"/>
+              </w:rPr>
+              <w:t xml:space="preserve">turtle.forward(50)</w:t>
+            </w:r>
+          </w:p>
+        </w:tc>
+        <w:tc>
+          <w:tcPr>
+            <w:tcW w:type="dxa" w:w="2700"/>
+            <w:tcBorders>
+              <w:top w:val="none" w:color="FFFFFF" w:sz="0"/>
+              <w:left w:val="none" w:color="FFFFFF" w:sz="0"/>
+              <w:bottom w:val="none" w:color="FFFFFF" w:sz="0"/>
+              <w:right w:val="none" w:color="FFFFFF" w:sz="0"/>
+            </w:tcBorders>
+            <w:tcMar>
+              <w:left w:type="dxa" w:w="100"/>
+              <w:right w:type="dxa" w:w="100"/>
+            </w:tcMar>
+            <w:vAlign w:val="center"/>
+          </w:tcPr>
+          <w:tbl>
+            <w:tblPr>
+              <w:bidiVisual/>
+              <w:tblW w:type="dxa" w:w="2400"/>
+              <w:jc w:val="left"/>
+              <w:tblInd w:type="dxa" w:w="0"/>
+              <w:tblBorders>
+                <w:top w:val="single" w:color="auto" w:sz="4"/>
+                <w:left w:val="single" w:color="auto" w:sz="4"/>
+                <w:bottom w:val="single" w:color="auto" w:sz="4"/>
+                <w:right w:val="single" w:color="auto" w:sz="4"/>
+                <w:insideH w:val="single" w:color="auto" w:sz="4"/>
+                <w:insideV w:val="single" w:color="auto" w:sz="4"/>
+              </w:tblBorders>
+            </w:tblPr>
+            <w:tblGrid>
+              <w:gridCol w:w="400"/>
+              <w:gridCol w:w="400"/>
+              <w:gridCol w:w="400"/>
+              <w:gridCol w:w="400"/>
+              <w:gridCol w:w="400"/>
+              <w:gridCol w:w="400"/>
+            </w:tblGrid>
+            <w:tr>
+              <w:trPr>
+                <w:cantSplit/>
+                <w:trHeight w:val="400" w:hRule="exact"/>
+              </w:trPr>
+              <w:tc>
+                <w:tcPr>
+                  <w:tcW w:type="dxa" w:w="400"/>
+                  <w:tcBorders>
+                    <w:top w:val="single" w:color="000000" w:sz="6"/>
+                    <w:left w:val="single" w:color="000000" w:sz="6"/>
+                    <w:bottom w:val="single" w:color="000000" w:sz="6"/>
+                    <w:right w:val="single" w:color="000000" w:sz="6"/>
+                  </w:tcBorders>
+                  <w:vAlign w:val="center"/>
+                </w:tcPr>
+                <w:p>
+                  <w:pPr>
+                    <w:keepNext/>
+                    <w:bidi w:val="false"/>
+                    <w:spacing w:after="0"/>
+                    <w:jc w:val="center"/>
+                  </w:pPr>
+                  <w:r>
+                    <w:rPr>
+                      <w:rFonts w:ascii="Arial" w:cs="Arial" w:eastAsia="Arial" w:hAnsi="Arial"/>
+                      <w:b/>
+                      <w:bCs/>
+                      <w:color w:val="000000"/>
+                      <w:sz w:val="32"/>
+                      <w:szCs w:val="32"/>
+                    </w:rPr>
+                    <w:t xml:space="preserve"/>
+                  </w:r>
+                </w:p>
+              </w:tc>
+              <w:tc>
+                <w:tcPr>
+                  <w:tcW w:type="dxa" w:w="400"/>
+                  <w:tcBorders>
+                    <w:top w:val="single" w:color="000000" w:sz="6"/>
+                    <w:left w:val="single" w:color="000000" w:sz="6"/>
+                    <w:bottom w:val="single" w:color="000000" w:sz="6"/>
+                    <w:right w:val="single" w:color="000000" w:sz="6"/>
+                  </w:tcBorders>
+                  <w:vAlign w:val="center"/>
+                </w:tcPr>
+                <w:p>
+                  <w:pPr>
+                    <w:keepNext/>
+                    <w:bidi w:val="false"/>
+                    <w:spacing w:after="0"/>
+                    <w:jc w:val="center"/>
+                  </w:pPr>
+                  <w:r>
+                    <w:rPr>
+                      <w:rFonts w:ascii="Arial" w:cs="Arial" w:eastAsia="Arial" w:hAnsi="Arial"/>
+                      <w:b/>
+                      <w:bCs/>
+                      <w:color w:val="000000"/>
+                      <w:sz w:val="32"/>
+                      <w:szCs w:val="32"/>
+                    </w:rPr>
+                    <w:t xml:space="preserve"/>
+                  </w:r>
+                </w:p>
+              </w:tc>
+              <w:tc>
+                <w:tcPr>
+                  <w:tcW w:type="dxa" w:w="400"/>
+                  <w:tcBorders>
+                    <w:top w:val="single" w:color="000000" w:sz="6"/>
+                    <w:left w:val="single" w:color="000000" w:sz="6"/>
+                    <w:bottom w:val="single" w:color="000000" w:sz="6"/>
+                    <w:right w:val="single" w:color="000000" w:sz="6"/>
+                  </w:tcBorders>
+                  <w:vAlign w:val="center"/>
+                </w:tcPr>
+                <w:p>
+                  <w:pPr>
+                    <w:keepNext/>
+                    <w:bidi w:val="false"/>
+                    <w:spacing w:after="0"/>
+                    <w:jc w:val="center"/>
+                  </w:pPr>
+                  <w:r>
+                    <w:rPr>
+                      <w:rFonts w:ascii="Arial" w:cs="Arial" w:eastAsia="Arial" w:hAnsi="Arial"/>
+                      <w:b/>
+                      <w:bCs/>
+                      <w:color w:val="000000"/>
+                      <w:sz w:val="32"/>
+                      <w:szCs w:val="32"/>
+                    </w:rPr>
+                    <w:t xml:space="preserve"/>
+                  </w:r>
+                </w:p>
+              </w:tc>
+              <w:tc>
+                <w:tcPr>
+                  <w:tcW w:type="dxa" w:w="400"/>
+                  <w:tcBorders>
+                    <w:top w:val="single" w:color="000000" w:sz="6"/>
+                    <w:left w:val="single" w:color="000000" w:sz="6"/>
+                    <w:bottom w:val="single" w:color="000000" w:sz="6"/>
+                    <w:right w:val="single" w:color="000000" w:sz="6"/>
+                  </w:tcBorders>
+                  <w:vAlign w:val="center"/>
+                </w:tcPr>
+                <w:p>
+                  <w:pPr>
+                    <w:keepNext/>
+                    <w:bidi w:val="false"/>
+                    <w:spacing w:after="0"/>
+                    <w:jc w:val="center"/>
+                  </w:pPr>
+                  <w:r>
+                    <w:rPr>
+                      <w:rFonts w:ascii="Arial" w:cs="Arial" w:eastAsia="Arial" w:hAnsi="Arial"/>
+                      <w:b/>
+                      <w:bCs/>
+                      <w:color w:val="000000"/>
+                      <w:sz w:val="32"/>
+                      <w:szCs w:val="32"/>
+                    </w:rPr>
+                    <w:t xml:space="preserve"/>
+                  </w:r>
+                </w:p>
+              </w:tc>
+              <w:tc>
+                <w:tcPr>
+                  <w:tcW w:type="dxa" w:w="400"/>
+                  <w:tcBorders>
+                    <w:top w:val="single" w:color="000000" w:sz="6"/>
+                    <w:left w:val="single" w:color="000000" w:sz="6"/>
+                    <w:bottom w:val="single" w:color="000000" w:sz="6"/>
+                    <w:right w:val="single" w:color="000000" w:sz="6"/>
+                  </w:tcBorders>
+                  <w:vAlign w:val="center"/>
+                </w:tcPr>
+                <w:p>
+                  <w:pPr>
+                    <w:keepNext/>
+                    <w:bidi w:val="false"/>
+                    <w:spacing w:after="0"/>
+                    <w:jc w:val="center"/>
+                  </w:pPr>
+                  <w:r>
+                    <w:rPr>
+                      <w:rFonts w:ascii="Arial" w:cs="Arial" w:eastAsia="Arial" w:hAnsi="Arial"/>
+                      <w:b/>
+                      <w:bCs/>
+                      <w:color w:val="000000"/>
+                      <w:sz w:val="32"/>
+                      <w:szCs w:val="32"/>
+                    </w:rPr>
+                    <w:t xml:space="preserve">→</w:t>
+                  </w:r>
+                </w:p>
+              </w:tc>
+              <w:tc>
+                <w:tcPr>
+                  <w:tcW w:type="dxa" w:w="400"/>
+                  <w:tcBorders>
+                    <w:top w:val="single" w:color="000000" w:sz="6"/>
+                    <w:left w:val="single" w:color="000000" w:sz="6"/>
+                    <w:bottom w:val="single" w:color="000000" w:sz="6"/>
+                    <w:right w:val="single" w:color="000000" w:sz="6"/>
+                  </w:tcBorders>
+                  <w:vAlign w:val="center"/>
+                </w:tcPr>
+                <w:p>
+                  <w:pPr>
+                    <w:keepNext/>
+                    <w:bidi w:val="false"/>
+                    <w:spacing w:after="0"/>
+                    <w:jc w:val="center"/>
+                  </w:pPr>
+                  <w:r>
+                    <w:rPr>
+                      <w:rFonts w:ascii="Arial" w:cs="Arial" w:eastAsia="Arial" w:hAnsi="Arial"/>
+                      <w:b/>
+                      <w:bCs/>
+                      <w:color w:val="000000"/>
+                      <w:sz w:val="32"/>
+                      <w:szCs w:val="32"/>
+                    </w:rPr>
+                    <w:t xml:space="preserve"/>
+                  </w:r>
+                </w:p>
+              </w:tc>
+            </w:tr>
+            <w:tr>
+              <w:trPr>
+                <w:cantSplit/>
+                <w:trHeight w:val="400" w:hRule="exact"/>
+              </w:trPr>
+              <w:tc>
+                <w:tcPr>
+                  <w:tcW w:type="dxa" w:w="400"/>
+                  <w:tcBorders>
+                    <w:top w:val="single" w:color="000000" w:sz="6"/>
+                    <w:left w:val="single" w:color="000000" w:sz="6"/>
+                    <w:bottom w:val="single" w:color="000000" w:sz="6"/>
+                    <w:right w:val="single" w:color="000000" w:sz="6"/>
+                  </w:tcBorders>
+                  <w:vAlign w:val="center"/>
+                </w:tcPr>
+                <w:p>
+                  <w:pPr>
+                    <w:keepNext/>
+                    <w:bidi w:val="false"/>
+                    <w:spacing w:after="0"/>
+                    <w:jc w:val="center"/>
+                  </w:pPr>
+                  <w:r>
+                    <w:rPr>
+                      <w:rFonts w:ascii="Arial" w:cs="Arial" w:eastAsia="Arial" w:hAnsi="Arial"/>
+                      <w:b/>
+                      <w:bCs/>
+                      <w:color w:val="000000"/>
+                      <w:sz w:val="32"/>
+                      <w:szCs w:val="32"/>
+                    </w:rPr>
+                    <w:t xml:space="preserve"/>
+                  </w:r>
+                </w:p>
+              </w:tc>
+              <w:tc>
+                <w:tcPr>
+                  <w:tcW w:type="dxa" w:w="400"/>
+                  <w:tcBorders>
+                    <w:top w:val="single" w:color="000000" w:sz="6"/>
+                    <w:left w:val="single" w:color="000000" w:sz="6"/>
+                    <w:bottom w:val="single" w:color="000000" w:sz="6"/>
+                    <w:right w:val="single" w:color="000000" w:sz="6"/>
+                  </w:tcBorders>
+                  <w:vAlign w:val="center"/>
+                </w:tcPr>
+                <w:p>
+                  <w:pPr>
+                    <w:keepNext/>
+                    <w:bidi w:val="false"/>
+                    <w:spacing w:after="0"/>
+                    <w:jc w:val="center"/>
+                  </w:pPr>
+                  <w:r>
+                    <w:rPr>
+                      <w:rFonts w:ascii="Arial" w:cs="Arial" w:eastAsia="Arial" w:hAnsi="Arial"/>
+                      <w:b/>
+                      <w:bCs/>
+                      <w:color w:val="000000"/>
+                      <w:sz w:val="32"/>
+                      <w:szCs w:val="32"/>
+                    </w:rPr>
+                    <w:t xml:space="preserve"/>
+                  </w:r>
+                </w:p>
+              </w:tc>
+              <w:tc>
+                <w:tcPr>
+                  <w:tcW w:type="dxa" w:w="400"/>
+                  <w:tcBorders>
+                    <w:top w:val="single" w:color="000000" w:sz="6"/>
+                    <w:left w:val="single" w:color="000000" w:sz="6"/>
+                    <w:bottom w:val="single" w:color="000000" w:sz="6"/>
+                    <w:right w:val="single" w:color="000000" w:sz="6"/>
+                  </w:tcBorders>
+                  <w:vAlign w:val="center"/>
+                </w:tcPr>
+                <w:p>
+                  <w:pPr>
+                    <w:keepNext/>
+                    <w:bidi w:val="false"/>
+                    <w:spacing w:after="0"/>
+                    <w:jc w:val="center"/>
+                  </w:pPr>
+                  <w:r>
+                    <w:rPr>
+                      <w:rFonts w:ascii="Arial" w:cs="Arial" w:eastAsia="Arial" w:hAnsi="Arial"/>
+                      <w:b/>
+                      <w:bCs/>
+                      <w:color w:val="000000"/>
+                      <w:sz w:val="32"/>
+                      <w:szCs w:val="32"/>
+                    </w:rPr>
+                    <w:t xml:space="preserve"/>
+                  </w:r>
+                </w:p>
+              </w:tc>
+              <w:tc>
+                <w:tcPr>
+                  <w:tcW w:type="dxa" w:w="400"/>
+                  <w:tcBorders>
+                    <w:top w:val="single" w:color="000000" w:sz="6"/>
+                    <w:left w:val="single" w:color="000000" w:sz="6"/>
+                    <w:bottom w:val="single" w:color="000000" w:sz="6"/>
+                    <w:right w:val="single" w:color="000000" w:sz="6"/>
+                  </w:tcBorders>
+                  <w:vAlign w:val="center"/>
+                </w:tcPr>
+                <w:p>
+                  <w:pPr>
+                    <w:keepNext/>
+                    <w:bidi w:val="false"/>
+                    <w:spacing w:after="0"/>
+                    <w:jc w:val="center"/>
+                  </w:pPr>
+                  <w:r>
+                    <w:rPr>
+                      <w:rFonts w:ascii="Arial" w:cs="Arial" w:eastAsia="Arial" w:hAnsi="Arial"/>
+                      <w:b/>
+                      <w:bCs/>
+                      <w:color w:val="000000"/>
+                      <w:sz w:val="32"/>
+                      <w:szCs w:val="32"/>
+                    </w:rPr>
+                    <w:t xml:space="preserve"/>
+                  </w:r>
+                </w:p>
+              </w:tc>
+              <w:tc>
+                <w:tcPr>
+                  <w:tcW w:type="dxa" w:w="400"/>
+                  <w:tcBorders>
+                    <w:top w:val="single" w:color="000000" w:sz="6"/>
+                    <w:left w:val="single" w:color="000000" w:sz="6"/>
+                    <w:bottom w:val="single" w:color="000000" w:sz="6"/>
+                    <w:right w:val="single" w:color="000000" w:sz="6"/>
+                  </w:tcBorders>
+                  <w:vAlign w:val="center"/>
+                </w:tcPr>
+                <w:p>
+                  <w:pPr>
+                    <w:keepNext/>
+                    <w:bidi w:val="false"/>
+                    <w:spacing w:after="0"/>
+                    <w:jc w:val="center"/>
+                  </w:pPr>
+                  <w:r>
+                    <w:rPr>
+                      <w:rFonts w:ascii="Arial" w:cs="Arial" w:eastAsia="Arial" w:hAnsi="Arial"/>
+                      <w:b/>
+                      <w:bCs/>
+                      <w:color w:val="000000"/>
+                      <w:sz w:val="32"/>
+                      <w:szCs w:val="32"/>
+                    </w:rPr>
+                    <w:t xml:space="preserve"/>
+                  </w:r>
+                </w:p>
+              </w:tc>
+              <w:tc>
+                <w:tcPr>
+                  <w:tcW w:type="dxa" w:w="400"/>
+                  <w:tcBorders>
+                    <w:top w:val="single" w:color="000000" w:sz="6"/>
+                    <w:left w:val="single" w:color="000000" w:sz="6"/>
+                    <w:bottom w:val="single" w:color="000000" w:sz="6"/>
+                    <w:right w:val="single" w:color="000000" w:sz="6"/>
+                  </w:tcBorders>
+                  <w:vAlign w:val="center"/>
+                </w:tcPr>
+                <w:p>
+                  <w:pPr>
+                    <w:keepNext/>
+                    <w:bidi w:val="false"/>
+                    <w:spacing w:after="0"/>
+                    <w:jc w:val="center"/>
+                  </w:pPr>
+                  <w:r>
+                    <w:rPr>
+                      <w:rFonts w:ascii="Arial" w:cs="Arial" w:eastAsia="Arial" w:hAnsi="Arial"/>
+                      <w:b/>
+                      <w:bCs/>
+                      <w:color w:val="000000"/>
+                      <w:sz w:val="32"/>
+                      <w:szCs w:val="32"/>
+                    </w:rPr>
+                    <w:t xml:space="preserve"/>
+                  </w:r>
+                </w:p>
+              </w:tc>
+            </w:tr>
+            <w:tr>
+              <w:trPr>
+                <w:cantSplit/>
+                <w:trHeight w:val="400" w:hRule="exact"/>
+              </w:trPr>
+              <w:tc>
+                <w:tcPr>
+                  <w:tcW w:type="dxa" w:w="400"/>
+                  <w:tcBorders>
+                    <w:top w:val="single" w:color="000000" w:sz="6"/>
+                    <w:left w:val="single" w:color="000000" w:sz="6"/>
+                    <w:bottom w:val="single" w:color="000000" w:sz="6"/>
+                    <w:right w:val="single" w:color="000000" w:sz="6"/>
+                  </w:tcBorders>
+                  <w:vAlign w:val="center"/>
+                </w:tcPr>
+                <w:p>
+                  <w:pPr>
+                    <w:keepNext w:val="false"/>
+                    <w:bidi w:val="false"/>
+                    <w:spacing w:after="0"/>
+                    <w:jc w:val="center"/>
+                  </w:pPr>
+                  <w:r>
+                    <w:rPr>
+                      <w:rFonts w:ascii="Arial" w:cs="Arial" w:eastAsia="Arial" w:hAnsi="Arial"/>
+                      <w:b/>
+                      <w:bCs/>
+                      <w:color w:val="000000"/>
+                      <w:sz w:val="32"/>
+                      <w:szCs w:val="32"/>
+                    </w:rPr>
+                    <w:t xml:space="preserve"/>
+                  </w:r>
+                </w:p>
+              </w:tc>
+              <w:tc>
+                <w:tcPr>
+                  <w:tcW w:type="dxa" w:w="400"/>
+                  <w:tcBorders>
+                    <w:top w:val="single" w:color="000000" w:sz="6"/>
+                    <w:left w:val="single" w:color="000000" w:sz="6"/>
+                    <w:bottom w:val="single" w:color="000000" w:sz="6"/>
+                    <w:right w:val="single" w:color="000000" w:sz="6"/>
+                  </w:tcBorders>
+                  <w:vAlign w:val="center"/>
+                </w:tcPr>
+                <w:p>
+                  <w:pPr>
+                    <w:keepNext w:val="false"/>
+                    <w:bidi w:val="false"/>
+                    <w:spacing w:after="0"/>
+                    <w:jc w:val="center"/>
+                  </w:pPr>
+                  <w:r>
+                    <w:rPr>
+                      <w:rFonts w:ascii="Arial" w:cs="Arial" w:eastAsia="Arial" w:hAnsi="Arial"/>
+                      <w:b/>
+                      <w:bCs/>
+                      <w:color w:val="000000"/>
+                      <w:sz w:val="32"/>
+                      <w:szCs w:val="32"/>
+                    </w:rPr>
+                    <w:t xml:space="preserve"/>
+                  </w:r>
+                </w:p>
+              </w:tc>
+              <w:tc>
+                <w:tcPr>
+                  <w:tcW w:type="dxa" w:w="400"/>
+                  <w:tcBorders>
+                    <w:top w:val="single" w:color="000000" w:sz="6"/>
+                    <w:left w:val="single" w:color="000000" w:sz="6"/>
+                    <w:bottom w:val="single" w:color="000000" w:sz="6"/>
+                    <w:right w:val="single" w:color="000000" w:sz="6"/>
+                  </w:tcBorders>
+                  <w:vAlign w:val="center"/>
+                </w:tcPr>
+                <w:p>
+                  <w:pPr>
+                    <w:keepNext w:val="false"/>
+                    <w:bidi w:val="false"/>
+                    <w:spacing w:after="0"/>
+                    <w:jc w:val="center"/>
+                  </w:pPr>
+                  <w:r>
+                    <w:rPr>
+                      <w:rFonts w:ascii="Arial" w:cs="Arial" w:eastAsia="Arial" w:hAnsi="Arial"/>
+                      <w:b/>
+                      <w:bCs/>
+                      <w:color w:val="000000"/>
+                      <w:sz w:val="32"/>
+                      <w:szCs w:val="32"/>
+                    </w:rPr>
+                    <w:t xml:space="preserve"/>
+                  </w:r>
+                </w:p>
+              </w:tc>
+              <w:tc>
+                <w:tcPr>
+                  <w:tcW w:type="dxa" w:w="400"/>
+                  <w:tcBorders>
+                    <w:top w:val="single" w:color="000000" w:sz="6"/>
+                    <w:left w:val="single" w:color="000000" w:sz="6"/>
+                    <w:bottom w:val="single" w:color="000000" w:sz="6"/>
+                    <w:right w:val="single" w:color="000000" w:sz="6"/>
+                  </w:tcBorders>
+                  <w:vAlign w:val="center"/>
+                </w:tcPr>
+                <w:p>
+                  <w:pPr>
+                    <w:keepNext w:val="false"/>
+                    <w:bidi w:val="false"/>
+                    <w:spacing w:after="0"/>
+                    <w:jc w:val="center"/>
+                  </w:pPr>
+                  <w:r>
+                    <w:rPr>
+                      <w:rFonts w:ascii="Arial" w:cs="Arial" w:eastAsia="Arial" w:hAnsi="Arial"/>
+                      <w:b/>
+                      <w:bCs/>
+                      <w:color w:val="000000"/>
+                      <w:sz w:val="32"/>
+                      <w:szCs w:val="32"/>
+                    </w:rPr>
+                    <w:t xml:space="preserve"/>
+                  </w:r>
+                </w:p>
+              </w:tc>
+              <w:tc>
+                <w:tcPr>
+                  <w:tcW w:type="dxa" w:w="400"/>
+                  <w:tcBorders>
+                    <w:top w:val="single" w:color="000000" w:sz="6"/>
+                    <w:left w:val="single" w:color="000000" w:sz="6"/>
+                    <w:bottom w:val="single" w:color="000000" w:sz="6"/>
+                    <w:right w:val="single" w:color="000000" w:sz="6"/>
+                  </w:tcBorders>
+                  <w:vAlign w:val="center"/>
+                </w:tcPr>
+                <w:p>
+                  <w:pPr>
+                    <w:keepNext w:val="false"/>
+                    <w:bidi w:val="false"/>
+                    <w:spacing w:after="0"/>
+                    <w:jc w:val="center"/>
+                  </w:pPr>
+                  <w:r>
+                    <w:rPr>
+                      <w:rFonts w:ascii="Arial" w:cs="Arial" w:eastAsia="Arial" w:hAnsi="Arial"/>
+                      <w:b/>
+                      <w:bCs/>
+                      <w:color w:val="000000"/>
+                      <w:sz w:val="32"/>
+                      <w:szCs w:val="32"/>
+                    </w:rPr>
+                    <w:t xml:space="preserve"/>
+                  </w:r>
+                </w:p>
+              </w:tc>
+              <w:tc>
+                <w:tcPr>
+                  <w:tcW w:type="dxa" w:w="400"/>
+                  <w:tcBorders>
+                    <w:top w:val="single" w:color="000000" w:sz="6"/>
+                    <w:left w:val="single" w:color="000000" w:sz="6"/>
+                    <w:bottom w:val="single" w:color="000000" w:sz="6"/>
+                    <w:right w:val="single" w:color="000000" w:sz="6"/>
+                  </w:tcBorders>
+                  <w:vAlign w:val="center"/>
+                </w:tcPr>
+                <w:p>
+                  <w:pPr>
+                    <w:keepNext w:val="false"/>
+                    <w:bidi w:val="false"/>
+                    <w:spacing w:after="0"/>
+                    <w:jc w:val="center"/>
+                  </w:pPr>
+                  <w:r>
+                    <w:rPr>
+                      <w:rFonts w:ascii="Arial" w:cs="Arial" w:eastAsia="Arial" w:hAnsi="Arial"/>
+                      <w:b/>
+                      <w:bCs/>
+                      <w:color w:val="000000"/>
+                      <w:sz w:val="32"/>
+                      <w:szCs w:val="32"/>
+                    </w:rPr>
+                    <w:t xml:space="preserve"/>
+                  </w:r>
+                </w:p>
+              </w:tc>
+            </w:tr>
+          </w:tbl>
+          <w:p>
+            <w:pPr>
+              <w:bidi/>
+              <w:spacing w:after="0" w:before="40"/>
+            </w:pPr>
+            <w:r>
+              <w:rPr>
+                <w:rFonts w:ascii="Arial" w:cs="Arial" w:eastAsia="Arial" w:hAnsi="Arial"/>
+                <w:sz w:val="19"/>
+                <w:szCs w:val="19"/>
+                <w:rtl/>
+              </w:rPr>
+              <w:t xml:space="preserve">לפני: הרשת שמקבלים</w:t>
+            </w:r>
+          </w:p>
+        </w:tc>
+        <w:tc>
+          <w:tcPr>
+            <w:tcW w:type="dxa" w:w="2700"/>
+            <w:tcBorders>
+              <w:top w:val="none" w:color="FFFFFF" w:sz="0"/>
+              <w:left w:val="none" w:color="FFFFFF" w:sz="0"/>
+              <w:bottom w:val="none" w:color="FFFFFF" w:sz="0"/>
+              <w:right w:val="none" w:color="FFFFFF" w:sz="0"/>
+            </w:tcBorders>
+            <w:tcMar>
+              <w:left w:type="dxa" w:w="100"/>
+              <w:right w:type="dxa" w:w="100"/>
+            </w:tcMar>
+            <w:vAlign w:val="center"/>
+          </w:tcPr>
+          <w:tbl>
+            <w:tblPr>
+              <w:bidiVisual/>
+              <w:tblW w:type="dxa" w:w="2400"/>
+              <w:jc w:val="left"/>
+              <w:tblInd w:type="dxa" w:w="0"/>
+              <w:tblBorders>
+                <w:top w:val="single" w:color="auto" w:sz="4"/>
+                <w:left w:val="single" w:color="auto" w:sz="4"/>
+                <w:bottom w:val="single" w:color="auto" w:sz="4"/>
+                <w:right w:val="single" w:color="auto" w:sz="4"/>
+                <w:insideH w:val="single" w:color="auto" w:sz="4"/>
+                <w:insideV w:val="single" w:color="auto" w:sz="4"/>
+              </w:tblBorders>
+            </w:tblPr>
+            <w:tblGrid>
+              <w:gridCol w:w="400"/>
+              <w:gridCol w:w="400"/>
+              <w:gridCol w:w="400"/>
+              <w:gridCol w:w="400"/>
+              <w:gridCol w:w="400"/>
+              <w:gridCol w:w="400"/>
+            </w:tblGrid>
+            <w:tr>
+              <w:trPr>
+                <w:cantSplit/>
+                <w:trHeight w:val="400" w:hRule="exact"/>
+              </w:trPr>
+              <w:tc>
+                <w:tcPr>
+                  <w:tcW w:type="dxa" w:w="400"/>
+                  <w:tcBorders>
+                    <w:top w:val="single" w:color="000000" w:sz="6"/>
+                    <w:left w:val="single" w:color="000000" w:sz="6"/>
+                    <w:bottom w:val="single" w:color="000000" w:sz="6"/>
+                    <w:right w:val="single" w:color="000000" w:sz="6"/>
+                  </w:tcBorders>
+                  <w:vAlign w:val="center"/>
+                </w:tcPr>
+                <w:p>
+                  <w:pPr>
+                    <w:keepNext/>
+                    <w:bidi w:val="false"/>
+                    <w:spacing w:after="0"/>
+                    <w:jc w:val="center"/>
+                  </w:pPr>
+                  <w:r>
+                    <w:rPr>
+                      <w:rFonts w:ascii="Arial" w:cs="Arial" w:eastAsia="Arial" w:hAnsi="Arial"/>
+                      <w:b/>
+                      <w:bCs/>
+                      <w:color w:val="000000"/>
+                      <w:sz w:val="32"/>
+                      <w:szCs w:val="32"/>
+                    </w:rPr>
+                    <w:t xml:space="preserve"/>
+                  </w:r>
+                </w:p>
+              </w:tc>
+              <w:tc>
+                <w:tcPr>
+                  <w:tcW w:type="dxa" w:w="400"/>
+                  <w:tcBorders>
+                    <w:top w:val="single" w:color="000000" w:sz="6"/>
+                    <w:left w:val="single" w:color="000000" w:sz="6"/>
+                    <w:bottom w:val="single" w:color="000000" w:sz="6"/>
+                    <w:right w:val="single" w:color="000000" w:sz="6"/>
+                  </w:tcBorders>
+                  <w:vAlign w:val="center"/>
+                </w:tcPr>
+                <w:p>
+                  <w:pPr>
+                    <w:keepNext/>
+                    <w:bidi w:val="false"/>
+                    <w:spacing w:after="0"/>
+                    <w:jc w:val="center"/>
+                  </w:pPr>
+                  <w:r>
+                    <w:rPr>
+                      <w:rFonts w:ascii="Arial" w:cs="Arial" w:eastAsia="Arial" w:hAnsi="Arial"/>
+                      <w:b/>
+                      <w:bCs/>
+                      <w:color w:val="000000"/>
+                      <w:sz w:val="32"/>
+                      <w:szCs w:val="32"/>
+                    </w:rPr>
+                    <w:t xml:space="preserve"/>
+                  </w:r>
+                </w:p>
+              </w:tc>
+              <w:tc>
+                <w:tcPr>
+                  <w:tcW w:type="dxa" w:w="400"/>
+                  <w:tcBorders>
+                    <w:top w:val="single" w:color="000000" w:sz="6"/>
+                    <w:left w:val="single" w:color="000000" w:sz="6"/>
+                    <w:bottom w:val="single" w:color="000000" w:sz="6"/>
+                    <w:right w:val="single" w:color="000000" w:sz="6"/>
+                  </w:tcBorders>
+                  <w:shd w:fill="BFBFBF" w:color="auto" w:val="clear"/>
+                  <w:vAlign w:val="center"/>
+                </w:tcPr>
+                <w:p>
+                  <w:pPr>
+                    <w:keepNext/>
+                    <w:bidi w:val="false"/>
+                    <w:spacing w:after="0"/>
+                    <w:jc w:val="center"/>
+                  </w:pPr>
+                  <w:r>
+                    <w:rPr>
+                      <w:rFonts w:ascii="Arial" w:cs="Arial" w:eastAsia="Arial" w:hAnsi="Arial"/>
+                      <w:b/>
+                      <w:bCs/>
+                      <w:color w:val="000000"/>
+                      <w:sz w:val="32"/>
+                      <w:szCs w:val="32"/>
+                    </w:rPr>
+                    <w:t xml:space="preserve"/>
+                  </w:r>
+                </w:p>
+              </w:tc>
+              <w:tc>
+                <w:tcPr>
+                  <w:tcW w:type="dxa" w:w="400"/>
+                  <w:tcBorders>
+                    <w:top w:val="single" w:color="000000" w:sz="6"/>
+                    <w:left w:val="single" w:color="000000" w:sz="6"/>
+                    <w:bottom w:val="single" w:color="000000" w:sz="6"/>
+                    <w:right w:val="single" w:color="000000" w:sz="6"/>
+                  </w:tcBorders>
+                  <w:shd w:fill="BFBFBF" w:color="auto" w:val="clear"/>
+                  <w:vAlign w:val="center"/>
+                </w:tcPr>
+                <w:p>
+                  <w:pPr>
+                    <w:keepNext/>
+                    <w:bidi w:val="false"/>
+                    <w:spacing w:after="0"/>
+                    <w:jc w:val="center"/>
+                  </w:pPr>
+                  <w:r>
+                    <w:rPr>
+                      <w:rFonts w:ascii="Arial" w:cs="Arial" w:eastAsia="Arial" w:hAnsi="Arial"/>
+                      <w:b/>
+                      <w:bCs/>
+                      <w:color w:val="000000"/>
+                      <w:sz w:val="32"/>
+                      <w:szCs w:val="32"/>
+                    </w:rPr>
+                    <w:t xml:space="preserve"/>
+                  </w:r>
+                </w:p>
+              </w:tc>
+              <w:tc>
+                <w:tcPr>
+                  <w:tcW w:type="dxa" w:w="400"/>
+                  <w:tcBorders>
+                    <w:top w:val="single" w:color="000000" w:sz="6"/>
+                    <w:left w:val="single" w:color="000000" w:sz="6"/>
+                    <w:bottom w:val="single" w:color="000000" w:sz="6"/>
+                    <w:right w:val="single" w:color="000000" w:sz="6"/>
+                  </w:tcBorders>
+                  <w:shd w:fill="BFBFBF" w:color="auto" w:val="clear"/>
+                  <w:vAlign w:val="center"/>
+                </w:tcPr>
+                <w:p>
+                  <w:pPr>
+                    <w:keepNext/>
+                    <w:bidi w:val="false"/>
+                    <w:spacing w:after="0"/>
+                    <w:jc w:val="center"/>
+                  </w:pPr>
+                  <w:r>
+                    <w:rPr>
+                      <w:rFonts w:ascii="Arial" w:cs="Arial" w:eastAsia="Arial" w:hAnsi="Arial"/>
+                      <w:b/>
+                      <w:bCs/>
+                      <w:color w:val="000000"/>
+                      <w:sz w:val="32"/>
+                      <w:szCs w:val="32"/>
+                    </w:rPr>
+                    <w:t xml:space="preserve">●</w:t>
+                  </w:r>
+                </w:p>
+              </w:tc>
+              <w:tc>
+                <w:tcPr>
+                  <w:tcW w:type="dxa" w:w="400"/>
+                  <w:tcBorders>
+                    <w:top w:val="single" w:color="000000" w:sz="6"/>
+                    <w:left w:val="single" w:color="000000" w:sz="6"/>
+                    <w:bottom w:val="single" w:color="000000" w:sz="6"/>
+                    <w:right w:val="single" w:color="000000" w:sz="6"/>
+                  </w:tcBorders>
+                  <w:vAlign w:val="center"/>
+                </w:tcPr>
+                <w:p>
+                  <w:pPr>
+                    <w:keepNext/>
+                    <w:bidi w:val="false"/>
+                    <w:spacing w:after="0"/>
+                    <w:jc w:val="center"/>
+                  </w:pPr>
+                  <w:r>
+                    <w:rPr>
+                      <w:rFonts w:ascii="Arial" w:cs="Arial" w:eastAsia="Arial" w:hAnsi="Arial"/>
+                      <w:b/>
+                      <w:bCs/>
+                      <w:color w:val="000000"/>
+                      <w:sz w:val="32"/>
+                      <w:szCs w:val="32"/>
+                    </w:rPr>
+                    <w:t xml:space="preserve"/>
+                  </w:r>
+                </w:p>
+              </w:tc>
+            </w:tr>
+            <w:tr>
+              <w:trPr>
+                <w:cantSplit/>
+                <w:trHeight w:val="400" w:hRule="exact"/>
+              </w:trPr>
+              <w:tc>
+                <w:tcPr>
+                  <w:tcW w:type="dxa" w:w="400"/>
+                  <w:tcBorders>
+                    <w:top w:val="single" w:color="000000" w:sz="6"/>
+                    <w:left w:val="single" w:color="000000" w:sz="6"/>
+                    <w:bottom w:val="single" w:color="000000" w:sz="6"/>
+                    <w:right w:val="single" w:color="000000" w:sz="6"/>
+                  </w:tcBorders>
+                  <w:vAlign w:val="center"/>
+                </w:tcPr>
+                <w:p>
+                  <w:pPr>
+                    <w:keepNext/>
+                    <w:bidi w:val="false"/>
+                    <w:spacing w:after="0"/>
+                    <w:jc w:val="center"/>
+                  </w:pPr>
+                  <w:r>
+                    <w:rPr>
+                      <w:rFonts w:ascii="Arial" w:cs="Arial" w:eastAsia="Arial" w:hAnsi="Arial"/>
+                      <w:b/>
+                      <w:bCs/>
+                      <w:color w:val="000000"/>
+                      <w:sz w:val="32"/>
+                      <w:szCs w:val="32"/>
+                    </w:rPr>
+                    <w:t xml:space="preserve"/>
+                  </w:r>
+                </w:p>
+              </w:tc>
+              <w:tc>
+                <w:tcPr>
+                  <w:tcW w:type="dxa" w:w="400"/>
+                  <w:tcBorders>
+                    <w:top w:val="single" w:color="000000" w:sz="6"/>
+                    <w:left w:val="single" w:color="000000" w:sz="6"/>
+                    <w:bottom w:val="single" w:color="000000" w:sz="6"/>
+                    <w:right w:val="single" w:color="000000" w:sz="6"/>
+                  </w:tcBorders>
+                  <w:vAlign w:val="center"/>
+                </w:tcPr>
+                <w:p>
+                  <w:pPr>
+                    <w:keepNext/>
+                    <w:bidi w:val="false"/>
+                    <w:spacing w:after="0"/>
+                    <w:jc w:val="center"/>
+                  </w:pPr>
+                  <w:r>
+                    <w:rPr>
+                      <w:rFonts w:ascii="Arial" w:cs="Arial" w:eastAsia="Arial" w:hAnsi="Arial"/>
+                      <w:b/>
+                      <w:bCs/>
+                      <w:color w:val="000000"/>
+                      <w:sz w:val="32"/>
+                      <w:szCs w:val="32"/>
+                    </w:rPr>
+                    <w:t xml:space="preserve"/>
+                  </w:r>
+                </w:p>
+              </w:tc>
+              <w:tc>
+                <w:tcPr>
+                  <w:tcW w:type="dxa" w:w="400"/>
+                  <w:tcBorders>
+                    <w:top w:val="single" w:color="000000" w:sz="6"/>
+                    <w:left w:val="single" w:color="000000" w:sz="6"/>
+                    <w:bottom w:val="single" w:color="000000" w:sz="6"/>
+                    <w:right w:val="single" w:color="000000" w:sz="6"/>
+                  </w:tcBorders>
+                  <w:shd w:fill="BFBFBF" w:color="auto" w:val="clear"/>
+                  <w:vAlign w:val="center"/>
+                </w:tcPr>
+                <w:p>
+                  <w:pPr>
+                    <w:keepNext/>
+                    <w:bidi w:val="false"/>
+                    <w:spacing w:after="0"/>
+                    <w:jc w:val="center"/>
+                  </w:pPr>
+                  <w:r>
+                    <w:rPr>
+                      <w:rFonts w:ascii="Arial" w:cs="Arial" w:eastAsia="Arial" w:hAnsi="Arial"/>
+                      <w:b/>
+                      <w:bCs/>
+                      <w:color w:val="000000"/>
+                      <w:sz w:val="32"/>
+                      <w:szCs w:val="32"/>
+                    </w:rPr>
+                    <w:t xml:space="preserve">↓</w:t>
+                  </w:r>
+                </w:p>
+              </w:tc>
+              <w:tc>
+                <w:tcPr>
+                  <w:tcW w:type="dxa" w:w="400"/>
+                  <w:tcBorders>
+                    <w:top w:val="single" w:color="000000" w:sz="6"/>
+                    <w:left w:val="single" w:color="000000" w:sz="6"/>
+                    <w:bottom w:val="single" w:color="000000" w:sz="6"/>
+                    <w:right w:val="single" w:color="000000" w:sz="6"/>
+                  </w:tcBorders>
+                  <w:vAlign w:val="center"/>
+                </w:tcPr>
+                <w:p>
+                  <w:pPr>
+                    <w:keepNext/>
+                    <w:bidi w:val="false"/>
+                    <w:spacing w:after="0"/>
+                    <w:jc w:val="center"/>
+                  </w:pPr>
+                  <w:r>
+                    <w:rPr>
+                      <w:rFonts w:ascii="Arial" w:cs="Arial" w:eastAsia="Arial" w:hAnsi="Arial"/>
+                      <w:b/>
+                      <w:bCs/>
+                      <w:color w:val="000000"/>
+                      <w:sz w:val="32"/>
+                      <w:szCs w:val="32"/>
+                    </w:rPr>
+                    <w:t xml:space="preserve"/>
+                  </w:r>
+                </w:p>
+              </w:tc>
+              <w:tc>
+                <w:tcPr>
+                  <w:tcW w:type="dxa" w:w="400"/>
+                  <w:tcBorders>
+                    <w:top w:val="single" w:color="000000" w:sz="6"/>
+                    <w:left w:val="single" w:color="000000" w:sz="6"/>
+                    <w:bottom w:val="single" w:color="000000" w:sz="6"/>
+                    <w:right w:val="single" w:color="000000" w:sz="6"/>
+                  </w:tcBorders>
+                  <w:vAlign w:val="center"/>
+                </w:tcPr>
+                <w:p>
+                  <w:pPr>
+                    <w:keepNext/>
+                    <w:bidi w:val="false"/>
+                    <w:spacing w:after="0"/>
+                    <w:jc w:val="center"/>
+                  </w:pPr>
+                  <w:r>
+                    <w:rPr>
+                      <w:rFonts w:ascii="Arial" w:cs="Arial" w:eastAsia="Arial" w:hAnsi="Arial"/>
+                      <w:b/>
+                      <w:bCs/>
+                      <w:color w:val="000000"/>
+                      <w:sz w:val="32"/>
+                      <w:szCs w:val="32"/>
+                    </w:rPr>
+                    <w:t xml:space="preserve"/>
+                  </w:r>
+                </w:p>
+              </w:tc>
+              <w:tc>
+                <w:tcPr>
+                  <w:tcW w:type="dxa" w:w="400"/>
+                  <w:tcBorders>
+                    <w:top w:val="single" w:color="000000" w:sz="6"/>
+                    <w:left w:val="single" w:color="000000" w:sz="6"/>
+                    <w:bottom w:val="single" w:color="000000" w:sz="6"/>
+                    <w:right w:val="single" w:color="000000" w:sz="6"/>
+                  </w:tcBorders>
+                  <w:vAlign w:val="center"/>
+                </w:tcPr>
+                <w:p>
+                  <w:pPr>
+                    <w:keepNext/>
+                    <w:bidi w:val="false"/>
+                    <w:spacing w:after="0"/>
+                    <w:jc w:val="center"/>
+                  </w:pPr>
+                  <w:r>
+                    <w:rPr>
+                      <w:rFonts w:ascii="Arial" w:cs="Arial" w:eastAsia="Arial" w:hAnsi="Arial"/>
+                      <w:b/>
+                      <w:bCs/>
+                      <w:color w:val="000000"/>
+                      <w:sz w:val="32"/>
+                      <w:szCs w:val="32"/>
+                    </w:rPr>
+                    <w:t xml:space="preserve"/>
+                  </w:r>
+                </w:p>
+              </w:tc>
+            </w:tr>
+            <w:tr>
+              <w:trPr>
+                <w:cantSplit/>
+                <w:trHeight w:val="400" w:hRule="exact"/>
+              </w:trPr>
+              <w:tc>
+                <w:tcPr>
+                  <w:tcW w:type="dxa" w:w="400"/>
+                  <w:tcBorders>
+                    <w:top w:val="single" w:color="000000" w:sz="6"/>
+                    <w:left w:val="single" w:color="000000" w:sz="6"/>
+                    <w:bottom w:val="single" w:color="000000" w:sz="6"/>
+                    <w:right w:val="single" w:color="000000" w:sz="6"/>
+                  </w:tcBorders>
+                  <w:vAlign w:val="center"/>
+                </w:tcPr>
+                <w:p>
+                  <w:pPr>
+                    <w:keepNext w:val="false"/>
+                    <w:bidi w:val="false"/>
+                    <w:spacing w:after="0"/>
+                    <w:jc w:val="center"/>
+                  </w:pPr>
+                  <w:r>
+                    <w:rPr>
+                      <w:rFonts w:ascii="Arial" w:cs="Arial" w:eastAsia="Arial" w:hAnsi="Arial"/>
+                      <w:b/>
+                      <w:bCs/>
+                      <w:color w:val="000000"/>
+                      <w:sz w:val="32"/>
+                      <w:szCs w:val="32"/>
+                    </w:rPr>
+                    <w:t xml:space="preserve"/>
+                  </w:r>
+                </w:p>
+              </w:tc>
+              <w:tc>
+                <w:tcPr>
+                  <w:tcW w:type="dxa" w:w="400"/>
+                  <w:tcBorders>
+                    <w:top w:val="single" w:color="000000" w:sz="6"/>
+                    <w:left w:val="single" w:color="000000" w:sz="6"/>
+                    <w:bottom w:val="single" w:color="000000" w:sz="6"/>
+                    <w:right w:val="single" w:color="000000" w:sz="6"/>
+                  </w:tcBorders>
+                  <w:vAlign w:val="center"/>
+                </w:tcPr>
+                <w:p>
+                  <w:pPr>
+                    <w:keepNext w:val="false"/>
+                    <w:bidi w:val="false"/>
+                    <w:spacing w:after="0"/>
+                    <w:jc w:val="center"/>
+                  </w:pPr>
+                  <w:r>
+                    <w:rPr>
+                      <w:rFonts w:ascii="Arial" w:cs="Arial" w:eastAsia="Arial" w:hAnsi="Arial"/>
+                      <w:b/>
+                      <w:bCs/>
+                      <w:color w:val="000000"/>
+                      <w:sz w:val="32"/>
+                      <w:szCs w:val="32"/>
+                    </w:rPr>
+                    <w:t xml:space="preserve"/>
+                  </w:r>
+                </w:p>
+              </w:tc>
+              <w:tc>
+                <w:tcPr>
+                  <w:tcW w:type="dxa" w:w="400"/>
+                  <w:tcBorders>
+                    <w:top w:val="single" w:color="000000" w:sz="6"/>
+                    <w:left w:val="single" w:color="000000" w:sz="6"/>
+                    <w:bottom w:val="single" w:color="000000" w:sz="6"/>
+                    <w:right w:val="single" w:color="000000" w:sz="6"/>
+                  </w:tcBorders>
+                  <w:vAlign w:val="center"/>
+                </w:tcPr>
+                <w:p>
+                  <w:pPr>
+                    <w:keepNext w:val="false"/>
+                    <w:bidi w:val="false"/>
+                    <w:spacing w:after="0"/>
+                    <w:jc w:val="center"/>
+                  </w:pPr>
+                  <w:r>
+                    <w:rPr>
+                      <w:rFonts w:ascii="Arial" w:cs="Arial" w:eastAsia="Arial" w:hAnsi="Arial"/>
+                      <w:b/>
+                      <w:bCs/>
+                      <w:color w:val="000000"/>
+                      <w:sz w:val="32"/>
+                      <w:szCs w:val="32"/>
+                    </w:rPr>
+                    <w:t xml:space="preserve"/>
+                  </w:r>
+                </w:p>
+              </w:tc>
+              <w:tc>
+                <w:tcPr>
+                  <w:tcW w:type="dxa" w:w="400"/>
+                  <w:tcBorders>
+                    <w:top w:val="single" w:color="000000" w:sz="6"/>
+                    <w:left w:val="single" w:color="000000" w:sz="6"/>
+                    <w:bottom w:val="single" w:color="000000" w:sz="6"/>
+                    <w:right w:val="single" w:color="000000" w:sz="6"/>
+                  </w:tcBorders>
+                  <w:vAlign w:val="center"/>
+                </w:tcPr>
+                <w:p>
+                  <w:pPr>
+                    <w:keepNext w:val="false"/>
+                    <w:bidi w:val="false"/>
+                    <w:spacing w:after="0"/>
+                    <w:jc w:val="center"/>
+                  </w:pPr>
+                  <w:r>
+                    <w:rPr>
+                      <w:rFonts w:ascii="Arial" w:cs="Arial" w:eastAsia="Arial" w:hAnsi="Arial"/>
+                      <w:b/>
+                      <w:bCs/>
+                      <w:color w:val="000000"/>
+                      <w:sz w:val="32"/>
+                      <w:szCs w:val="32"/>
+                    </w:rPr>
+                    <w:t xml:space="preserve"/>
+                  </w:r>
+                </w:p>
+              </w:tc>
+              <w:tc>
+                <w:tcPr>
+                  <w:tcW w:type="dxa" w:w="400"/>
+                  <w:tcBorders>
+                    <w:top w:val="single" w:color="000000" w:sz="6"/>
+                    <w:left w:val="single" w:color="000000" w:sz="6"/>
+                    <w:bottom w:val="single" w:color="000000" w:sz="6"/>
+                    <w:right w:val="single" w:color="000000" w:sz="6"/>
+                  </w:tcBorders>
+                  <w:vAlign w:val="center"/>
+                </w:tcPr>
+                <w:p>
+                  <w:pPr>
+                    <w:keepNext w:val="false"/>
+                    <w:bidi w:val="false"/>
+                    <w:spacing w:after="0"/>
+                    <w:jc w:val="center"/>
+                  </w:pPr>
+                  <w:r>
+                    <w:rPr>
+                      <w:rFonts w:ascii="Arial" w:cs="Arial" w:eastAsia="Arial" w:hAnsi="Arial"/>
+                      <w:b/>
+                      <w:bCs/>
+                      <w:color w:val="000000"/>
+                      <w:sz w:val="32"/>
+                      <w:szCs w:val="32"/>
+                    </w:rPr>
+                    <w:t xml:space="preserve"/>
+                  </w:r>
+                </w:p>
+              </w:tc>
+              <w:tc>
+                <w:tcPr>
+                  <w:tcW w:type="dxa" w:w="400"/>
+                  <w:tcBorders>
+                    <w:top w:val="single" w:color="000000" w:sz="6"/>
+                    <w:left w:val="single" w:color="000000" w:sz="6"/>
+                    <w:bottom w:val="single" w:color="000000" w:sz="6"/>
+                    <w:right w:val="single" w:color="000000" w:sz="6"/>
+                  </w:tcBorders>
+                  <w:vAlign w:val="center"/>
+                </w:tcPr>
+                <w:p>
+                  <w:pPr>
+                    <w:keepNext w:val="false"/>
+                    <w:bidi w:val="false"/>
+                    <w:spacing w:after="0"/>
+                    <w:jc w:val="center"/>
+                  </w:pPr>
+                  <w:r>
+                    <w:rPr>
+                      <w:rFonts w:ascii="Arial" w:cs="Arial" w:eastAsia="Arial" w:hAnsi="Arial"/>
+                      <w:b/>
+                      <w:bCs/>
+                      <w:color w:val="000000"/>
+                      <w:sz w:val="32"/>
+                      <w:szCs w:val="32"/>
+                    </w:rPr>
+                    <w:t xml:space="preserve"/>
+                  </w:r>
+                </w:p>
+              </w:tc>
+            </w:tr>
+          </w:tbl>
+          <w:p>
+            <w:pPr>
+              <w:bidi/>
+              <w:spacing w:after="0" w:before="40"/>
+            </w:pPr>
+            <w:r>
+              <w:rPr>
+                <w:rFonts w:ascii="Arial" w:cs="Arial" w:eastAsia="Arial" w:hAnsi="Arial"/>
+                <w:sz w:val="19"/>
+                <w:szCs w:val="19"/>
+                <w:rtl/>
+              </w:rPr>
+              <w:t xml:space="preserve">אחרי: הציור (הקו באפור)</w:t>
+            </w:r>
+          </w:p>
+        </w:tc>
+      </w:tr>
+    </w:tbl>
+    <w:p>
+      <w:pPr>
+        <w:keepLines/>
+        <w:bidi/>
+        <w:spacing w:after="60" w:before="60"/>
+        <w:ind w:start="360"/>
+        <w:jc w:val="start"/>
+      </w:pPr>
+      <w:r>
+        <w:rPr>
+          <w:rFonts w:ascii="Consolas" w:cs="Consolas" w:eastAsia="Consolas" w:hAnsi="Consolas"/>
+          <w:sz w:val="20"/>
+          <w:szCs w:val="20"/>
+          <w:rtl w:val="false"/>
+        </w:rPr>
+        <w:t xml:space="preserve">‎forward(100)‎</w:t>
+      </w:r>
+      <w:r>
+        <w:rPr>
+          <w:rFonts w:ascii="Arial" w:cs="Arial" w:eastAsia="Arial" w:hAnsi="Arial"/>
+          <w:sz w:val="22"/>
+          <w:szCs w:val="22"/>
+          <w:rtl/>
+        </w:rPr>
+        <w:t xml:space="preserve"> הוא קו של 2 משבצות ימינה. </w:t>
+      </w:r>
+      <w:r>
+        <w:rPr>
+          <w:rFonts w:ascii="Consolas" w:cs="Consolas" w:eastAsia="Consolas" w:hAnsi="Consolas"/>
+          <w:sz w:val="20"/>
+          <w:szCs w:val="20"/>
+          <w:rtl w:val="false"/>
+        </w:rPr>
+        <w:t xml:space="preserve">‎right(90)‎</w:t>
+      </w:r>
+      <w:r>
+        <w:rPr>
+          <w:rFonts w:ascii="Arial" w:cs="Arial" w:eastAsia="Arial" w:hAnsi="Arial"/>
+          <w:sz w:val="22"/>
+          <w:szCs w:val="22"/>
+          <w:rtl/>
+        </w:rPr>
+        <w:t xml:space="preserve"> מפנה את הצב למטה. </w:t>
+      </w:r>
+      <w:r>
+        <w:rPr>
+          <w:rFonts w:ascii="Consolas" w:cs="Consolas" w:eastAsia="Consolas" w:hAnsi="Consolas"/>
+          <w:sz w:val="20"/>
+          <w:szCs w:val="20"/>
+          <w:rtl w:val="false"/>
+        </w:rPr>
+        <w:t xml:space="preserve">‎forward(50)‎</w:t>
+      </w:r>
+      <w:r>
+        <w:rPr>
+          <w:rFonts w:ascii="Arial" w:cs="Arial" w:eastAsia="Arial" w:hAnsi="Arial"/>
+          <w:sz w:val="22"/>
+          <w:szCs w:val="22"/>
+          <w:rtl/>
+        </w:rPr>
+        <w:t xml:space="preserve"> הוא קו של משבצת אחת למטה. הצב מסיים בחץ שפונה למטה.</w:t>
+      </w:r>
+    </w:p>
+    <w:p>
+      <w:pPr>
+        <w:keepNext/>
+        <w:keepLines/>
         <w:pBdr>
-          <w:bottom w:val="single" w:color="1F4E79" w:sz="8" w:space="2"/>
+          <w:bottom w:val="single" w:color="000000" w:sz="8" w:space="2"/>
         </w:pBdr>
         <w:bidi/>
         <w:spacing w:after="120" w:before="280"/>
@@ -463,9 +1919,9 @@
           <w:rFonts w:ascii="Arial" w:cs="Arial" w:eastAsia="Arial" w:hAnsi="Arial"/>
           <w:b/>
           <w:bCs/>
-          <w:color w:val="1F4E79"/>
-          <w:sz w:val="24"/>
-          <w:szCs w:val="24"/>
+          <w:color w:val="000000"/>
+          <w:sz w:val="26"/>
+          <w:szCs w:val="26"/>
           <w:rtl/>
         </w:rPr>
         <w:t xml:space="preserve">שאלה 1  ·  הכרת הפקודות  (17 נקודות)</w:t>
@@ -498,113 +1954,181 @@
           <w:szCs w:val="22"/>
           <w:rtl/>
         </w:rPr>
-        <w:t xml:space="preserve">איזו מהשורות הבאות כתובה נכון, ותרוץ בלי הודעת שגיאה?</w:t>
-      </w:r>
-      <w:r>
-        <w:rPr>
-          <w:rFonts w:ascii="Arial" w:cs="Arial" w:eastAsia="Arial" w:hAnsi="Arial"/>
-          <w:b/>
-          <w:bCs/>
-          <w:color w:val="555555"/>
-          <w:sz w:val="20"/>
-          <w:szCs w:val="20"/>
-          <w:rtl/>
-        </w:rPr>
-        <w:t xml:space="preserve">   (4 נק׳)</w:t>
-      </w:r>
-    </w:p>
-    <w:p>
-      <w:pPr>
-        <w:keepNext/>
-        <w:keepLines/>
-        <w:bidi w:val="false"/>
-        <w:spacing w:after="40"/>
-        <w:ind w:left="700"/>
-        <w:jc w:val="left"/>
-      </w:pPr>
-      <w:r>
-        <w:rPr>
-          <w:rFonts w:ascii="Arial" w:cs="Arial" w:eastAsia="Arial" w:hAnsi="Arial"/>
-          <w:b/>
-          <w:bCs/>
-          <w:sz w:val="22"/>
-          <w:szCs w:val="22"/>
-        </w:rPr>
-        <w:t xml:space="preserve">1)  </w:t>
+        <w:t xml:space="preserve">תלמיד כתב את הקוד הבא ואמר: </w:t>
       </w:r>
       <w:r>
         <w:rPr>
           <w:rFonts w:ascii="Consolas" w:cs="Consolas" w:eastAsia="Consolas" w:hAnsi="Consolas"/>
           <w:sz w:val="20"/>
           <w:szCs w:val="20"/>
-        </w:rPr>
-        <w:t xml:space="preserve">turtle.Forward(100)</w:t>
+          <w:rtl w:val="false"/>
+        </w:rPr>
+        <w:t xml:space="preserve">‎הקו שהצב צייר פונה למעלה, כי אחרי ה-forward יש left‎</w:t>
+      </w:r>
+      <w:r>
+        <w:rPr>
+          <w:rFonts w:ascii="Arial" w:cs="Arial" w:eastAsia="Arial" w:hAnsi="Arial"/>
+          <w:sz w:val="22"/>
+          <w:szCs w:val="22"/>
+          <w:rtl/>
+        </w:rPr>
+        <w:t xml:space="preserve">. הצב התחיל במצב ההתחלתי. האם התלמיד צודק?</w:t>
+      </w:r>
+      <w:r>
+        <w:rPr>
+          <w:rFonts w:ascii="Arial" w:cs="Arial" w:eastAsia="Arial" w:hAnsi="Arial"/>
+          <w:b/>
+          <w:bCs/>
+          <w:color w:val="000000"/>
+          <w:sz w:val="20"/>
+          <w:szCs w:val="20"/>
+          <w:rtl/>
+        </w:rPr>
+        <w:t xml:space="preserve">   (4 נק׳)</w:t>
       </w:r>
     </w:p>
     <w:p>
       <w:pPr>
         <w:keepNext/>
         <w:keepLines/>
+        <w:pBdr>
+          <w:top w:val="single" w:color="000000" w:sz="6" w:space="2"/>
+          <w:left w:val="single" w:color="000000" w:sz="12" w:space="4"/>
+        </w:pBdr>
         <w:bidi w:val="false"/>
-        <w:spacing w:after="40"/>
-        <w:ind w:left="700"/>
+        <w:spacing w:after="0" w:before="0"/>
+        <w:ind w:left="300" w:right="2400"/>
         <w:jc w:val="left"/>
       </w:pPr>
-      <w:r>
-        <w:rPr>
-          <w:rFonts w:ascii="Arial" w:cs="Arial" w:eastAsia="Arial" w:hAnsi="Arial"/>
-          <w:b/>
-          <w:bCs/>
-          <w:sz w:val="22"/>
-          <w:szCs w:val="22"/>
-        </w:rPr>
-        <w:t xml:space="preserve">2)  </w:t>
-      </w:r>
       <w:r>
         <w:rPr>
           <w:rFonts w:ascii="Consolas" w:cs="Consolas" w:eastAsia="Consolas" w:hAnsi="Consolas"/>
           <w:sz w:val="20"/>
           <w:szCs w:val="20"/>
         </w:rPr>
-        <w:t xml:space="preserve">turtle.forward("100")</w:t>
+        <w:t xml:space="preserve">turtle.forward(100)</w:t>
       </w:r>
     </w:p>
     <w:p>
       <w:pPr>
         <w:keepNext/>
         <w:keepLines/>
+        <w:pBdr>
+          <w:left w:val="single" w:color="000000" w:sz="12" w:space="4"/>
+          <w:bottom w:val="single" w:color="000000" w:sz="6" w:space="2"/>
+        </w:pBdr>
         <w:bidi w:val="false"/>
-        <w:spacing w:after="40"/>
-        <w:ind w:left="700"/>
+        <w:spacing w:after="0" w:before="0"/>
+        <w:ind w:left="300" w:right="2400"/>
         <w:jc w:val="left"/>
       </w:pPr>
-      <w:r>
-        <w:rPr>
-          <w:rFonts w:ascii="Arial" w:cs="Arial" w:eastAsia="Arial" w:hAnsi="Arial"/>
-          <w:b/>
-          <w:bCs/>
-          <w:sz w:val="22"/>
-          <w:szCs w:val="22"/>
-        </w:rPr>
-        <w:t xml:space="preserve">3)  </w:t>
-      </w:r>
       <w:r>
         <w:rPr>
           <w:rFonts w:ascii="Consolas" w:cs="Consolas" w:eastAsia="Consolas" w:hAnsi="Consolas"/>
           <w:sz w:val="20"/>
           <w:szCs w:val="20"/>
         </w:rPr>
-        <w:t xml:space="preserve">turtle.forward(100)</w:t>
+        <w:t xml:space="preserve">turtle.left(90)</w:t>
+      </w:r>
+    </w:p>
+    <w:p>
+      <w:pPr>
+        <w:keepNext/>
+        <w:keepLines/>
+        <w:bidi/>
+        <w:spacing w:after="40" w:before="0"/>
+        <w:ind w:start="700"/>
+        <w:jc w:val="start"/>
+      </w:pPr>
+      <w:r>
+        <w:rPr>
+          <w:rFonts w:ascii="Arial" w:cs="Arial" w:eastAsia="Arial" w:hAnsi="Arial"/>
+          <w:b/>
+          <w:bCs/>
+          <w:sz w:val="22"/>
+          <w:szCs w:val="22"/>
+          <w:rtl/>
+        </w:rPr>
+        <w:t xml:space="preserve">1)  </w:t>
+      </w:r>
+      <w:r>
+        <w:rPr>
+          <w:rFonts w:ascii="Arial" w:cs="Arial" w:eastAsia="Arial" w:hAnsi="Arial"/>
+          <w:sz w:val="22"/>
+          <w:szCs w:val="22"/>
+          <w:rtl/>
+        </w:rPr>
+        <w:t xml:space="preserve">כן, הפנייה גורמת לקו להיות מצויר כלפי מעלה</w:t>
+      </w:r>
+    </w:p>
+    <w:p>
+      <w:pPr>
+        <w:keepNext/>
+        <w:keepLines/>
+        <w:bidi/>
+        <w:spacing w:after="40" w:before="0"/>
+        <w:ind w:start="700"/>
+        <w:jc w:val="start"/>
+      </w:pPr>
+      <w:r>
+        <w:rPr>
+          <w:rFonts w:ascii="Arial" w:cs="Arial" w:eastAsia="Arial" w:hAnsi="Arial"/>
+          <w:b/>
+          <w:bCs/>
+          <w:sz w:val="22"/>
+          <w:szCs w:val="22"/>
+          <w:rtl/>
+        </w:rPr>
+        <w:t xml:space="preserve">2)  </w:t>
+      </w:r>
+      <w:r>
+        <w:rPr>
+          <w:rFonts w:ascii="Arial" w:cs="Arial" w:eastAsia="Arial" w:hAnsi="Arial"/>
+          <w:sz w:val="22"/>
+          <w:szCs w:val="22"/>
+          <w:rtl/>
+        </w:rPr>
+        <w:t xml:space="preserve">לא, הקו לא מצויר בכלל, כי left מבטלת את ה-forward</w:t>
+      </w:r>
+    </w:p>
+    <w:p>
+      <w:pPr>
+        <w:keepNext/>
+        <w:keepLines/>
+        <w:bidi/>
+        <w:spacing w:after="40" w:before="0"/>
+        <w:ind w:start="700"/>
+        <w:jc w:val="start"/>
+      </w:pPr>
+      <w:r>
+        <w:rPr>
+          <w:rFonts w:ascii="Arial" w:cs="Arial" w:eastAsia="Arial" w:hAnsi="Arial"/>
+          <w:b/>
+          <w:bCs/>
+          <w:sz w:val="22"/>
+          <w:szCs w:val="22"/>
+          <w:rtl/>
+        </w:rPr>
+        <w:t xml:space="preserve">3)  </w:t>
+      </w:r>
+      <w:r>
+        <w:rPr>
+          <w:rFonts w:ascii="Arial" w:cs="Arial" w:eastAsia="Arial" w:hAnsi="Arial"/>
+          <w:sz w:val="22"/>
+          <w:szCs w:val="22"/>
+          <w:rtl/>
+        </w:rPr>
+        <w:t xml:space="preserve">לא, הקו מצויר ימינה. הפנייה מתבצעת אחרי שהקו כבר צויר, והיא רק משנה לאן הצב פונה מעכשיו</w:t>
       </w:r>
     </w:p>
     <w:p>
       <w:pPr>
         <w:keepNext w:val="false"/>
         <w:keepLines/>
-        <w:bidi w:val="false"/>
-        <w:spacing w:after="160"/>
-        <w:ind w:left="700"/>
-        <w:jc w:val="left"/>
+        <w:bidi/>
+        <w:spacing w:after="160" w:before="0"/>
+        <w:ind w:start="700"/>
+        <w:jc w:val="start"/>
       </w:pPr>
       <w:r>
         <w:rPr>
@@ -613,16 +2137,18 @@
           <w:bCs/>
           <w:sz w:val="22"/>
           <w:szCs w:val="22"/>
+          <w:rtl/>
         </w:rPr>
         <w:t xml:space="preserve">4)  </w:t>
       </w:r>
       <w:r>
         <w:rPr>
-          <w:rFonts w:ascii="Consolas" w:cs="Consolas" w:eastAsia="Consolas" w:hAnsi="Consolas"/>
-          <w:sz w:val="20"/>
-          <w:szCs w:val="20"/>
-        </w:rPr>
-        <w:t xml:space="preserve">turtle.forward 100</w:t>
+          <w:rFonts w:ascii="Arial" w:cs="Arial" w:eastAsia="Arial" w:hAnsi="Arial"/>
+          <w:sz w:val="22"/>
+          <w:szCs w:val="22"/>
+          <w:rtl/>
+        </w:rPr>
+        <w:t xml:space="preserve">כן, כי left תמיד מזיזה את הצב למעלה</w:t>
       </w:r>
     </w:p>
     <w:p>
@@ -677,7 +2203,7 @@
           <w:rFonts w:ascii="Arial" w:cs="Arial" w:eastAsia="Arial" w:hAnsi="Arial"/>
           <w:b/>
           <w:bCs/>
-          <w:color w:val="555555"/>
+          <w:color w:val="000000"/>
           <w:sz w:val="20"/>
           <w:szCs w:val="20"/>
           <w:rtl/>
@@ -857,7 +2383,7 @@
           <w:rFonts w:ascii="Arial" w:cs="Arial" w:eastAsia="Arial" w:hAnsi="Arial"/>
           <w:b/>
           <w:bCs/>
-          <w:color w:val="555555"/>
+          <w:color w:val="000000"/>
           <w:sz w:val="20"/>
           <w:szCs w:val="20"/>
           <w:rtl/>
@@ -1037,7 +2563,7 @@
           <w:rFonts w:ascii="Arial" w:cs="Arial" w:eastAsia="Arial" w:hAnsi="Arial"/>
           <w:b/>
           <w:bCs/>
-          <w:color w:val="555555"/>
+          <w:color w:val="000000"/>
           <w:sz w:val="20"/>
           <w:szCs w:val="20"/>
           <w:rtl/>
@@ -1170,7 +2696,7 @@
         <w:keepNext/>
         <w:keepLines/>
         <w:pBdr>
-          <w:bottom w:val="single" w:color="1F4E79" w:sz="8" w:space="2"/>
+          <w:bottom w:val="single" w:color="000000" w:sz="8" w:space="2"/>
         </w:pBdr>
         <w:bidi/>
         <w:spacing w:after="120" w:before="280"/>
@@ -1181,9 +2707,9 @@
           <w:rFonts w:ascii="Arial" w:cs="Arial" w:eastAsia="Arial" w:hAnsi="Arial"/>
           <w:b/>
           <w:bCs/>
-          <w:color w:val="1F4E79"/>
-          <w:sz w:val="24"/>
-          <w:szCs w:val="24"/>
+          <w:color w:val="000000"/>
+          <w:sz w:val="26"/>
+          <w:szCs w:val="26"/>
           <w:rtl/>
         </w:rPr>
         <w:t xml:space="preserve">שאלה 2  ·  כיוונים ופניות  (17 נקודות)</w:t>
@@ -1223,7 +2749,7 @@
           <w:rFonts w:ascii="Arial" w:cs="Arial" w:eastAsia="Arial" w:hAnsi="Arial"/>
           <w:b/>
           <w:bCs/>
-          <w:color w:val="555555"/>
+          <w:color w:val="000000"/>
           <w:sz w:val="20"/>
           <w:szCs w:val="20"/>
           <w:rtl/>
@@ -1236,10 +2762,9 @@
         <w:keepNext/>
         <w:keepLines/>
         <w:pBdr>
-          <w:top w:val="single" w:color="CCCCCC" w:sz="4" w:space="2"/>
-          <w:left w:val="single" w:color="999999" w:sz="6" w:space="4"/>
+          <w:top w:val="single" w:color="000000" w:sz="6" w:space="2"/>
+          <w:left w:val="single" w:color="000000" w:sz="12" w:space="4"/>
         </w:pBdr>
-        <w:shd w:fill="F2F2F2" w:color="auto" w:val="clear"/>
         <w:bidi w:val="false"/>
         <w:spacing w:after="0" w:before="0"/>
         <w:ind w:left="300" w:right="2400"/>
@@ -1259,10 +2784,9 @@
         <w:keepNext/>
         <w:keepLines/>
         <w:pBdr>
-          <w:left w:val="single" w:color="999999" w:sz="6" w:space="4"/>
-          <w:bottom w:val="single" w:color="CCCCCC" w:sz="4" w:space="2"/>
+          <w:left w:val="single" w:color="000000" w:sz="12" w:space="4"/>
+          <w:bottom w:val="single" w:color="000000" w:sz="6" w:space="2"/>
         </w:pBdr>
-        <w:shd w:fill="F2F2F2" w:color="auto" w:val="clear"/>
         <w:bidi w:val="false"/>
         <w:spacing w:after="0" w:before="0"/>
         <w:ind w:left="300" w:right="2400"/>
@@ -1431,7 +2955,7 @@
           <w:rFonts w:ascii="Arial" w:cs="Arial" w:eastAsia="Arial" w:hAnsi="Arial"/>
           <w:b/>
           <w:bCs/>
-          <w:color w:val="555555"/>
+          <w:color w:val="000000"/>
           <w:sz w:val="20"/>
           <w:szCs w:val="20"/>
           <w:rtl/>
@@ -1593,7 +3117,7 @@
           <w:rFonts w:ascii="Arial" w:cs="Arial" w:eastAsia="Arial" w:hAnsi="Arial"/>
           <w:b/>
           <w:bCs/>
-          <w:color w:val="555555"/>
+          <w:color w:val="000000"/>
           <w:sz w:val="20"/>
           <w:szCs w:val="20"/>
           <w:rtl/>
@@ -1606,10 +3130,9 @@
         <w:keepNext/>
         <w:keepLines/>
         <w:pBdr>
-          <w:top w:val="single" w:color="CCCCCC" w:sz="4" w:space="2"/>
-          <w:left w:val="single" w:color="999999" w:sz="6" w:space="4"/>
+          <w:top w:val="single" w:color="000000" w:sz="6" w:space="2"/>
+          <w:left w:val="single" w:color="000000" w:sz="12" w:space="4"/>
         </w:pBdr>
-        <w:shd w:fill="F2F2F2" w:color="auto" w:val="clear"/>
         <w:bidi w:val="false"/>
         <w:spacing w:after="0" w:before="0"/>
         <w:ind w:left="300" w:right="2400"/>
@@ -1629,10 +3152,9 @@
         <w:keepNext/>
         <w:keepLines/>
         <w:pBdr>
-          <w:left w:val="single" w:color="999999" w:sz="6" w:space="4"/>
-          <w:bottom w:val="single" w:color="CCCCCC" w:sz="4" w:space="2"/>
+          <w:left w:val="single" w:color="000000" w:sz="12" w:space="4"/>
+          <w:bottom w:val="single" w:color="000000" w:sz="6" w:space="2"/>
         </w:pBdr>
-        <w:shd w:fill="F2F2F2" w:color="auto" w:val="clear"/>
         <w:bidi w:val="false"/>
         <w:spacing w:after="0" w:before="0"/>
         <w:ind w:left="300" w:right="2400"/>
@@ -1801,7 +3323,7 @@
           <w:rFonts w:ascii="Arial" w:cs="Arial" w:eastAsia="Arial" w:hAnsi="Arial"/>
           <w:b/>
           <w:bCs/>
-          <w:color w:val="555555"/>
+          <w:color w:val="000000"/>
           <w:sz w:val="20"/>
           <w:szCs w:val="20"/>
           <w:rtl/>
@@ -1814,10 +3336,9 @@
         <w:keepNext/>
         <w:keepLines/>
         <w:pBdr>
-          <w:top w:val="single" w:color="CCCCCC" w:sz="4" w:space="2"/>
-          <w:left w:val="single" w:color="999999" w:sz="6" w:space="4"/>
+          <w:top w:val="single" w:color="000000" w:sz="6" w:space="2"/>
+          <w:left w:val="single" w:color="000000" w:sz="12" w:space="4"/>
         </w:pBdr>
-        <w:shd w:fill="F2F2F2" w:color="auto" w:val="clear"/>
         <w:bidi w:val="false"/>
         <w:spacing w:after="0" w:before="0"/>
         <w:ind w:left="300" w:right="2400"/>
@@ -1837,9 +3358,8 @@
         <w:keepNext/>
         <w:keepLines/>
         <w:pBdr>
-          <w:left w:val="single" w:color="999999" w:sz="6" w:space="4"/>
+          <w:left w:val="single" w:color="000000" w:sz="12" w:space="4"/>
         </w:pBdr>
-        <w:shd w:fill="F2F2F2" w:color="auto" w:val="clear"/>
         <w:bidi w:val="false"/>
         <w:spacing w:after="0" w:before="0"/>
         <w:ind w:left="300" w:right="2400"/>
@@ -1859,9 +3379,8 @@
         <w:keepNext/>
         <w:keepLines/>
         <w:pBdr>
-          <w:left w:val="single" w:color="999999" w:sz="6" w:space="4"/>
+          <w:left w:val="single" w:color="000000" w:sz="12" w:space="4"/>
         </w:pBdr>
-        <w:shd w:fill="F2F2F2" w:color="auto" w:val="clear"/>
         <w:bidi w:val="false"/>
         <w:spacing w:after="0" w:before="0"/>
         <w:ind w:left="300" w:right="2400"/>
@@ -1881,10 +3400,9 @@
         <w:keepNext/>
         <w:keepLines/>
         <w:pBdr>
-          <w:left w:val="single" w:color="999999" w:sz="6" w:space="4"/>
-          <w:bottom w:val="single" w:color="CCCCCC" w:sz="4" w:space="2"/>
+          <w:left w:val="single" w:color="000000" w:sz="12" w:space="4"/>
+          <w:bottom w:val="single" w:color="000000" w:sz="6" w:space="2"/>
         </w:pBdr>
-        <w:shd w:fill="F2F2F2" w:color="auto" w:val="clear"/>
         <w:bidi w:val="false"/>
         <w:spacing w:after="0" w:before="0"/>
         <w:ind w:left="300" w:right="2400"/>
@@ -2024,7 +3542,7 @@
         <w:keepNext/>
         <w:keepLines/>
         <w:pBdr>
-          <w:bottom w:val="single" w:color="1F4E79" w:sz="8" w:space="2"/>
+          <w:bottom w:val="single" w:color="000000" w:sz="8" w:space="2"/>
         </w:pBdr>
         <w:bidi/>
         <w:spacing w:after="120" w:before="280"/>
@@ -2035,9 +3553,9 @@
           <w:rFonts w:ascii="Arial" w:cs="Arial" w:eastAsia="Arial" w:hAnsi="Arial"/>
           <w:b/>
           <w:bCs/>
-          <w:color w:val="1F4E79"/>
-          <w:sz w:val="24"/>
-          <w:szCs w:val="24"/>
+          <w:color w:val="000000"/>
+          <w:sz w:val="26"/>
+          <w:szCs w:val="26"/>
           <w:rtl/>
         </w:rPr>
         <w:t xml:space="preserve">שאלה 3  ·  מה הקוד עושה? (1)  (17 נקודות)</w:t>
@@ -2077,7 +3595,7 @@
           <w:rFonts w:ascii="Arial" w:cs="Arial" w:eastAsia="Arial" w:hAnsi="Arial"/>
           <w:b/>
           <w:bCs/>
-          <w:color w:val="555555"/>
+          <w:color w:val="000000"/>
           <w:sz w:val="20"/>
           <w:szCs w:val="20"/>
           <w:rtl/>
@@ -2089,113 +3607,1188 @@
       <w:pPr>
         <w:keepNext/>
         <w:keepLines/>
-        <w:pBdr>
-          <w:top w:val="single" w:color="CCCCCC" w:sz="4" w:space="2"/>
-          <w:left w:val="single" w:color="999999" w:sz="6" w:space="4"/>
-        </w:pBdr>
-        <w:shd w:fill="F2F2F2" w:color="auto" w:val="clear"/>
-        <w:bidi w:val="false"/>
-        <w:spacing w:after="0" w:before="0"/>
-        <w:ind w:left="300" w:right="2400"/>
-        <w:jc w:val="left"/>
-      </w:pPr>
-      <w:r>
-        <w:rPr>
-          <w:rFonts w:ascii="Consolas" w:cs="Consolas" w:eastAsia="Consolas" w:hAnsi="Consolas"/>
+        <w:bidi/>
+        <w:spacing w:after="60" w:before="0"/>
+        <w:ind w:start="360"/>
+        <w:jc w:val="start"/>
+      </w:pPr>
+      <w:r>
+        <w:rPr>
+          <w:rFonts w:ascii="Arial" w:cs="Arial" w:eastAsia="Arial" w:hAnsi="Arial"/>
+          <w:b/>
+          <w:bCs/>
           <w:sz w:val="20"/>
           <w:szCs w:val="20"/>
-        </w:rPr>
-        <w:t xml:space="preserve">turtle.forward(100)</w:t>
-      </w:r>
-    </w:p>
+          <w:rtl/>
+        </w:rPr>
+        <w:t xml:space="preserve">ציירו ברשת את מה שהקוד מצייר, וסיימו בחץ שמראה היכן הצב עומד ולאן הוא פונה.</w:t>
+      </w:r>
+    </w:p>
+    <w:tbl>
+      <w:tblPr>
+        <w:bidiVisual/>
+        <w:tblW w:type="dxa" w:w="9400"/>
+        <w:jc w:val="left"/>
+        <w:tblInd w:type="dxa" w:w="300"/>
+        <w:tblBorders>
+          <w:top w:val="single" w:color="auto" w:sz="4"/>
+          <w:left w:val="single" w:color="auto" w:sz="4"/>
+          <w:bottom w:val="single" w:color="auto" w:sz="4"/>
+          <w:right w:val="single" w:color="auto" w:sz="4"/>
+          <w:insideH w:val="single" w:color="auto" w:sz="4"/>
+          <w:insideV w:val="single" w:color="auto" w:sz="4"/>
+        </w:tblBorders>
+      </w:tblPr>
+      <w:tblGrid>
+        <w:gridCol w:w="2900"/>
+        <w:gridCol w:w="6500"/>
+      </w:tblGrid>
+      <w:tr>
+        <w:trPr>
+          <w:cantSplit/>
+        </w:trPr>
+        <w:tc>
+          <w:tcPr>
+            <w:tcW w:type="dxa" w:w="2900"/>
+            <w:tcBorders>
+              <w:top w:val="none" w:color="FFFFFF" w:sz="0"/>
+              <w:left w:val="none" w:color="FFFFFF" w:sz="0"/>
+              <w:bottom w:val="none" w:color="FFFFFF" w:sz="0"/>
+              <w:right w:val="none" w:color="FFFFFF" w:sz="0"/>
+            </w:tcBorders>
+            <w:tcMar>
+              <w:right w:type="dxa" w:w="100"/>
+            </w:tcMar>
+            <w:vAlign w:val="center"/>
+          </w:tcPr>
+          <w:p>
+            <w:pPr>
+              <w:keepNext/>
+              <w:keepLines/>
+              <w:pBdr>
+                <w:top w:val="single" w:color="000000" w:sz="6" w:space="2"/>
+                <w:left w:val="single" w:color="000000" w:sz="12" w:space="4"/>
+              </w:pBdr>
+              <w:bidi w:val="false"/>
+              <w:spacing w:after="0" w:before="0"/>
+              <w:ind w:left="100" w:right="100"/>
+              <w:jc w:val="left"/>
+            </w:pPr>
+            <w:r>
+              <w:rPr>
+                <w:rFonts w:ascii="Consolas" w:cs="Consolas" w:eastAsia="Consolas" w:hAnsi="Consolas"/>
+                <w:sz w:val="20"/>
+                <w:szCs w:val="20"/>
+              </w:rPr>
+              <w:t xml:space="preserve">turtle.forward(100)</w:t>
+            </w:r>
+          </w:p>
+          <w:p>
+            <w:pPr>
+              <w:keepNext/>
+              <w:keepLines/>
+              <w:pBdr>
+                <w:left w:val="single" w:color="000000" w:sz="12" w:space="4"/>
+              </w:pBdr>
+              <w:bidi w:val="false"/>
+              <w:spacing w:after="0" w:before="0"/>
+              <w:ind w:left="100" w:right="100"/>
+              <w:jc w:val="left"/>
+            </w:pPr>
+            <w:r>
+              <w:rPr>
+                <w:rFonts w:ascii="Consolas" w:cs="Consolas" w:eastAsia="Consolas" w:hAnsi="Consolas"/>
+                <w:sz w:val="20"/>
+                <w:szCs w:val="20"/>
+              </w:rPr>
+              <w:t xml:space="preserve">turtle.left(90)</w:t>
+            </w:r>
+          </w:p>
+          <w:p>
+            <w:pPr>
+              <w:keepNext/>
+              <w:keepLines/>
+              <w:pBdr>
+                <w:left w:val="single" w:color="000000" w:sz="12" w:space="4"/>
+              </w:pBdr>
+              <w:bidi w:val="false"/>
+              <w:spacing w:after="0" w:before="0"/>
+              <w:ind w:left="100" w:right="100"/>
+              <w:jc w:val="left"/>
+            </w:pPr>
+            <w:r>
+              <w:rPr>
+                <w:rFonts w:ascii="Consolas" w:cs="Consolas" w:eastAsia="Consolas" w:hAnsi="Consolas"/>
+                <w:sz w:val="20"/>
+                <w:szCs w:val="20"/>
+              </w:rPr>
+              <w:t xml:space="preserve">turtle.forward(100)</w:t>
+            </w:r>
+          </w:p>
+          <w:p>
+            <w:pPr>
+              <w:keepNext/>
+              <w:keepLines/>
+              <w:pBdr>
+                <w:left w:val="single" w:color="000000" w:sz="12" w:space="4"/>
+              </w:pBdr>
+              <w:bidi w:val="false"/>
+              <w:spacing w:after="0" w:before="0"/>
+              <w:ind w:left="100" w:right="100"/>
+              <w:jc w:val="left"/>
+            </w:pPr>
+            <w:r>
+              <w:rPr>
+                <w:rFonts w:ascii="Consolas" w:cs="Consolas" w:eastAsia="Consolas" w:hAnsi="Consolas"/>
+                <w:sz w:val="20"/>
+                <w:szCs w:val="20"/>
+              </w:rPr>
+              <w:t xml:space="preserve">turtle.left(90)</w:t>
+            </w:r>
+          </w:p>
+          <w:p>
+            <w:pPr>
+              <w:keepNext/>
+              <w:keepLines/>
+              <w:pBdr>
+                <w:left w:val="single" w:color="000000" w:sz="12" w:space="4"/>
+                <w:bottom w:val="single" w:color="000000" w:sz="6" w:space="2"/>
+              </w:pBdr>
+              <w:bidi w:val="false"/>
+              <w:spacing w:after="0" w:before="0"/>
+              <w:ind w:left="100" w:right="100"/>
+              <w:jc w:val="left"/>
+            </w:pPr>
+            <w:r>
+              <w:rPr>
+                <w:rFonts w:ascii="Consolas" w:cs="Consolas" w:eastAsia="Consolas" w:hAnsi="Consolas"/>
+                <w:sz w:val="20"/>
+                <w:szCs w:val="20"/>
+              </w:rPr>
+              <w:t xml:space="preserve">turtle.forward(100)</w:t>
+            </w:r>
+          </w:p>
+        </w:tc>
+        <w:tc>
+          <w:tcPr>
+            <w:tcW w:type="dxa" w:w="6500"/>
+            <w:tcBorders>
+              <w:top w:val="none" w:color="FFFFFF" w:sz="0"/>
+              <w:left w:val="none" w:color="FFFFFF" w:sz="0"/>
+              <w:bottom w:val="none" w:color="FFFFFF" w:sz="0"/>
+              <w:right w:val="none" w:color="FFFFFF" w:sz="0"/>
+            </w:tcBorders>
+            <w:tcMar>
+              <w:left w:type="dxa" w:w="200"/>
+            </w:tcMar>
+          </w:tcPr>
+          <w:tbl>
+            <w:tblPr>
+              <w:bidiVisual/>
+              <w:tblW w:type="dxa" w:w="3000"/>
+              <w:jc w:val="left"/>
+              <w:tblInd w:type="dxa" w:w="0"/>
+              <w:tblBorders>
+                <w:top w:val="single" w:color="auto" w:sz="4"/>
+                <w:left w:val="single" w:color="auto" w:sz="4"/>
+                <w:bottom w:val="single" w:color="auto" w:sz="4"/>
+                <w:right w:val="single" w:color="auto" w:sz="4"/>
+                <w:insideH w:val="single" w:color="auto" w:sz="4"/>
+                <w:insideV w:val="single" w:color="auto" w:sz="4"/>
+              </w:tblBorders>
+            </w:tblPr>
+            <w:tblGrid>
+              <w:gridCol w:w="500"/>
+              <w:gridCol w:w="500"/>
+              <w:gridCol w:w="500"/>
+              <w:gridCol w:w="500"/>
+              <w:gridCol w:w="500"/>
+              <w:gridCol w:w="500"/>
+            </w:tblGrid>
+            <w:tr>
+              <w:trPr>
+                <w:cantSplit/>
+                <w:trHeight w:val="500" w:hRule="exact"/>
+              </w:trPr>
+              <w:tc>
+                <w:tcPr>
+                  <w:tcW w:type="dxa" w:w="500"/>
+                  <w:tcBorders>
+                    <w:top w:val="single" w:color="000000" w:sz="6"/>
+                    <w:left w:val="single" w:color="000000" w:sz="6"/>
+                    <w:bottom w:val="single" w:color="000000" w:sz="6"/>
+                    <w:right w:val="single" w:color="000000" w:sz="6"/>
+                  </w:tcBorders>
+                  <w:vAlign w:val="center"/>
+                </w:tcPr>
+                <w:p>
+                  <w:pPr>
+                    <w:keepNext/>
+                    <w:bidi w:val="false"/>
+                    <w:spacing w:after="0"/>
+                    <w:jc w:val="center"/>
+                  </w:pPr>
+                  <w:r>
+                    <w:rPr>
+                      <w:rFonts w:ascii="Arial" w:cs="Arial" w:eastAsia="Arial" w:hAnsi="Arial"/>
+                      <w:b/>
+                      <w:bCs/>
+                      <w:color w:val="000000"/>
+                      <w:sz w:val="32"/>
+                      <w:szCs w:val="32"/>
+                    </w:rPr>
+                    <w:t xml:space="preserve"/>
+                  </w:r>
+                </w:p>
+              </w:tc>
+              <w:tc>
+                <w:tcPr>
+                  <w:tcW w:type="dxa" w:w="500"/>
+                  <w:tcBorders>
+                    <w:top w:val="single" w:color="000000" w:sz="6"/>
+                    <w:left w:val="single" w:color="000000" w:sz="6"/>
+                    <w:bottom w:val="single" w:color="000000" w:sz="6"/>
+                    <w:right w:val="single" w:color="000000" w:sz="6"/>
+                  </w:tcBorders>
+                  <w:vAlign w:val="center"/>
+                </w:tcPr>
+                <w:p>
+                  <w:pPr>
+                    <w:keepNext/>
+                    <w:bidi w:val="false"/>
+                    <w:spacing w:after="0"/>
+                    <w:jc w:val="center"/>
+                  </w:pPr>
+                  <w:r>
+                    <w:rPr>
+                      <w:rFonts w:ascii="Arial" w:cs="Arial" w:eastAsia="Arial" w:hAnsi="Arial"/>
+                      <w:b/>
+                      <w:bCs/>
+                      <w:color w:val="000000"/>
+                      <w:sz w:val="32"/>
+                      <w:szCs w:val="32"/>
+                    </w:rPr>
+                    <w:t xml:space="preserve"/>
+                  </w:r>
+                </w:p>
+              </w:tc>
+              <w:tc>
+                <w:tcPr>
+                  <w:tcW w:type="dxa" w:w="500"/>
+                  <w:tcBorders>
+                    <w:top w:val="single" w:color="000000" w:sz="6"/>
+                    <w:left w:val="single" w:color="000000" w:sz="6"/>
+                    <w:bottom w:val="single" w:color="000000" w:sz="6"/>
+                    <w:right w:val="single" w:color="000000" w:sz="6"/>
+                  </w:tcBorders>
+                  <w:vAlign w:val="center"/>
+                </w:tcPr>
+                <w:p>
+                  <w:pPr>
+                    <w:keepNext/>
+                    <w:bidi w:val="false"/>
+                    <w:spacing w:after="0"/>
+                    <w:jc w:val="center"/>
+                  </w:pPr>
+                  <w:r>
+                    <w:rPr>
+                      <w:rFonts w:ascii="Arial" w:cs="Arial" w:eastAsia="Arial" w:hAnsi="Arial"/>
+                      <w:b/>
+                      <w:bCs/>
+                      <w:color w:val="000000"/>
+                      <w:sz w:val="32"/>
+                      <w:szCs w:val="32"/>
+                    </w:rPr>
+                    <w:t xml:space="preserve"/>
+                  </w:r>
+                </w:p>
+              </w:tc>
+              <w:tc>
+                <w:tcPr>
+                  <w:tcW w:type="dxa" w:w="500"/>
+                  <w:tcBorders>
+                    <w:top w:val="single" w:color="000000" w:sz="6"/>
+                    <w:left w:val="single" w:color="000000" w:sz="6"/>
+                    <w:bottom w:val="single" w:color="000000" w:sz="6"/>
+                    <w:right w:val="single" w:color="000000" w:sz="6"/>
+                  </w:tcBorders>
+                  <w:vAlign w:val="center"/>
+                </w:tcPr>
+                <w:p>
+                  <w:pPr>
+                    <w:keepNext/>
+                    <w:bidi w:val="false"/>
+                    <w:spacing w:after="0"/>
+                    <w:jc w:val="center"/>
+                  </w:pPr>
+                  <w:r>
+                    <w:rPr>
+                      <w:rFonts w:ascii="Arial" w:cs="Arial" w:eastAsia="Arial" w:hAnsi="Arial"/>
+                      <w:b/>
+                      <w:bCs/>
+                      <w:color w:val="000000"/>
+                      <w:sz w:val="32"/>
+                      <w:szCs w:val="32"/>
+                    </w:rPr>
+                    <w:t xml:space="preserve"/>
+                  </w:r>
+                </w:p>
+              </w:tc>
+              <w:tc>
+                <w:tcPr>
+                  <w:tcW w:type="dxa" w:w="500"/>
+                  <w:tcBorders>
+                    <w:top w:val="single" w:color="000000" w:sz="6"/>
+                    <w:left w:val="single" w:color="000000" w:sz="6"/>
+                    <w:bottom w:val="single" w:color="000000" w:sz="6"/>
+                    <w:right w:val="single" w:color="000000" w:sz="6"/>
+                  </w:tcBorders>
+                  <w:vAlign w:val="center"/>
+                </w:tcPr>
+                <w:p>
+                  <w:pPr>
+                    <w:keepNext/>
+                    <w:bidi w:val="false"/>
+                    <w:spacing w:after="0"/>
+                    <w:jc w:val="center"/>
+                  </w:pPr>
+                  <w:r>
+                    <w:rPr>
+                      <w:rFonts w:ascii="Arial" w:cs="Arial" w:eastAsia="Arial" w:hAnsi="Arial"/>
+                      <w:b/>
+                      <w:bCs/>
+                      <w:color w:val="000000"/>
+                      <w:sz w:val="32"/>
+                      <w:szCs w:val="32"/>
+                    </w:rPr>
+                    <w:t xml:space="preserve"/>
+                  </w:r>
+                </w:p>
+              </w:tc>
+              <w:tc>
+                <w:tcPr>
+                  <w:tcW w:type="dxa" w:w="500"/>
+                  <w:tcBorders>
+                    <w:top w:val="single" w:color="000000" w:sz="6"/>
+                    <w:left w:val="single" w:color="000000" w:sz="6"/>
+                    <w:bottom w:val="single" w:color="000000" w:sz="6"/>
+                    <w:right w:val="single" w:color="000000" w:sz="6"/>
+                  </w:tcBorders>
+                  <w:vAlign w:val="center"/>
+                </w:tcPr>
+                <w:p>
+                  <w:pPr>
+                    <w:keepNext/>
+                    <w:bidi w:val="false"/>
+                    <w:spacing w:after="0"/>
+                    <w:jc w:val="center"/>
+                  </w:pPr>
+                  <w:r>
+                    <w:rPr>
+                      <w:rFonts w:ascii="Arial" w:cs="Arial" w:eastAsia="Arial" w:hAnsi="Arial"/>
+                      <w:b/>
+                      <w:bCs/>
+                      <w:color w:val="000000"/>
+                      <w:sz w:val="32"/>
+                      <w:szCs w:val="32"/>
+                    </w:rPr>
+                    <w:t xml:space="preserve"/>
+                  </w:r>
+                </w:p>
+              </w:tc>
+            </w:tr>
+            <w:tr>
+              <w:trPr>
+                <w:cantSplit/>
+                <w:trHeight w:val="500" w:hRule="exact"/>
+              </w:trPr>
+              <w:tc>
+                <w:tcPr>
+                  <w:tcW w:type="dxa" w:w="500"/>
+                  <w:tcBorders>
+                    <w:top w:val="single" w:color="000000" w:sz="6"/>
+                    <w:left w:val="single" w:color="000000" w:sz="6"/>
+                    <w:bottom w:val="single" w:color="000000" w:sz="6"/>
+                    <w:right w:val="single" w:color="000000" w:sz="6"/>
+                  </w:tcBorders>
+                  <w:vAlign w:val="center"/>
+                </w:tcPr>
+                <w:p>
+                  <w:pPr>
+                    <w:keepNext/>
+                    <w:bidi w:val="false"/>
+                    <w:spacing w:after="0"/>
+                    <w:jc w:val="center"/>
+                  </w:pPr>
+                  <w:r>
+                    <w:rPr>
+                      <w:rFonts w:ascii="Arial" w:cs="Arial" w:eastAsia="Arial" w:hAnsi="Arial"/>
+                      <w:b/>
+                      <w:bCs/>
+                      <w:color w:val="000000"/>
+                      <w:sz w:val="32"/>
+                      <w:szCs w:val="32"/>
+                    </w:rPr>
+                    <w:t xml:space="preserve"/>
+                  </w:r>
+                </w:p>
+              </w:tc>
+              <w:tc>
+                <w:tcPr>
+                  <w:tcW w:type="dxa" w:w="500"/>
+                  <w:tcBorders>
+                    <w:top w:val="single" w:color="000000" w:sz="6"/>
+                    <w:left w:val="single" w:color="000000" w:sz="6"/>
+                    <w:bottom w:val="single" w:color="000000" w:sz="6"/>
+                    <w:right w:val="single" w:color="000000" w:sz="6"/>
+                  </w:tcBorders>
+                  <w:vAlign w:val="center"/>
+                </w:tcPr>
+                <w:p>
+                  <w:pPr>
+                    <w:keepNext/>
+                    <w:bidi w:val="false"/>
+                    <w:spacing w:after="0"/>
+                    <w:jc w:val="center"/>
+                  </w:pPr>
+                  <w:r>
+                    <w:rPr>
+                      <w:rFonts w:ascii="Arial" w:cs="Arial" w:eastAsia="Arial" w:hAnsi="Arial"/>
+                      <w:b/>
+                      <w:bCs/>
+                      <w:color w:val="000000"/>
+                      <w:sz w:val="32"/>
+                      <w:szCs w:val="32"/>
+                    </w:rPr>
+                    <w:t xml:space="preserve"/>
+                  </w:r>
+                </w:p>
+              </w:tc>
+              <w:tc>
+                <w:tcPr>
+                  <w:tcW w:type="dxa" w:w="500"/>
+                  <w:tcBorders>
+                    <w:top w:val="single" w:color="000000" w:sz="6"/>
+                    <w:left w:val="single" w:color="000000" w:sz="6"/>
+                    <w:bottom w:val="single" w:color="000000" w:sz="6"/>
+                    <w:right w:val="single" w:color="000000" w:sz="6"/>
+                  </w:tcBorders>
+                  <w:vAlign w:val="center"/>
+                </w:tcPr>
+                <w:p>
+                  <w:pPr>
+                    <w:keepNext/>
+                    <w:bidi w:val="false"/>
+                    <w:spacing w:after="0"/>
+                    <w:jc w:val="center"/>
+                  </w:pPr>
+                  <w:r>
+                    <w:rPr>
+                      <w:rFonts w:ascii="Arial" w:cs="Arial" w:eastAsia="Arial" w:hAnsi="Arial"/>
+                      <w:b/>
+                      <w:bCs/>
+                      <w:color w:val="000000"/>
+                      <w:sz w:val="32"/>
+                      <w:szCs w:val="32"/>
+                    </w:rPr>
+                    <w:t xml:space="preserve"/>
+                  </w:r>
+                </w:p>
+              </w:tc>
+              <w:tc>
+                <w:tcPr>
+                  <w:tcW w:type="dxa" w:w="500"/>
+                  <w:tcBorders>
+                    <w:top w:val="single" w:color="000000" w:sz="6"/>
+                    <w:left w:val="single" w:color="000000" w:sz="6"/>
+                    <w:bottom w:val="single" w:color="000000" w:sz="6"/>
+                    <w:right w:val="single" w:color="000000" w:sz="6"/>
+                  </w:tcBorders>
+                  <w:vAlign w:val="center"/>
+                </w:tcPr>
+                <w:p>
+                  <w:pPr>
+                    <w:keepNext/>
+                    <w:bidi w:val="false"/>
+                    <w:spacing w:after="0"/>
+                    <w:jc w:val="center"/>
+                  </w:pPr>
+                  <w:r>
+                    <w:rPr>
+                      <w:rFonts w:ascii="Arial" w:cs="Arial" w:eastAsia="Arial" w:hAnsi="Arial"/>
+                      <w:b/>
+                      <w:bCs/>
+                      <w:color w:val="000000"/>
+                      <w:sz w:val="32"/>
+                      <w:szCs w:val="32"/>
+                    </w:rPr>
+                    <w:t xml:space="preserve"/>
+                  </w:r>
+                </w:p>
+              </w:tc>
+              <w:tc>
+                <w:tcPr>
+                  <w:tcW w:type="dxa" w:w="500"/>
+                  <w:tcBorders>
+                    <w:top w:val="single" w:color="000000" w:sz="6"/>
+                    <w:left w:val="single" w:color="000000" w:sz="6"/>
+                    <w:bottom w:val="single" w:color="000000" w:sz="6"/>
+                    <w:right w:val="single" w:color="000000" w:sz="6"/>
+                  </w:tcBorders>
+                  <w:vAlign w:val="center"/>
+                </w:tcPr>
+                <w:p>
+                  <w:pPr>
+                    <w:keepNext/>
+                    <w:bidi w:val="false"/>
+                    <w:spacing w:after="0"/>
+                    <w:jc w:val="center"/>
+                  </w:pPr>
+                  <w:r>
+                    <w:rPr>
+                      <w:rFonts w:ascii="Arial" w:cs="Arial" w:eastAsia="Arial" w:hAnsi="Arial"/>
+                      <w:b/>
+                      <w:bCs/>
+                      <w:color w:val="000000"/>
+                      <w:sz w:val="32"/>
+                      <w:szCs w:val="32"/>
+                    </w:rPr>
+                    <w:t xml:space="preserve"/>
+                  </w:r>
+                </w:p>
+              </w:tc>
+              <w:tc>
+                <w:tcPr>
+                  <w:tcW w:type="dxa" w:w="500"/>
+                  <w:tcBorders>
+                    <w:top w:val="single" w:color="000000" w:sz="6"/>
+                    <w:left w:val="single" w:color="000000" w:sz="6"/>
+                    <w:bottom w:val="single" w:color="000000" w:sz="6"/>
+                    <w:right w:val="single" w:color="000000" w:sz="6"/>
+                  </w:tcBorders>
+                  <w:vAlign w:val="center"/>
+                </w:tcPr>
+                <w:p>
+                  <w:pPr>
+                    <w:keepNext/>
+                    <w:bidi w:val="false"/>
+                    <w:spacing w:after="0"/>
+                    <w:jc w:val="center"/>
+                  </w:pPr>
+                  <w:r>
+                    <w:rPr>
+                      <w:rFonts w:ascii="Arial" w:cs="Arial" w:eastAsia="Arial" w:hAnsi="Arial"/>
+                      <w:b/>
+                      <w:bCs/>
+                      <w:color w:val="000000"/>
+                      <w:sz w:val="32"/>
+                      <w:szCs w:val="32"/>
+                    </w:rPr>
+                    <w:t xml:space="preserve"/>
+                  </w:r>
+                </w:p>
+              </w:tc>
+            </w:tr>
+            <w:tr>
+              <w:trPr>
+                <w:cantSplit/>
+                <w:trHeight w:val="500" w:hRule="exact"/>
+              </w:trPr>
+              <w:tc>
+                <w:tcPr>
+                  <w:tcW w:type="dxa" w:w="500"/>
+                  <w:tcBorders>
+                    <w:top w:val="single" w:color="000000" w:sz="6"/>
+                    <w:left w:val="single" w:color="000000" w:sz="6"/>
+                    <w:bottom w:val="single" w:color="000000" w:sz="6"/>
+                    <w:right w:val="single" w:color="000000" w:sz="6"/>
+                  </w:tcBorders>
+                  <w:vAlign w:val="center"/>
+                </w:tcPr>
+                <w:p>
+                  <w:pPr>
+                    <w:keepNext/>
+                    <w:bidi w:val="false"/>
+                    <w:spacing w:after="0"/>
+                    <w:jc w:val="center"/>
+                  </w:pPr>
+                  <w:r>
+                    <w:rPr>
+                      <w:rFonts w:ascii="Arial" w:cs="Arial" w:eastAsia="Arial" w:hAnsi="Arial"/>
+                      <w:b/>
+                      <w:bCs/>
+                      <w:color w:val="000000"/>
+                      <w:sz w:val="32"/>
+                      <w:szCs w:val="32"/>
+                    </w:rPr>
+                    <w:t xml:space="preserve"/>
+                  </w:r>
+                </w:p>
+              </w:tc>
+              <w:tc>
+                <w:tcPr>
+                  <w:tcW w:type="dxa" w:w="500"/>
+                  <w:tcBorders>
+                    <w:top w:val="single" w:color="000000" w:sz="6"/>
+                    <w:left w:val="single" w:color="000000" w:sz="6"/>
+                    <w:bottom w:val="single" w:color="000000" w:sz="6"/>
+                    <w:right w:val="single" w:color="000000" w:sz="6"/>
+                  </w:tcBorders>
+                  <w:vAlign w:val="center"/>
+                </w:tcPr>
+                <w:p>
+                  <w:pPr>
+                    <w:keepNext/>
+                    <w:bidi w:val="false"/>
+                    <w:spacing w:after="0"/>
+                    <w:jc w:val="center"/>
+                  </w:pPr>
+                  <w:r>
+                    <w:rPr>
+                      <w:rFonts w:ascii="Arial" w:cs="Arial" w:eastAsia="Arial" w:hAnsi="Arial"/>
+                      <w:b/>
+                      <w:bCs/>
+                      <w:color w:val="000000"/>
+                      <w:sz w:val="32"/>
+                      <w:szCs w:val="32"/>
+                    </w:rPr>
+                    <w:t xml:space="preserve"/>
+                  </w:r>
+                </w:p>
+              </w:tc>
+              <w:tc>
+                <w:tcPr>
+                  <w:tcW w:type="dxa" w:w="500"/>
+                  <w:tcBorders>
+                    <w:top w:val="single" w:color="000000" w:sz="6"/>
+                    <w:left w:val="single" w:color="000000" w:sz="6"/>
+                    <w:bottom w:val="single" w:color="000000" w:sz="6"/>
+                    <w:right w:val="single" w:color="000000" w:sz="6"/>
+                  </w:tcBorders>
+                  <w:vAlign w:val="center"/>
+                </w:tcPr>
+                <w:p>
+                  <w:pPr>
+                    <w:keepNext/>
+                    <w:bidi w:val="false"/>
+                    <w:spacing w:after="0"/>
+                    <w:jc w:val="center"/>
+                  </w:pPr>
+                  <w:r>
+                    <w:rPr>
+                      <w:rFonts w:ascii="Arial" w:cs="Arial" w:eastAsia="Arial" w:hAnsi="Arial"/>
+                      <w:b/>
+                      <w:bCs/>
+                      <w:color w:val="000000"/>
+                      <w:sz w:val="32"/>
+                      <w:szCs w:val="32"/>
+                    </w:rPr>
+                    <w:t xml:space="preserve"/>
+                  </w:r>
+                </w:p>
+              </w:tc>
+              <w:tc>
+                <w:tcPr>
+                  <w:tcW w:type="dxa" w:w="500"/>
+                  <w:tcBorders>
+                    <w:top w:val="single" w:color="000000" w:sz="6"/>
+                    <w:left w:val="single" w:color="000000" w:sz="6"/>
+                    <w:bottom w:val="single" w:color="000000" w:sz="6"/>
+                    <w:right w:val="single" w:color="000000" w:sz="6"/>
+                  </w:tcBorders>
+                  <w:vAlign w:val="center"/>
+                </w:tcPr>
+                <w:p>
+                  <w:pPr>
+                    <w:keepNext/>
+                    <w:bidi w:val="false"/>
+                    <w:spacing w:after="0"/>
+                    <w:jc w:val="center"/>
+                  </w:pPr>
+                  <w:r>
+                    <w:rPr>
+                      <w:rFonts w:ascii="Arial" w:cs="Arial" w:eastAsia="Arial" w:hAnsi="Arial"/>
+                      <w:b/>
+                      <w:bCs/>
+                      <w:color w:val="000000"/>
+                      <w:sz w:val="32"/>
+                      <w:szCs w:val="32"/>
+                    </w:rPr>
+                    <w:t xml:space="preserve"/>
+                  </w:r>
+                </w:p>
+              </w:tc>
+              <w:tc>
+                <w:tcPr>
+                  <w:tcW w:type="dxa" w:w="500"/>
+                  <w:tcBorders>
+                    <w:top w:val="single" w:color="000000" w:sz="6"/>
+                    <w:left w:val="single" w:color="000000" w:sz="6"/>
+                    <w:bottom w:val="single" w:color="000000" w:sz="6"/>
+                    <w:right w:val="single" w:color="000000" w:sz="6"/>
+                  </w:tcBorders>
+                  <w:vAlign w:val="center"/>
+                </w:tcPr>
+                <w:p>
+                  <w:pPr>
+                    <w:keepNext/>
+                    <w:bidi w:val="false"/>
+                    <w:spacing w:after="0"/>
+                    <w:jc w:val="center"/>
+                  </w:pPr>
+                  <w:r>
+                    <w:rPr>
+                      <w:rFonts w:ascii="Arial" w:cs="Arial" w:eastAsia="Arial" w:hAnsi="Arial"/>
+                      <w:b/>
+                      <w:bCs/>
+                      <w:color w:val="000000"/>
+                      <w:sz w:val="32"/>
+                      <w:szCs w:val="32"/>
+                    </w:rPr>
+                    <w:t xml:space="preserve"/>
+                  </w:r>
+                </w:p>
+              </w:tc>
+              <w:tc>
+                <w:tcPr>
+                  <w:tcW w:type="dxa" w:w="500"/>
+                  <w:tcBorders>
+                    <w:top w:val="single" w:color="000000" w:sz="6"/>
+                    <w:left w:val="single" w:color="000000" w:sz="6"/>
+                    <w:bottom w:val="single" w:color="000000" w:sz="6"/>
+                    <w:right w:val="single" w:color="000000" w:sz="6"/>
+                  </w:tcBorders>
+                  <w:vAlign w:val="center"/>
+                </w:tcPr>
+                <w:p>
+                  <w:pPr>
+                    <w:keepNext/>
+                    <w:bidi w:val="false"/>
+                    <w:spacing w:after="0"/>
+                    <w:jc w:val="center"/>
+                  </w:pPr>
+                  <w:r>
+                    <w:rPr>
+                      <w:rFonts w:ascii="Arial" w:cs="Arial" w:eastAsia="Arial" w:hAnsi="Arial"/>
+                      <w:b/>
+                      <w:bCs/>
+                      <w:color w:val="000000"/>
+                      <w:sz w:val="32"/>
+                      <w:szCs w:val="32"/>
+                    </w:rPr>
+                    <w:t xml:space="preserve"/>
+                  </w:r>
+                </w:p>
+              </w:tc>
+            </w:tr>
+            <w:tr>
+              <w:trPr>
+                <w:cantSplit/>
+                <w:trHeight w:val="500" w:hRule="exact"/>
+              </w:trPr>
+              <w:tc>
+                <w:tcPr>
+                  <w:tcW w:type="dxa" w:w="500"/>
+                  <w:tcBorders>
+                    <w:top w:val="single" w:color="000000" w:sz="6"/>
+                    <w:left w:val="single" w:color="000000" w:sz="6"/>
+                    <w:bottom w:val="single" w:color="000000" w:sz="6"/>
+                    <w:right w:val="single" w:color="000000" w:sz="6"/>
+                  </w:tcBorders>
+                  <w:vAlign w:val="center"/>
+                </w:tcPr>
+                <w:p>
+                  <w:pPr>
+                    <w:keepNext/>
+                    <w:bidi w:val="false"/>
+                    <w:spacing w:after="0"/>
+                    <w:jc w:val="center"/>
+                  </w:pPr>
+                  <w:r>
+                    <w:rPr>
+                      <w:rFonts w:ascii="Arial" w:cs="Arial" w:eastAsia="Arial" w:hAnsi="Arial"/>
+                      <w:b/>
+                      <w:bCs/>
+                      <w:color w:val="000000"/>
+                      <w:sz w:val="32"/>
+                      <w:szCs w:val="32"/>
+                    </w:rPr>
+                    <w:t xml:space="preserve"/>
+                  </w:r>
+                </w:p>
+              </w:tc>
+              <w:tc>
+                <w:tcPr>
+                  <w:tcW w:type="dxa" w:w="500"/>
+                  <w:tcBorders>
+                    <w:top w:val="single" w:color="000000" w:sz="6"/>
+                    <w:left w:val="single" w:color="000000" w:sz="6"/>
+                    <w:bottom w:val="single" w:color="000000" w:sz="6"/>
+                    <w:right w:val="single" w:color="000000" w:sz="6"/>
+                  </w:tcBorders>
+                  <w:vAlign w:val="center"/>
+                </w:tcPr>
+                <w:p>
+                  <w:pPr>
+                    <w:keepNext/>
+                    <w:bidi w:val="false"/>
+                    <w:spacing w:after="0"/>
+                    <w:jc w:val="center"/>
+                  </w:pPr>
+                  <w:r>
+                    <w:rPr>
+                      <w:rFonts w:ascii="Arial" w:cs="Arial" w:eastAsia="Arial" w:hAnsi="Arial"/>
+                      <w:b/>
+                      <w:bCs/>
+                      <w:color w:val="000000"/>
+                      <w:sz w:val="32"/>
+                      <w:szCs w:val="32"/>
+                    </w:rPr>
+                    <w:t xml:space="preserve"/>
+                  </w:r>
+                </w:p>
+              </w:tc>
+              <w:tc>
+                <w:tcPr>
+                  <w:tcW w:type="dxa" w:w="500"/>
+                  <w:tcBorders>
+                    <w:top w:val="single" w:color="000000" w:sz="6"/>
+                    <w:left w:val="single" w:color="000000" w:sz="6"/>
+                    <w:bottom w:val="single" w:color="000000" w:sz="6"/>
+                    <w:right w:val="single" w:color="000000" w:sz="6"/>
+                  </w:tcBorders>
+                  <w:vAlign w:val="center"/>
+                </w:tcPr>
+                <w:p>
+                  <w:pPr>
+                    <w:keepNext/>
+                    <w:bidi w:val="false"/>
+                    <w:spacing w:after="0"/>
+                    <w:jc w:val="center"/>
+                  </w:pPr>
+                  <w:r>
+                    <w:rPr>
+                      <w:rFonts w:ascii="Arial" w:cs="Arial" w:eastAsia="Arial" w:hAnsi="Arial"/>
+                      <w:b/>
+                      <w:bCs/>
+                      <w:color w:val="000000"/>
+                      <w:sz w:val="32"/>
+                      <w:szCs w:val="32"/>
+                    </w:rPr>
+                    <w:t xml:space="preserve"/>
+                  </w:r>
+                </w:p>
+              </w:tc>
+              <w:tc>
+                <w:tcPr>
+                  <w:tcW w:type="dxa" w:w="500"/>
+                  <w:tcBorders>
+                    <w:top w:val="single" w:color="000000" w:sz="6"/>
+                    <w:left w:val="single" w:color="000000" w:sz="6"/>
+                    <w:bottom w:val="single" w:color="000000" w:sz="6"/>
+                    <w:right w:val="single" w:color="000000" w:sz="6"/>
+                  </w:tcBorders>
+                  <w:vAlign w:val="center"/>
+                </w:tcPr>
+                <w:p>
+                  <w:pPr>
+                    <w:keepNext/>
+                    <w:bidi w:val="false"/>
+                    <w:spacing w:after="0"/>
+                    <w:jc w:val="center"/>
+                  </w:pPr>
+                  <w:r>
+                    <w:rPr>
+                      <w:rFonts w:ascii="Arial" w:cs="Arial" w:eastAsia="Arial" w:hAnsi="Arial"/>
+                      <w:b/>
+                      <w:bCs/>
+                      <w:color w:val="000000"/>
+                      <w:sz w:val="32"/>
+                      <w:szCs w:val="32"/>
+                    </w:rPr>
+                    <w:t xml:space="preserve"/>
+                  </w:r>
+                </w:p>
+              </w:tc>
+              <w:tc>
+                <w:tcPr>
+                  <w:tcW w:type="dxa" w:w="500"/>
+                  <w:tcBorders>
+                    <w:top w:val="single" w:color="000000" w:sz="6"/>
+                    <w:left w:val="single" w:color="000000" w:sz="6"/>
+                    <w:bottom w:val="single" w:color="000000" w:sz="6"/>
+                    <w:right w:val="single" w:color="000000" w:sz="6"/>
+                  </w:tcBorders>
+                  <w:vAlign w:val="center"/>
+                </w:tcPr>
+                <w:p>
+                  <w:pPr>
+                    <w:keepNext/>
+                    <w:bidi w:val="false"/>
+                    <w:spacing w:after="0"/>
+                    <w:jc w:val="center"/>
+                  </w:pPr>
+                  <w:r>
+                    <w:rPr>
+                      <w:rFonts w:ascii="Arial" w:cs="Arial" w:eastAsia="Arial" w:hAnsi="Arial"/>
+                      <w:b/>
+                      <w:bCs/>
+                      <w:color w:val="000000"/>
+                      <w:sz w:val="32"/>
+                      <w:szCs w:val="32"/>
+                    </w:rPr>
+                    <w:t xml:space="preserve">→</w:t>
+                  </w:r>
+                </w:p>
+              </w:tc>
+              <w:tc>
+                <w:tcPr>
+                  <w:tcW w:type="dxa" w:w="500"/>
+                  <w:tcBorders>
+                    <w:top w:val="single" w:color="000000" w:sz="6"/>
+                    <w:left w:val="single" w:color="000000" w:sz="6"/>
+                    <w:bottom w:val="single" w:color="000000" w:sz="6"/>
+                    <w:right w:val="single" w:color="000000" w:sz="6"/>
+                  </w:tcBorders>
+                  <w:vAlign w:val="center"/>
+                </w:tcPr>
+                <w:p>
+                  <w:pPr>
+                    <w:keepNext/>
+                    <w:bidi w:val="false"/>
+                    <w:spacing w:after="0"/>
+                    <w:jc w:val="center"/>
+                  </w:pPr>
+                  <w:r>
+                    <w:rPr>
+                      <w:rFonts w:ascii="Arial" w:cs="Arial" w:eastAsia="Arial" w:hAnsi="Arial"/>
+                      <w:b/>
+                      <w:bCs/>
+                      <w:color w:val="000000"/>
+                      <w:sz w:val="32"/>
+                      <w:szCs w:val="32"/>
+                    </w:rPr>
+                    <w:t xml:space="preserve"/>
+                  </w:r>
+                </w:p>
+              </w:tc>
+            </w:tr>
+            <w:tr>
+              <w:trPr>
+                <w:cantSplit/>
+                <w:trHeight w:val="500" w:hRule="exact"/>
+              </w:trPr>
+              <w:tc>
+                <w:tcPr>
+                  <w:tcW w:type="dxa" w:w="500"/>
+                  <w:tcBorders>
+                    <w:top w:val="single" w:color="000000" w:sz="6"/>
+                    <w:left w:val="single" w:color="000000" w:sz="6"/>
+                    <w:bottom w:val="single" w:color="000000" w:sz="6"/>
+                    <w:right w:val="single" w:color="000000" w:sz="6"/>
+                  </w:tcBorders>
+                  <w:vAlign w:val="center"/>
+                </w:tcPr>
+                <w:p>
+                  <w:pPr>
+                    <w:keepNext w:val="false"/>
+                    <w:bidi w:val="false"/>
+                    <w:spacing w:after="0"/>
+                    <w:jc w:val="center"/>
+                  </w:pPr>
+                  <w:r>
+                    <w:rPr>
+                      <w:rFonts w:ascii="Arial" w:cs="Arial" w:eastAsia="Arial" w:hAnsi="Arial"/>
+                      <w:b/>
+                      <w:bCs/>
+                      <w:color w:val="000000"/>
+                      <w:sz w:val="32"/>
+                      <w:szCs w:val="32"/>
+                    </w:rPr>
+                    <w:t xml:space="preserve"/>
+                  </w:r>
+                </w:p>
+              </w:tc>
+              <w:tc>
+                <w:tcPr>
+                  <w:tcW w:type="dxa" w:w="500"/>
+                  <w:tcBorders>
+                    <w:top w:val="single" w:color="000000" w:sz="6"/>
+                    <w:left w:val="single" w:color="000000" w:sz="6"/>
+                    <w:bottom w:val="single" w:color="000000" w:sz="6"/>
+                    <w:right w:val="single" w:color="000000" w:sz="6"/>
+                  </w:tcBorders>
+                  <w:vAlign w:val="center"/>
+                </w:tcPr>
+                <w:p>
+                  <w:pPr>
+                    <w:keepNext w:val="false"/>
+                    <w:bidi w:val="false"/>
+                    <w:spacing w:after="0"/>
+                    <w:jc w:val="center"/>
+                  </w:pPr>
+                  <w:r>
+                    <w:rPr>
+                      <w:rFonts w:ascii="Arial" w:cs="Arial" w:eastAsia="Arial" w:hAnsi="Arial"/>
+                      <w:b/>
+                      <w:bCs/>
+                      <w:color w:val="000000"/>
+                      <w:sz w:val="32"/>
+                      <w:szCs w:val="32"/>
+                    </w:rPr>
+                    <w:t xml:space="preserve"/>
+                  </w:r>
+                </w:p>
+              </w:tc>
+              <w:tc>
+                <w:tcPr>
+                  <w:tcW w:type="dxa" w:w="500"/>
+                  <w:tcBorders>
+                    <w:top w:val="single" w:color="000000" w:sz="6"/>
+                    <w:left w:val="single" w:color="000000" w:sz="6"/>
+                    <w:bottom w:val="single" w:color="000000" w:sz="6"/>
+                    <w:right w:val="single" w:color="000000" w:sz="6"/>
+                  </w:tcBorders>
+                  <w:vAlign w:val="center"/>
+                </w:tcPr>
+                <w:p>
+                  <w:pPr>
+                    <w:keepNext w:val="false"/>
+                    <w:bidi w:val="false"/>
+                    <w:spacing w:after="0"/>
+                    <w:jc w:val="center"/>
+                  </w:pPr>
+                  <w:r>
+                    <w:rPr>
+                      <w:rFonts w:ascii="Arial" w:cs="Arial" w:eastAsia="Arial" w:hAnsi="Arial"/>
+                      <w:b/>
+                      <w:bCs/>
+                      <w:color w:val="000000"/>
+                      <w:sz w:val="32"/>
+                      <w:szCs w:val="32"/>
+                    </w:rPr>
+                    <w:t xml:space="preserve"/>
+                  </w:r>
+                </w:p>
+              </w:tc>
+              <w:tc>
+                <w:tcPr>
+                  <w:tcW w:type="dxa" w:w="500"/>
+                  <w:tcBorders>
+                    <w:top w:val="single" w:color="000000" w:sz="6"/>
+                    <w:left w:val="single" w:color="000000" w:sz="6"/>
+                    <w:bottom w:val="single" w:color="000000" w:sz="6"/>
+                    <w:right w:val="single" w:color="000000" w:sz="6"/>
+                  </w:tcBorders>
+                  <w:vAlign w:val="center"/>
+                </w:tcPr>
+                <w:p>
+                  <w:pPr>
+                    <w:keepNext w:val="false"/>
+                    <w:bidi w:val="false"/>
+                    <w:spacing w:after="0"/>
+                    <w:jc w:val="center"/>
+                  </w:pPr>
+                  <w:r>
+                    <w:rPr>
+                      <w:rFonts w:ascii="Arial" w:cs="Arial" w:eastAsia="Arial" w:hAnsi="Arial"/>
+                      <w:b/>
+                      <w:bCs/>
+                      <w:color w:val="000000"/>
+                      <w:sz w:val="32"/>
+                      <w:szCs w:val="32"/>
+                    </w:rPr>
+                    <w:t xml:space="preserve"/>
+                  </w:r>
+                </w:p>
+              </w:tc>
+              <w:tc>
+                <w:tcPr>
+                  <w:tcW w:type="dxa" w:w="500"/>
+                  <w:tcBorders>
+                    <w:top w:val="single" w:color="000000" w:sz="6"/>
+                    <w:left w:val="single" w:color="000000" w:sz="6"/>
+                    <w:bottom w:val="single" w:color="000000" w:sz="6"/>
+                    <w:right w:val="single" w:color="000000" w:sz="6"/>
+                  </w:tcBorders>
+                  <w:vAlign w:val="center"/>
+                </w:tcPr>
+                <w:p>
+                  <w:pPr>
+                    <w:keepNext w:val="false"/>
+                    <w:bidi w:val="false"/>
+                    <w:spacing w:after="0"/>
+                    <w:jc w:val="center"/>
+                  </w:pPr>
+                  <w:r>
+                    <w:rPr>
+                      <w:rFonts w:ascii="Arial" w:cs="Arial" w:eastAsia="Arial" w:hAnsi="Arial"/>
+                      <w:b/>
+                      <w:bCs/>
+                      <w:color w:val="000000"/>
+                      <w:sz w:val="32"/>
+                      <w:szCs w:val="32"/>
+                    </w:rPr>
+                    <w:t xml:space="preserve"/>
+                  </w:r>
+                </w:p>
+              </w:tc>
+              <w:tc>
+                <w:tcPr>
+                  <w:tcW w:type="dxa" w:w="500"/>
+                  <w:tcBorders>
+                    <w:top w:val="single" w:color="000000" w:sz="6"/>
+                    <w:left w:val="single" w:color="000000" w:sz="6"/>
+                    <w:bottom w:val="single" w:color="000000" w:sz="6"/>
+                    <w:right w:val="single" w:color="000000" w:sz="6"/>
+                  </w:tcBorders>
+                  <w:vAlign w:val="center"/>
+                </w:tcPr>
+                <w:p>
+                  <w:pPr>
+                    <w:keepNext w:val="false"/>
+                    <w:bidi w:val="false"/>
+                    <w:spacing w:after="0"/>
+                    <w:jc w:val="center"/>
+                  </w:pPr>
+                  <w:r>
+                    <w:rPr>
+                      <w:rFonts w:ascii="Arial" w:cs="Arial" w:eastAsia="Arial" w:hAnsi="Arial"/>
+                      <w:b/>
+                      <w:bCs/>
+                      <w:color w:val="000000"/>
+                      <w:sz w:val="32"/>
+                      <w:szCs w:val="32"/>
+                    </w:rPr>
+                    <w:t xml:space="preserve"/>
+                  </w:r>
+                </w:p>
+              </w:tc>
+            </w:tr>
+          </w:tbl>
+          <w:p>
+            <w:pPr>
+              <w:bidi/>
+              <w:spacing w:after="0" w:before="40"/>
+            </w:pPr>
+            <w:r>
+              <w:rPr>
+                <w:rFonts w:ascii="Arial" w:cs="Arial" w:eastAsia="Arial" w:hAnsi="Arial"/>
+                <w:sz w:val="19"/>
+                <w:szCs w:val="19"/>
+                <w:rtl/>
+              </w:rPr>
+              <w:t xml:space="preserve">כל משבצת = 50 צעדים של הצב</w:t>
+            </w:r>
+          </w:p>
+        </w:tc>
+      </w:tr>
+    </w:tbl>
     <w:p>
       <w:pPr>
         <w:keepNext/>
-        <w:keepLines/>
-        <w:pBdr>
-          <w:left w:val="single" w:color="999999" w:sz="6" w:space="4"/>
-        </w:pBdr>
-        <w:shd w:fill="F2F2F2" w:color="auto" w:val="clear"/>
-        <w:bidi w:val="false"/>
-        <w:spacing w:after="0" w:before="0"/>
-        <w:ind w:left="300" w:right="2400"/>
-        <w:jc w:val="left"/>
-      </w:pPr>
-      <w:r>
-        <w:rPr>
-          <w:rFonts w:ascii="Consolas" w:cs="Consolas" w:eastAsia="Consolas" w:hAnsi="Consolas"/>
-          <w:sz w:val="20"/>
-          <w:szCs w:val="20"/>
-        </w:rPr>
-        <w:t xml:space="preserve">turtle.left(90)</w:t>
-      </w:r>
-    </w:p>
-    <w:p>
-      <w:pPr>
-        <w:keepNext/>
-        <w:keepLines/>
-        <w:pBdr>
-          <w:left w:val="single" w:color="999999" w:sz="6" w:space="4"/>
-        </w:pBdr>
-        <w:shd w:fill="F2F2F2" w:color="auto" w:val="clear"/>
-        <w:bidi w:val="false"/>
-        <w:spacing w:after="0" w:before="0"/>
-        <w:ind w:left="300" w:right="2400"/>
-        <w:jc w:val="left"/>
-      </w:pPr>
-      <w:r>
-        <w:rPr>
-          <w:rFonts w:ascii="Consolas" w:cs="Consolas" w:eastAsia="Consolas" w:hAnsi="Consolas"/>
-          <w:sz w:val="20"/>
-          <w:szCs w:val="20"/>
-        </w:rPr>
-        <w:t xml:space="preserve">turtle.forward(100)</w:t>
-      </w:r>
-    </w:p>
-    <w:p>
-      <w:pPr>
-        <w:keepNext/>
-        <w:keepLines/>
-        <w:pBdr>
-          <w:left w:val="single" w:color="999999" w:sz="6" w:space="4"/>
-        </w:pBdr>
-        <w:shd w:fill="F2F2F2" w:color="auto" w:val="clear"/>
-        <w:bidi w:val="false"/>
-        <w:spacing w:after="0" w:before="0"/>
-        <w:ind w:left="300" w:right="2400"/>
-        <w:jc w:val="left"/>
-      </w:pPr>
-      <w:r>
-        <w:rPr>
-          <w:rFonts w:ascii="Consolas" w:cs="Consolas" w:eastAsia="Consolas" w:hAnsi="Consolas"/>
-          <w:sz w:val="20"/>
-          <w:szCs w:val="20"/>
-        </w:rPr>
-        <w:t xml:space="preserve">turtle.left(90)</w:t>
-      </w:r>
-    </w:p>
-    <w:p>
-      <w:pPr>
-        <w:keepNext/>
-        <w:keepLines/>
-        <w:pBdr>
-          <w:left w:val="single" w:color="999999" w:sz="6" w:space="4"/>
-          <w:bottom w:val="single" w:color="CCCCCC" w:sz="4" w:space="2"/>
-        </w:pBdr>
-        <w:shd w:fill="F2F2F2" w:color="auto" w:val="clear"/>
-        <w:bidi w:val="false"/>
-        <w:spacing w:after="0" w:before="0"/>
-        <w:ind w:left="300" w:right="2400"/>
-        <w:jc w:val="left"/>
-      </w:pPr>
-      <w:r>
-        <w:rPr>
-          <w:rFonts w:ascii="Consolas" w:cs="Consolas" w:eastAsia="Consolas" w:hAnsi="Consolas"/>
-          <w:sz w:val="20"/>
-          <w:szCs w:val="20"/>
-        </w:rPr>
-        <w:t xml:space="preserve">turtle.forward(100)</w:t>
-      </w:r>
+        <w:spacing w:after="100"/>
+      </w:pPr>
     </w:p>
     <w:p>
       <w:pPr>
@@ -2231,7 +4824,7 @@
             <w:tcBorders>
               <w:top w:val="none" w:color="FFFFFF" w:sz="0"/>
               <w:left w:val="none" w:color="FFFFFF" w:sz="0"/>
-              <w:bottom w:val="dotted" w:color="888888" w:sz="6"/>
+              <w:bottom w:val="dotted" w:color="000000" w:sz="6"/>
               <w:right w:val="none" w:color="FFFFFF" w:sz="0"/>
             </w:tcBorders>
           </w:tcPr>
@@ -2277,14 +4870,14 @@
           <w:szCs w:val="22"/>
           <w:rtl/>
         </w:rPr>
-        <w:t xml:space="preserve">הצב נמצא במצב ההתחלתי (פונה ימינה, העט למטה) ומבצע את הקוד הבא. כמה קווים מצויירים על המסך, מה אורך כל קו, ובכמה צעדים הצב רחוק מנקודת ההתחלה בסוף?</w:t>
+        <w:t xml:space="preserve">הצב נמצא במצב ההתחלתי (פונה ימינה, העט למטה) ומבצע את הקוד הבא. כמה קווים מצויירים על המסך, מה אורך כל קו, ובכמה צעדים הצב רחוק מנקודת ההתחלה בסוף (במרחק בקו ישר)?</w:t>
       </w:r>
       <w:r>
         <w:rPr>
           <w:rFonts w:ascii="Arial" w:cs="Arial" w:eastAsia="Arial" w:hAnsi="Arial"/>
           <w:b/>
           <w:bCs/>
-          <w:color w:val="555555"/>
+          <w:color w:val="000000"/>
           <w:sz w:val="20"/>
           <w:szCs w:val="20"/>
           <w:rtl/>
@@ -2296,113 +4889,1180 @@
       <w:pPr>
         <w:keepNext/>
         <w:keepLines/>
-        <w:pBdr>
-          <w:top w:val="single" w:color="CCCCCC" w:sz="4" w:space="2"/>
-          <w:left w:val="single" w:color="999999" w:sz="6" w:space="4"/>
-        </w:pBdr>
-        <w:shd w:fill="F2F2F2" w:color="auto" w:val="clear"/>
-        <w:bidi w:val="false"/>
-        <w:spacing w:after="0" w:before="0"/>
-        <w:ind w:left="300" w:right="2400"/>
-        <w:jc w:val="left"/>
-      </w:pPr>
-      <w:r>
-        <w:rPr>
-          <w:rFonts w:ascii="Consolas" w:cs="Consolas" w:eastAsia="Consolas" w:hAnsi="Consolas"/>
+        <w:bidi/>
+        <w:spacing w:after="60" w:before="0"/>
+        <w:ind w:start="360"/>
+        <w:jc w:val="start"/>
+      </w:pPr>
+      <w:r>
+        <w:rPr>
+          <w:rFonts w:ascii="Arial" w:cs="Arial" w:eastAsia="Arial" w:hAnsi="Arial"/>
+          <w:b/>
+          <w:bCs/>
           <w:sz w:val="20"/>
           <w:szCs w:val="20"/>
-        </w:rPr>
-        <w:t xml:space="preserve">turtle.forward(60)</w:t>
-      </w:r>
-    </w:p>
+          <w:rtl/>
+        </w:rPr>
+        <w:t xml:space="preserve">ציירו ברשת את מה שהקוד מצייר, וסיימו בחץ שמראה היכן הצב עומד ולאן הוא פונה.</w:t>
+      </w:r>
+    </w:p>
+    <w:tbl>
+      <w:tblPr>
+        <w:bidiVisual/>
+        <w:tblW w:type="dxa" w:w="9400"/>
+        <w:jc w:val="left"/>
+        <w:tblInd w:type="dxa" w:w="300"/>
+        <w:tblBorders>
+          <w:top w:val="single" w:color="auto" w:sz="4"/>
+          <w:left w:val="single" w:color="auto" w:sz="4"/>
+          <w:bottom w:val="single" w:color="auto" w:sz="4"/>
+          <w:right w:val="single" w:color="auto" w:sz="4"/>
+          <w:insideH w:val="single" w:color="auto" w:sz="4"/>
+          <w:insideV w:val="single" w:color="auto" w:sz="4"/>
+        </w:tblBorders>
+      </w:tblPr>
+      <w:tblGrid>
+        <w:gridCol w:w="2900"/>
+        <w:gridCol w:w="6500"/>
+      </w:tblGrid>
+      <w:tr>
+        <w:trPr>
+          <w:cantSplit/>
+        </w:trPr>
+        <w:tc>
+          <w:tcPr>
+            <w:tcW w:type="dxa" w:w="2900"/>
+            <w:tcBorders>
+              <w:top w:val="none" w:color="FFFFFF" w:sz="0"/>
+              <w:left w:val="none" w:color="FFFFFF" w:sz="0"/>
+              <w:bottom w:val="none" w:color="FFFFFF" w:sz="0"/>
+              <w:right w:val="none" w:color="FFFFFF" w:sz="0"/>
+            </w:tcBorders>
+            <w:tcMar>
+              <w:right w:type="dxa" w:w="100"/>
+            </w:tcMar>
+            <w:vAlign w:val="center"/>
+          </w:tcPr>
+          <w:p>
+            <w:pPr>
+              <w:keepNext/>
+              <w:keepLines/>
+              <w:pBdr>
+                <w:top w:val="single" w:color="000000" w:sz="6" w:space="2"/>
+                <w:left w:val="single" w:color="000000" w:sz="12" w:space="4"/>
+              </w:pBdr>
+              <w:bidi w:val="false"/>
+              <w:spacing w:after="0" w:before="0"/>
+              <w:ind w:left="100" w:right="100"/>
+              <w:jc w:val="left"/>
+            </w:pPr>
+            <w:r>
+              <w:rPr>
+                <w:rFonts w:ascii="Consolas" w:cs="Consolas" w:eastAsia="Consolas" w:hAnsi="Consolas"/>
+                <w:sz w:val="20"/>
+                <w:szCs w:val="20"/>
+              </w:rPr>
+              <w:t xml:space="preserve">turtle.forward(60)</w:t>
+            </w:r>
+          </w:p>
+          <w:p>
+            <w:pPr>
+              <w:keepNext/>
+              <w:keepLines/>
+              <w:pBdr>
+                <w:left w:val="single" w:color="000000" w:sz="12" w:space="4"/>
+              </w:pBdr>
+              <w:bidi w:val="false"/>
+              <w:spacing w:after="0" w:before="0"/>
+              <w:ind w:left="100" w:right="100"/>
+              <w:jc w:val="left"/>
+            </w:pPr>
+            <w:r>
+              <w:rPr>
+                <w:rFonts w:ascii="Consolas" w:cs="Consolas" w:eastAsia="Consolas" w:hAnsi="Consolas"/>
+                <w:sz w:val="20"/>
+                <w:szCs w:val="20"/>
+              </w:rPr>
+              <w:t xml:space="preserve">turtle.penup()</w:t>
+            </w:r>
+          </w:p>
+          <w:p>
+            <w:pPr>
+              <w:keepNext/>
+              <w:keepLines/>
+              <w:pBdr>
+                <w:left w:val="single" w:color="000000" w:sz="12" w:space="4"/>
+              </w:pBdr>
+              <w:bidi w:val="false"/>
+              <w:spacing w:after="0" w:before="0"/>
+              <w:ind w:left="100" w:right="100"/>
+              <w:jc w:val="left"/>
+            </w:pPr>
+            <w:r>
+              <w:rPr>
+                <w:rFonts w:ascii="Consolas" w:cs="Consolas" w:eastAsia="Consolas" w:hAnsi="Consolas"/>
+                <w:sz w:val="20"/>
+                <w:szCs w:val="20"/>
+              </w:rPr>
+              <w:t xml:space="preserve">turtle.forward(40)</w:t>
+            </w:r>
+          </w:p>
+          <w:p>
+            <w:pPr>
+              <w:keepNext/>
+              <w:keepLines/>
+              <w:pBdr>
+                <w:left w:val="single" w:color="000000" w:sz="12" w:space="4"/>
+              </w:pBdr>
+              <w:bidi w:val="false"/>
+              <w:spacing w:after="0" w:before="0"/>
+              <w:ind w:left="100" w:right="100"/>
+              <w:jc w:val="left"/>
+            </w:pPr>
+            <w:r>
+              <w:rPr>
+                <w:rFonts w:ascii="Consolas" w:cs="Consolas" w:eastAsia="Consolas" w:hAnsi="Consolas"/>
+                <w:sz w:val="20"/>
+                <w:szCs w:val="20"/>
+              </w:rPr>
+              <w:t xml:space="preserve">turtle.pendown()</w:t>
+            </w:r>
+          </w:p>
+          <w:p>
+            <w:pPr>
+              <w:keepNext/>
+              <w:keepLines/>
+              <w:pBdr>
+                <w:left w:val="single" w:color="000000" w:sz="12" w:space="4"/>
+                <w:bottom w:val="single" w:color="000000" w:sz="6" w:space="2"/>
+              </w:pBdr>
+              <w:bidi w:val="false"/>
+              <w:spacing w:after="0" w:before="0"/>
+              <w:ind w:left="100" w:right="100"/>
+              <w:jc w:val="left"/>
+            </w:pPr>
+            <w:r>
+              <w:rPr>
+                <w:rFonts w:ascii="Consolas" w:cs="Consolas" w:eastAsia="Consolas" w:hAnsi="Consolas"/>
+                <w:sz w:val="20"/>
+                <w:szCs w:val="20"/>
+              </w:rPr>
+              <w:t xml:space="preserve">turtle.forward(60)</w:t>
+            </w:r>
+          </w:p>
+        </w:tc>
+        <w:tc>
+          <w:tcPr>
+            <w:tcW w:type="dxa" w:w="6500"/>
+            <w:tcBorders>
+              <w:top w:val="none" w:color="FFFFFF" w:sz="0"/>
+              <w:left w:val="none" w:color="FFFFFF" w:sz="0"/>
+              <w:bottom w:val="none" w:color="FFFFFF" w:sz="0"/>
+              <w:right w:val="none" w:color="FFFFFF" w:sz="0"/>
+            </w:tcBorders>
+            <w:tcMar>
+              <w:left w:type="dxa" w:w="200"/>
+            </w:tcMar>
+          </w:tcPr>
+          <w:tbl>
+            <w:tblPr>
+              <w:bidiVisual/>
+              <w:tblW w:type="dxa" w:w="5000"/>
+              <w:jc w:val="left"/>
+              <w:tblInd w:type="dxa" w:w="0"/>
+              <w:tblBorders>
+                <w:top w:val="single" w:color="auto" w:sz="4"/>
+                <w:left w:val="single" w:color="auto" w:sz="4"/>
+                <w:bottom w:val="single" w:color="auto" w:sz="4"/>
+                <w:right w:val="single" w:color="auto" w:sz="4"/>
+                <w:insideH w:val="single" w:color="auto" w:sz="4"/>
+                <w:insideV w:val="single" w:color="auto" w:sz="4"/>
+              </w:tblBorders>
+            </w:tblPr>
+            <w:tblGrid>
+              <w:gridCol w:w="500"/>
+              <w:gridCol w:w="500"/>
+              <w:gridCol w:w="500"/>
+              <w:gridCol w:w="500"/>
+              <w:gridCol w:w="500"/>
+              <w:gridCol w:w="500"/>
+              <w:gridCol w:w="500"/>
+              <w:gridCol w:w="500"/>
+              <w:gridCol w:w="500"/>
+              <w:gridCol w:w="500"/>
+            </w:tblGrid>
+            <w:tr>
+              <w:trPr>
+                <w:cantSplit/>
+                <w:trHeight w:val="500" w:hRule="exact"/>
+              </w:trPr>
+              <w:tc>
+                <w:tcPr>
+                  <w:tcW w:type="dxa" w:w="500"/>
+                  <w:tcBorders>
+                    <w:top w:val="single" w:color="000000" w:sz="6"/>
+                    <w:left w:val="single" w:color="000000" w:sz="6"/>
+                    <w:bottom w:val="single" w:color="000000" w:sz="6"/>
+                    <w:right w:val="single" w:color="000000" w:sz="6"/>
+                  </w:tcBorders>
+                  <w:vAlign w:val="center"/>
+                </w:tcPr>
+                <w:p>
+                  <w:pPr>
+                    <w:keepNext/>
+                    <w:bidi w:val="false"/>
+                    <w:spacing w:after="0"/>
+                    <w:jc w:val="center"/>
+                  </w:pPr>
+                  <w:r>
+                    <w:rPr>
+                      <w:rFonts w:ascii="Arial" w:cs="Arial" w:eastAsia="Arial" w:hAnsi="Arial"/>
+                      <w:b/>
+                      <w:bCs/>
+                      <w:color w:val="000000"/>
+                      <w:sz w:val="32"/>
+                      <w:szCs w:val="32"/>
+                    </w:rPr>
+                    <w:t xml:space="preserve"/>
+                  </w:r>
+                </w:p>
+              </w:tc>
+              <w:tc>
+                <w:tcPr>
+                  <w:tcW w:type="dxa" w:w="500"/>
+                  <w:tcBorders>
+                    <w:top w:val="single" w:color="000000" w:sz="6"/>
+                    <w:left w:val="single" w:color="000000" w:sz="6"/>
+                    <w:bottom w:val="single" w:color="000000" w:sz="6"/>
+                    <w:right w:val="single" w:color="000000" w:sz="6"/>
+                  </w:tcBorders>
+                  <w:vAlign w:val="center"/>
+                </w:tcPr>
+                <w:p>
+                  <w:pPr>
+                    <w:keepNext/>
+                    <w:bidi w:val="false"/>
+                    <w:spacing w:after="0"/>
+                    <w:jc w:val="center"/>
+                  </w:pPr>
+                  <w:r>
+                    <w:rPr>
+                      <w:rFonts w:ascii="Arial" w:cs="Arial" w:eastAsia="Arial" w:hAnsi="Arial"/>
+                      <w:b/>
+                      <w:bCs/>
+                      <w:color w:val="000000"/>
+                      <w:sz w:val="32"/>
+                      <w:szCs w:val="32"/>
+                    </w:rPr>
+                    <w:t xml:space="preserve"/>
+                  </w:r>
+                </w:p>
+              </w:tc>
+              <w:tc>
+                <w:tcPr>
+                  <w:tcW w:type="dxa" w:w="500"/>
+                  <w:tcBorders>
+                    <w:top w:val="single" w:color="000000" w:sz="6"/>
+                    <w:left w:val="single" w:color="000000" w:sz="6"/>
+                    <w:bottom w:val="single" w:color="000000" w:sz="6"/>
+                    <w:right w:val="single" w:color="000000" w:sz="6"/>
+                  </w:tcBorders>
+                  <w:vAlign w:val="center"/>
+                </w:tcPr>
+                <w:p>
+                  <w:pPr>
+                    <w:keepNext/>
+                    <w:bidi w:val="false"/>
+                    <w:spacing w:after="0"/>
+                    <w:jc w:val="center"/>
+                  </w:pPr>
+                  <w:r>
+                    <w:rPr>
+                      <w:rFonts w:ascii="Arial" w:cs="Arial" w:eastAsia="Arial" w:hAnsi="Arial"/>
+                      <w:b/>
+                      <w:bCs/>
+                      <w:color w:val="000000"/>
+                      <w:sz w:val="32"/>
+                      <w:szCs w:val="32"/>
+                    </w:rPr>
+                    <w:t xml:space="preserve"/>
+                  </w:r>
+                </w:p>
+              </w:tc>
+              <w:tc>
+                <w:tcPr>
+                  <w:tcW w:type="dxa" w:w="500"/>
+                  <w:tcBorders>
+                    <w:top w:val="single" w:color="000000" w:sz="6"/>
+                    <w:left w:val="single" w:color="000000" w:sz="6"/>
+                    <w:bottom w:val="single" w:color="000000" w:sz="6"/>
+                    <w:right w:val="single" w:color="000000" w:sz="6"/>
+                  </w:tcBorders>
+                  <w:vAlign w:val="center"/>
+                </w:tcPr>
+                <w:p>
+                  <w:pPr>
+                    <w:keepNext/>
+                    <w:bidi w:val="false"/>
+                    <w:spacing w:after="0"/>
+                    <w:jc w:val="center"/>
+                  </w:pPr>
+                  <w:r>
+                    <w:rPr>
+                      <w:rFonts w:ascii="Arial" w:cs="Arial" w:eastAsia="Arial" w:hAnsi="Arial"/>
+                      <w:b/>
+                      <w:bCs/>
+                      <w:color w:val="000000"/>
+                      <w:sz w:val="32"/>
+                      <w:szCs w:val="32"/>
+                    </w:rPr>
+                    <w:t xml:space="preserve"/>
+                  </w:r>
+                </w:p>
+              </w:tc>
+              <w:tc>
+                <w:tcPr>
+                  <w:tcW w:type="dxa" w:w="500"/>
+                  <w:tcBorders>
+                    <w:top w:val="single" w:color="000000" w:sz="6"/>
+                    <w:left w:val="single" w:color="000000" w:sz="6"/>
+                    <w:bottom w:val="single" w:color="000000" w:sz="6"/>
+                    <w:right w:val="single" w:color="000000" w:sz="6"/>
+                  </w:tcBorders>
+                  <w:vAlign w:val="center"/>
+                </w:tcPr>
+                <w:p>
+                  <w:pPr>
+                    <w:keepNext/>
+                    <w:bidi w:val="false"/>
+                    <w:spacing w:after="0"/>
+                    <w:jc w:val="center"/>
+                  </w:pPr>
+                  <w:r>
+                    <w:rPr>
+                      <w:rFonts w:ascii="Arial" w:cs="Arial" w:eastAsia="Arial" w:hAnsi="Arial"/>
+                      <w:b/>
+                      <w:bCs/>
+                      <w:color w:val="000000"/>
+                      <w:sz w:val="32"/>
+                      <w:szCs w:val="32"/>
+                    </w:rPr>
+                    <w:t xml:space="preserve"/>
+                  </w:r>
+                </w:p>
+              </w:tc>
+              <w:tc>
+                <w:tcPr>
+                  <w:tcW w:type="dxa" w:w="500"/>
+                  <w:tcBorders>
+                    <w:top w:val="single" w:color="000000" w:sz="6"/>
+                    <w:left w:val="single" w:color="000000" w:sz="6"/>
+                    <w:bottom w:val="single" w:color="000000" w:sz="6"/>
+                    <w:right w:val="single" w:color="000000" w:sz="6"/>
+                  </w:tcBorders>
+                  <w:vAlign w:val="center"/>
+                </w:tcPr>
+                <w:p>
+                  <w:pPr>
+                    <w:keepNext/>
+                    <w:bidi w:val="false"/>
+                    <w:spacing w:after="0"/>
+                    <w:jc w:val="center"/>
+                  </w:pPr>
+                  <w:r>
+                    <w:rPr>
+                      <w:rFonts w:ascii="Arial" w:cs="Arial" w:eastAsia="Arial" w:hAnsi="Arial"/>
+                      <w:b/>
+                      <w:bCs/>
+                      <w:color w:val="000000"/>
+                      <w:sz w:val="32"/>
+                      <w:szCs w:val="32"/>
+                    </w:rPr>
+                    <w:t xml:space="preserve"/>
+                  </w:r>
+                </w:p>
+              </w:tc>
+              <w:tc>
+                <w:tcPr>
+                  <w:tcW w:type="dxa" w:w="500"/>
+                  <w:tcBorders>
+                    <w:top w:val="single" w:color="000000" w:sz="6"/>
+                    <w:left w:val="single" w:color="000000" w:sz="6"/>
+                    <w:bottom w:val="single" w:color="000000" w:sz="6"/>
+                    <w:right w:val="single" w:color="000000" w:sz="6"/>
+                  </w:tcBorders>
+                  <w:vAlign w:val="center"/>
+                </w:tcPr>
+                <w:p>
+                  <w:pPr>
+                    <w:keepNext/>
+                    <w:bidi w:val="false"/>
+                    <w:spacing w:after="0"/>
+                    <w:jc w:val="center"/>
+                  </w:pPr>
+                  <w:r>
+                    <w:rPr>
+                      <w:rFonts w:ascii="Arial" w:cs="Arial" w:eastAsia="Arial" w:hAnsi="Arial"/>
+                      <w:b/>
+                      <w:bCs/>
+                      <w:color w:val="000000"/>
+                      <w:sz w:val="32"/>
+                      <w:szCs w:val="32"/>
+                    </w:rPr>
+                    <w:t xml:space="preserve"/>
+                  </w:r>
+                </w:p>
+              </w:tc>
+              <w:tc>
+                <w:tcPr>
+                  <w:tcW w:type="dxa" w:w="500"/>
+                  <w:tcBorders>
+                    <w:top w:val="single" w:color="000000" w:sz="6"/>
+                    <w:left w:val="single" w:color="000000" w:sz="6"/>
+                    <w:bottom w:val="single" w:color="000000" w:sz="6"/>
+                    <w:right w:val="single" w:color="000000" w:sz="6"/>
+                  </w:tcBorders>
+                  <w:vAlign w:val="center"/>
+                </w:tcPr>
+                <w:p>
+                  <w:pPr>
+                    <w:keepNext/>
+                    <w:bidi w:val="false"/>
+                    <w:spacing w:after="0"/>
+                    <w:jc w:val="center"/>
+                  </w:pPr>
+                  <w:r>
+                    <w:rPr>
+                      <w:rFonts w:ascii="Arial" w:cs="Arial" w:eastAsia="Arial" w:hAnsi="Arial"/>
+                      <w:b/>
+                      <w:bCs/>
+                      <w:color w:val="000000"/>
+                      <w:sz w:val="32"/>
+                      <w:szCs w:val="32"/>
+                    </w:rPr>
+                    <w:t xml:space="preserve"/>
+                  </w:r>
+                </w:p>
+              </w:tc>
+              <w:tc>
+                <w:tcPr>
+                  <w:tcW w:type="dxa" w:w="500"/>
+                  <w:tcBorders>
+                    <w:top w:val="single" w:color="000000" w:sz="6"/>
+                    <w:left w:val="single" w:color="000000" w:sz="6"/>
+                    <w:bottom w:val="single" w:color="000000" w:sz="6"/>
+                    <w:right w:val="single" w:color="000000" w:sz="6"/>
+                  </w:tcBorders>
+                  <w:vAlign w:val="center"/>
+                </w:tcPr>
+                <w:p>
+                  <w:pPr>
+                    <w:keepNext/>
+                    <w:bidi w:val="false"/>
+                    <w:spacing w:after="0"/>
+                    <w:jc w:val="center"/>
+                  </w:pPr>
+                  <w:r>
+                    <w:rPr>
+                      <w:rFonts w:ascii="Arial" w:cs="Arial" w:eastAsia="Arial" w:hAnsi="Arial"/>
+                      <w:b/>
+                      <w:bCs/>
+                      <w:color w:val="000000"/>
+                      <w:sz w:val="32"/>
+                      <w:szCs w:val="32"/>
+                    </w:rPr>
+                    <w:t xml:space="preserve"/>
+                  </w:r>
+                </w:p>
+              </w:tc>
+              <w:tc>
+                <w:tcPr>
+                  <w:tcW w:type="dxa" w:w="500"/>
+                  <w:tcBorders>
+                    <w:top w:val="single" w:color="000000" w:sz="6"/>
+                    <w:left w:val="single" w:color="000000" w:sz="6"/>
+                    <w:bottom w:val="single" w:color="000000" w:sz="6"/>
+                    <w:right w:val="single" w:color="000000" w:sz="6"/>
+                  </w:tcBorders>
+                  <w:vAlign w:val="center"/>
+                </w:tcPr>
+                <w:p>
+                  <w:pPr>
+                    <w:keepNext/>
+                    <w:bidi w:val="false"/>
+                    <w:spacing w:after="0"/>
+                    <w:jc w:val="center"/>
+                  </w:pPr>
+                  <w:r>
+                    <w:rPr>
+                      <w:rFonts w:ascii="Arial" w:cs="Arial" w:eastAsia="Arial" w:hAnsi="Arial"/>
+                      <w:b/>
+                      <w:bCs/>
+                      <w:color w:val="000000"/>
+                      <w:sz w:val="32"/>
+                      <w:szCs w:val="32"/>
+                    </w:rPr>
+                    <w:t xml:space="preserve"/>
+                  </w:r>
+                </w:p>
+              </w:tc>
+            </w:tr>
+            <w:tr>
+              <w:trPr>
+                <w:cantSplit/>
+                <w:trHeight w:val="500" w:hRule="exact"/>
+              </w:trPr>
+              <w:tc>
+                <w:tcPr>
+                  <w:tcW w:type="dxa" w:w="500"/>
+                  <w:tcBorders>
+                    <w:top w:val="single" w:color="000000" w:sz="6"/>
+                    <w:left w:val="single" w:color="000000" w:sz="6"/>
+                    <w:bottom w:val="single" w:color="000000" w:sz="6"/>
+                    <w:right w:val="single" w:color="000000" w:sz="6"/>
+                  </w:tcBorders>
+                  <w:vAlign w:val="center"/>
+                </w:tcPr>
+                <w:p>
+                  <w:pPr>
+                    <w:keepNext/>
+                    <w:bidi w:val="false"/>
+                    <w:spacing w:after="0"/>
+                    <w:jc w:val="center"/>
+                  </w:pPr>
+                  <w:r>
+                    <w:rPr>
+                      <w:rFonts w:ascii="Arial" w:cs="Arial" w:eastAsia="Arial" w:hAnsi="Arial"/>
+                      <w:b/>
+                      <w:bCs/>
+                      <w:color w:val="000000"/>
+                      <w:sz w:val="32"/>
+                      <w:szCs w:val="32"/>
+                    </w:rPr>
+                    <w:t xml:space="preserve"/>
+                  </w:r>
+                </w:p>
+              </w:tc>
+              <w:tc>
+                <w:tcPr>
+                  <w:tcW w:type="dxa" w:w="500"/>
+                  <w:tcBorders>
+                    <w:top w:val="single" w:color="000000" w:sz="6"/>
+                    <w:left w:val="single" w:color="000000" w:sz="6"/>
+                    <w:bottom w:val="single" w:color="000000" w:sz="6"/>
+                    <w:right w:val="single" w:color="000000" w:sz="6"/>
+                  </w:tcBorders>
+                  <w:vAlign w:val="center"/>
+                </w:tcPr>
+                <w:p>
+                  <w:pPr>
+                    <w:keepNext/>
+                    <w:bidi w:val="false"/>
+                    <w:spacing w:after="0"/>
+                    <w:jc w:val="center"/>
+                  </w:pPr>
+                  <w:r>
+                    <w:rPr>
+                      <w:rFonts w:ascii="Arial" w:cs="Arial" w:eastAsia="Arial" w:hAnsi="Arial"/>
+                      <w:b/>
+                      <w:bCs/>
+                      <w:color w:val="000000"/>
+                      <w:sz w:val="32"/>
+                      <w:szCs w:val="32"/>
+                    </w:rPr>
+                    <w:t xml:space="preserve"/>
+                  </w:r>
+                </w:p>
+              </w:tc>
+              <w:tc>
+                <w:tcPr>
+                  <w:tcW w:type="dxa" w:w="500"/>
+                  <w:tcBorders>
+                    <w:top w:val="single" w:color="000000" w:sz="6"/>
+                    <w:left w:val="single" w:color="000000" w:sz="6"/>
+                    <w:bottom w:val="single" w:color="000000" w:sz="6"/>
+                    <w:right w:val="single" w:color="000000" w:sz="6"/>
+                  </w:tcBorders>
+                  <w:vAlign w:val="center"/>
+                </w:tcPr>
+                <w:p>
+                  <w:pPr>
+                    <w:keepNext/>
+                    <w:bidi w:val="false"/>
+                    <w:spacing w:after="0"/>
+                    <w:jc w:val="center"/>
+                  </w:pPr>
+                  <w:r>
+                    <w:rPr>
+                      <w:rFonts w:ascii="Arial" w:cs="Arial" w:eastAsia="Arial" w:hAnsi="Arial"/>
+                      <w:b/>
+                      <w:bCs/>
+                      <w:color w:val="000000"/>
+                      <w:sz w:val="32"/>
+                      <w:szCs w:val="32"/>
+                    </w:rPr>
+                    <w:t xml:space="preserve"/>
+                  </w:r>
+                </w:p>
+              </w:tc>
+              <w:tc>
+                <w:tcPr>
+                  <w:tcW w:type="dxa" w:w="500"/>
+                  <w:tcBorders>
+                    <w:top w:val="single" w:color="000000" w:sz="6"/>
+                    <w:left w:val="single" w:color="000000" w:sz="6"/>
+                    <w:bottom w:val="single" w:color="000000" w:sz="6"/>
+                    <w:right w:val="single" w:color="000000" w:sz="6"/>
+                  </w:tcBorders>
+                  <w:vAlign w:val="center"/>
+                </w:tcPr>
+                <w:p>
+                  <w:pPr>
+                    <w:keepNext/>
+                    <w:bidi w:val="false"/>
+                    <w:spacing w:after="0"/>
+                    <w:jc w:val="center"/>
+                  </w:pPr>
+                  <w:r>
+                    <w:rPr>
+                      <w:rFonts w:ascii="Arial" w:cs="Arial" w:eastAsia="Arial" w:hAnsi="Arial"/>
+                      <w:b/>
+                      <w:bCs/>
+                      <w:color w:val="000000"/>
+                      <w:sz w:val="32"/>
+                      <w:szCs w:val="32"/>
+                    </w:rPr>
+                    <w:t xml:space="preserve"/>
+                  </w:r>
+                </w:p>
+              </w:tc>
+              <w:tc>
+                <w:tcPr>
+                  <w:tcW w:type="dxa" w:w="500"/>
+                  <w:tcBorders>
+                    <w:top w:val="single" w:color="000000" w:sz="6"/>
+                    <w:left w:val="single" w:color="000000" w:sz="6"/>
+                    <w:bottom w:val="single" w:color="000000" w:sz="6"/>
+                    <w:right w:val="single" w:color="000000" w:sz="6"/>
+                  </w:tcBorders>
+                  <w:vAlign w:val="center"/>
+                </w:tcPr>
+                <w:p>
+                  <w:pPr>
+                    <w:keepNext/>
+                    <w:bidi w:val="false"/>
+                    <w:spacing w:after="0"/>
+                    <w:jc w:val="center"/>
+                  </w:pPr>
+                  <w:r>
+                    <w:rPr>
+                      <w:rFonts w:ascii="Arial" w:cs="Arial" w:eastAsia="Arial" w:hAnsi="Arial"/>
+                      <w:b/>
+                      <w:bCs/>
+                      <w:color w:val="000000"/>
+                      <w:sz w:val="32"/>
+                      <w:szCs w:val="32"/>
+                    </w:rPr>
+                    <w:t xml:space="preserve"/>
+                  </w:r>
+                </w:p>
+              </w:tc>
+              <w:tc>
+                <w:tcPr>
+                  <w:tcW w:type="dxa" w:w="500"/>
+                  <w:tcBorders>
+                    <w:top w:val="single" w:color="000000" w:sz="6"/>
+                    <w:left w:val="single" w:color="000000" w:sz="6"/>
+                    <w:bottom w:val="single" w:color="000000" w:sz="6"/>
+                    <w:right w:val="single" w:color="000000" w:sz="6"/>
+                  </w:tcBorders>
+                  <w:vAlign w:val="center"/>
+                </w:tcPr>
+                <w:p>
+                  <w:pPr>
+                    <w:keepNext/>
+                    <w:bidi w:val="false"/>
+                    <w:spacing w:after="0"/>
+                    <w:jc w:val="center"/>
+                  </w:pPr>
+                  <w:r>
+                    <w:rPr>
+                      <w:rFonts w:ascii="Arial" w:cs="Arial" w:eastAsia="Arial" w:hAnsi="Arial"/>
+                      <w:b/>
+                      <w:bCs/>
+                      <w:color w:val="000000"/>
+                      <w:sz w:val="32"/>
+                      <w:szCs w:val="32"/>
+                    </w:rPr>
+                    <w:t xml:space="preserve"/>
+                  </w:r>
+                </w:p>
+              </w:tc>
+              <w:tc>
+                <w:tcPr>
+                  <w:tcW w:type="dxa" w:w="500"/>
+                  <w:tcBorders>
+                    <w:top w:val="single" w:color="000000" w:sz="6"/>
+                    <w:left w:val="single" w:color="000000" w:sz="6"/>
+                    <w:bottom w:val="single" w:color="000000" w:sz="6"/>
+                    <w:right w:val="single" w:color="000000" w:sz="6"/>
+                  </w:tcBorders>
+                  <w:vAlign w:val="center"/>
+                </w:tcPr>
+                <w:p>
+                  <w:pPr>
+                    <w:keepNext/>
+                    <w:bidi w:val="false"/>
+                    <w:spacing w:after="0"/>
+                    <w:jc w:val="center"/>
+                  </w:pPr>
+                  <w:r>
+                    <w:rPr>
+                      <w:rFonts w:ascii="Arial" w:cs="Arial" w:eastAsia="Arial" w:hAnsi="Arial"/>
+                      <w:b/>
+                      <w:bCs/>
+                      <w:color w:val="000000"/>
+                      <w:sz w:val="32"/>
+                      <w:szCs w:val="32"/>
+                    </w:rPr>
+                    <w:t xml:space="preserve"/>
+                  </w:r>
+                </w:p>
+              </w:tc>
+              <w:tc>
+                <w:tcPr>
+                  <w:tcW w:type="dxa" w:w="500"/>
+                  <w:tcBorders>
+                    <w:top w:val="single" w:color="000000" w:sz="6"/>
+                    <w:left w:val="single" w:color="000000" w:sz="6"/>
+                    <w:bottom w:val="single" w:color="000000" w:sz="6"/>
+                    <w:right w:val="single" w:color="000000" w:sz="6"/>
+                  </w:tcBorders>
+                  <w:vAlign w:val="center"/>
+                </w:tcPr>
+                <w:p>
+                  <w:pPr>
+                    <w:keepNext/>
+                    <w:bidi w:val="false"/>
+                    <w:spacing w:after="0"/>
+                    <w:jc w:val="center"/>
+                  </w:pPr>
+                  <w:r>
+                    <w:rPr>
+                      <w:rFonts w:ascii="Arial" w:cs="Arial" w:eastAsia="Arial" w:hAnsi="Arial"/>
+                      <w:b/>
+                      <w:bCs/>
+                      <w:color w:val="000000"/>
+                      <w:sz w:val="32"/>
+                      <w:szCs w:val="32"/>
+                    </w:rPr>
+                    <w:t xml:space="preserve"/>
+                  </w:r>
+                </w:p>
+              </w:tc>
+              <w:tc>
+                <w:tcPr>
+                  <w:tcW w:type="dxa" w:w="500"/>
+                  <w:tcBorders>
+                    <w:top w:val="single" w:color="000000" w:sz="6"/>
+                    <w:left w:val="single" w:color="000000" w:sz="6"/>
+                    <w:bottom w:val="single" w:color="000000" w:sz="6"/>
+                    <w:right w:val="single" w:color="000000" w:sz="6"/>
+                  </w:tcBorders>
+                  <w:vAlign w:val="center"/>
+                </w:tcPr>
+                <w:p>
+                  <w:pPr>
+                    <w:keepNext/>
+                    <w:bidi w:val="false"/>
+                    <w:spacing w:after="0"/>
+                    <w:jc w:val="center"/>
+                  </w:pPr>
+                  <w:r>
+                    <w:rPr>
+                      <w:rFonts w:ascii="Arial" w:cs="Arial" w:eastAsia="Arial" w:hAnsi="Arial"/>
+                      <w:b/>
+                      <w:bCs/>
+                      <w:color w:val="000000"/>
+                      <w:sz w:val="32"/>
+                      <w:szCs w:val="32"/>
+                    </w:rPr>
+                    <w:t xml:space="preserve"/>
+                  </w:r>
+                </w:p>
+              </w:tc>
+              <w:tc>
+                <w:tcPr>
+                  <w:tcW w:type="dxa" w:w="500"/>
+                  <w:tcBorders>
+                    <w:top w:val="single" w:color="000000" w:sz="6"/>
+                    <w:left w:val="single" w:color="000000" w:sz="6"/>
+                    <w:bottom w:val="single" w:color="000000" w:sz="6"/>
+                    <w:right w:val="single" w:color="000000" w:sz="6"/>
+                  </w:tcBorders>
+                  <w:vAlign w:val="center"/>
+                </w:tcPr>
+                <w:p>
+                  <w:pPr>
+                    <w:keepNext/>
+                    <w:bidi w:val="false"/>
+                    <w:spacing w:after="0"/>
+                    <w:jc w:val="center"/>
+                  </w:pPr>
+                  <w:r>
+                    <w:rPr>
+                      <w:rFonts w:ascii="Arial" w:cs="Arial" w:eastAsia="Arial" w:hAnsi="Arial"/>
+                      <w:b/>
+                      <w:bCs/>
+                      <w:color w:val="000000"/>
+                      <w:sz w:val="32"/>
+                      <w:szCs w:val="32"/>
+                    </w:rPr>
+                    <w:t xml:space="preserve">→</w:t>
+                  </w:r>
+                </w:p>
+              </w:tc>
+            </w:tr>
+            <w:tr>
+              <w:trPr>
+                <w:cantSplit/>
+                <w:trHeight w:val="500" w:hRule="exact"/>
+              </w:trPr>
+              <w:tc>
+                <w:tcPr>
+                  <w:tcW w:type="dxa" w:w="500"/>
+                  <w:tcBorders>
+                    <w:top w:val="single" w:color="000000" w:sz="6"/>
+                    <w:left w:val="single" w:color="000000" w:sz="6"/>
+                    <w:bottom w:val="single" w:color="000000" w:sz="6"/>
+                    <w:right w:val="single" w:color="000000" w:sz="6"/>
+                  </w:tcBorders>
+                  <w:vAlign w:val="center"/>
+                </w:tcPr>
+                <w:p>
+                  <w:pPr>
+                    <w:keepNext w:val="false"/>
+                    <w:bidi w:val="false"/>
+                    <w:spacing w:after="0"/>
+                    <w:jc w:val="center"/>
+                  </w:pPr>
+                  <w:r>
+                    <w:rPr>
+                      <w:rFonts w:ascii="Arial" w:cs="Arial" w:eastAsia="Arial" w:hAnsi="Arial"/>
+                      <w:b/>
+                      <w:bCs/>
+                      <w:color w:val="000000"/>
+                      <w:sz w:val="32"/>
+                      <w:szCs w:val="32"/>
+                    </w:rPr>
+                    <w:t xml:space="preserve"/>
+                  </w:r>
+                </w:p>
+              </w:tc>
+              <w:tc>
+                <w:tcPr>
+                  <w:tcW w:type="dxa" w:w="500"/>
+                  <w:tcBorders>
+                    <w:top w:val="single" w:color="000000" w:sz="6"/>
+                    <w:left w:val="single" w:color="000000" w:sz="6"/>
+                    <w:bottom w:val="single" w:color="000000" w:sz="6"/>
+                    <w:right w:val="single" w:color="000000" w:sz="6"/>
+                  </w:tcBorders>
+                  <w:vAlign w:val="center"/>
+                </w:tcPr>
+                <w:p>
+                  <w:pPr>
+                    <w:keepNext w:val="false"/>
+                    <w:bidi w:val="false"/>
+                    <w:spacing w:after="0"/>
+                    <w:jc w:val="center"/>
+                  </w:pPr>
+                  <w:r>
+                    <w:rPr>
+                      <w:rFonts w:ascii="Arial" w:cs="Arial" w:eastAsia="Arial" w:hAnsi="Arial"/>
+                      <w:b/>
+                      <w:bCs/>
+                      <w:color w:val="000000"/>
+                      <w:sz w:val="32"/>
+                      <w:szCs w:val="32"/>
+                    </w:rPr>
+                    <w:t xml:space="preserve"/>
+                  </w:r>
+                </w:p>
+              </w:tc>
+              <w:tc>
+                <w:tcPr>
+                  <w:tcW w:type="dxa" w:w="500"/>
+                  <w:tcBorders>
+                    <w:top w:val="single" w:color="000000" w:sz="6"/>
+                    <w:left w:val="single" w:color="000000" w:sz="6"/>
+                    <w:bottom w:val="single" w:color="000000" w:sz="6"/>
+                    <w:right w:val="single" w:color="000000" w:sz="6"/>
+                  </w:tcBorders>
+                  <w:vAlign w:val="center"/>
+                </w:tcPr>
+                <w:p>
+                  <w:pPr>
+                    <w:keepNext w:val="false"/>
+                    <w:bidi w:val="false"/>
+                    <w:spacing w:after="0"/>
+                    <w:jc w:val="center"/>
+                  </w:pPr>
+                  <w:r>
+                    <w:rPr>
+                      <w:rFonts w:ascii="Arial" w:cs="Arial" w:eastAsia="Arial" w:hAnsi="Arial"/>
+                      <w:b/>
+                      <w:bCs/>
+                      <w:color w:val="000000"/>
+                      <w:sz w:val="32"/>
+                      <w:szCs w:val="32"/>
+                    </w:rPr>
+                    <w:t xml:space="preserve"/>
+                  </w:r>
+                </w:p>
+              </w:tc>
+              <w:tc>
+                <w:tcPr>
+                  <w:tcW w:type="dxa" w:w="500"/>
+                  <w:tcBorders>
+                    <w:top w:val="single" w:color="000000" w:sz="6"/>
+                    <w:left w:val="single" w:color="000000" w:sz="6"/>
+                    <w:bottom w:val="single" w:color="000000" w:sz="6"/>
+                    <w:right w:val="single" w:color="000000" w:sz="6"/>
+                  </w:tcBorders>
+                  <w:vAlign w:val="center"/>
+                </w:tcPr>
+                <w:p>
+                  <w:pPr>
+                    <w:keepNext w:val="false"/>
+                    <w:bidi w:val="false"/>
+                    <w:spacing w:after="0"/>
+                    <w:jc w:val="center"/>
+                  </w:pPr>
+                  <w:r>
+                    <w:rPr>
+                      <w:rFonts w:ascii="Arial" w:cs="Arial" w:eastAsia="Arial" w:hAnsi="Arial"/>
+                      <w:b/>
+                      <w:bCs/>
+                      <w:color w:val="000000"/>
+                      <w:sz w:val="32"/>
+                      <w:szCs w:val="32"/>
+                    </w:rPr>
+                    <w:t xml:space="preserve"/>
+                  </w:r>
+                </w:p>
+              </w:tc>
+              <w:tc>
+                <w:tcPr>
+                  <w:tcW w:type="dxa" w:w="500"/>
+                  <w:tcBorders>
+                    <w:top w:val="single" w:color="000000" w:sz="6"/>
+                    <w:left w:val="single" w:color="000000" w:sz="6"/>
+                    <w:bottom w:val="single" w:color="000000" w:sz="6"/>
+                    <w:right w:val="single" w:color="000000" w:sz="6"/>
+                  </w:tcBorders>
+                  <w:vAlign w:val="center"/>
+                </w:tcPr>
+                <w:p>
+                  <w:pPr>
+                    <w:keepNext w:val="false"/>
+                    <w:bidi w:val="false"/>
+                    <w:spacing w:after="0"/>
+                    <w:jc w:val="center"/>
+                  </w:pPr>
+                  <w:r>
+                    <w:rPr>
+                      <w:rFonts w:ascii="Arial" w:cs="Arial" w:eastAsia="Arial" w:hAnsi="Arial"/>
+                      <w:b/>
+                      <w:bCs/>
+                      <w:color w:val="000000"/>
+                      <w:sz w:val="32"/>
+                      <w:szCs w:val="32"/>
+                    </w:rPr>
+                    <w:t xml:space="preserve"/>
+                  </w:r>
+                </w:p>
+              </w:tc>
+              <w:tc>
+                <w:tcPr>
+                  <w:tcW w:type="dxa" w:w="500"/>
+                  <w:tcBorders>
+                    <w:top w:val="single" w:color="000000" w:sz="6"/>
+                    <w:left w:val="single" w:color="000000" w:sz="6"/>
+                    <w:bottom w:val="single" w:color="000000" w:sz="6"/>
+                    <w:right w:val="single" w:color="000000" w:sz="6"/>
+                  </w:tcBorders>
+                  <w:vAlign w:val="center"/>
+                </w:tcPr>
+                <w:p>
+                  <w:pPr>
+                    <w:keepNext w:val="false"/>
+                    <w:bidi w:val="false"/>
+                    <w:spacing w:after="0"/>
+                    <w:jc w:val="center"/>
+                  </w:pPr>
+                  <w:r>
+                    <w:rPr>
+                      <w:rFonts w:ascii="Arial" w:cs="Arial" w:eastAsia="Arial" w:hAnsi="Arial"/>
+                      <w:b/>
+                      <w:bCs/>
+                      <w:color w:val="000000"/>
+                      <w:sz w:val="32"/>
+                      <w:szCs w:val="32"/>
+                    </w:rPr>
+                    <w:t xml:space="preserve"/>
+                  </w:r>
+                </w:p>
+              </w:tc>
+              <w:tc>
+                <w:tcPr>
+                  <w:tcW w:type="dxa" w:w="500"/>
+                  <w:tcBorders>
+                    <w:top w:val="single" w:color="000000" w:sz="6"/>
+                    <w:left w:val="single" w:color="000000" w:sz="6"/>
+                    <w:bottom w:val="single" w:color="000000" w:sz="6"/>
+                    <w:right w:val="single" w:color="000000" w:sz="6"/>
+                  </w:tcBorders>
+                  <w:vAlign w:val="center"/>
+                </w:tcPr>
+                <w:p>
+                  <w:pPr>
+                    <w:keepNext w:val="false"/>
+                    <w:bidi w:val="false"/>
+                    <w:spacing w:after="0"/>
+                    <w:jc w:val="center"/>
+                  </w:pPr>
+                  <w:r>
+                    <w:rPr>
+                      <w:rFonts w:ascii="Arial" w:cs="Arial" w:eastAsia="Arial" w:hAnsi="Arial"/>
+                      <w:b/>
+                      <w:bCs/>
+                      <w:color w:val="000000"/>
+                      <w:sz w:val="32"/>
+                      <w:szCs w:val="32"/>
+                    </w:rPr>
+                    <w:t xml:space="preserve"/>
+                  </w:r>
+                </w:p>
+              </w:tc>
+              <w:tc>
+                <w:tcPr>
+                  <w:tcW w:type="dxa" w:w="500"/>
+                  <w:tcBorders>
+                    <w:top w:val="single" w:color="000000" w:sz="6"/>
+                    <w:left w:val="single" w:color="000000" w:sz="6"/>
+                    <w:bottom w:val="single" w:color="000000" w:sz="6"/>
+                    <w:right w:val="single" w:color="000000" w:sz="6"/>
+                  </w:tcBorders>
+                  <w:vAlign w:val="center"/>
+                </w:tcPr>
+                <w:p>
+                  <w:pPr>
+                    <w:keepNext w:val="false"/>
+                    <w:bidi w:val="false"/>
+                    <w:spacing w:after="0"/>
+                    <w:jc w:val="center"/>
+                  </w:pPr>
+                  <w:r>
+                    <w:rPr>
+                      <w:rFonts w:ascii="Arial" w:cs="Arial" w:eastAsia="Arial" w:hAnsi="Arial"/>
+                      <w:b/>
+                      <w:bCs/>
+                      <w:color w:val="000000"/>
+                      <w:sz w:val="32"/>
+                      <w:szCs w:val="32"/>
+                    </w:rPr>
+                    <w:t xml:space="preserve"/>
+                  </w:r>
+                </w:p>
+              </w:tc>
+              <w:tc>
+                <w:tcPr>
+                  <w:tcW w:type="dxa" w:w="500"/>
+                  <w:tcBorders>
+                    <w:top w:val="single" w:color="000000" w:sz="6"/>
+                    <w:left w:val="single" w:color="000000" w:sz="6"/>
+                    <w:bottom w:val="single" w:color="000000" w:sz="6"/>
+                    <w:right w:val="single" w:color="000000" w:sz="6"/>
+                  </w:tcBorders>
+                  <w:vAlign w:val="center"/>
+                </w:tcPr>
+                <w:p>
+                  <w:pPr>
+                    <w:keepNext w:val="false"/>
+                    <w:bidi w:val="false"/>
+                    <w:spacing w:after="0"/>
+                    <w:jc w:val="center"/>
+                  </w:pPr>
+                  <w:r>
+                    <w:rPr>
+                      <w:rFonts w:ascii="Arial" w:cs="Arial" w:eastAsia="Arial" w:hAnsi="Arial"/>
+                      <w:b/>
+                      <w:bCs/>
+                      <w:color w:val="000000"/>
+                      <w:sz w:val="32"/>
+                      <w:szCs w:val="32"/>
+                    </w:rPr>
+                    <w:t xml:space="preserve"/>
+                  </w:r>
+                </w:p>
+              </w:tc>
+              <w:tc>
+                <w:tcPr>
+                  <w:tcW w:type="dxa" w:w="500"/>
+                  <w:tcBorders>
+                    <w:top w:val="single" w:color="000000" w:sz="6"/>
+                    <w:left w:val="single" w:color="000000" w:sz="6"/>
+                    <w:bottom w:val="single" w:color="000000" w:sz="6"/>
+                    <w:right w:val="single" w:color="000000" w:sz="6"/>
+                  </w:tcBorders>
+                  <w:vAlign w:val="center"/>
+                </w:tcPr>
+                <w:p>
+                  <w:pPr>
+                    <w:keepNext w:val="false"/>
+                    <w:bidi w:val="false"/>
+                    <w:spacing w:after="0"/>
+                    <w:jc w:val="center"/>
+                  </w:pPr>
+                  <w:r>
+                    <w:rPr>
+                      <w:rFonts w:ascii="Arial" w:cs="Arial" w:eastAsia="Arial" w:hAnsi="Arial"/>
+                      <w:b/>
+                      <w:bCs/>
+                      <w:color w:val="000000"/>
+                      <w:sz w:val="32"/>
+                      <w:szCs w:val="32"/>
+                    </w:rPr>
+                    <w:t xml:space="preserve"/>
+                  </w:r>
+                </w:p>
+              </w:tc>
+            </w:tr>
+          </w:tbl>
+          <w:p>
+            <w:pPr>
+              <w:bidi/>
+              <w:spacing w:after="0" w:before="40"/>
+            </w:pPr>
+            <w:r>
+              <w:rPr>
+                <w:rFonts w:ascii="Arial" w:cs="Arial" w:eastAsia="Arial" w:hAnsi="Arial"/>
+                <w:sz w:val="19"/>
+                <w:szCs w:val="19"/>
+                <w:rtl/>
+              </w:rPr>
+              <w:t xml:space="preserve">כל משבצת = 20 צעדים של הצב</w:t>
+            </w:r>
+          </w:p>
+        </w:tc>
+      </w:tr>
+    </w:tbl>
     <w:p>
       <w:pPr>
         <w:keepNext/>
-        <w:keepLines/>
-        <w:pBdr>
-          <w:left w:val="single" w:color="999999" w:sz="6" w:space="4"/>
-        </w:pBdr>
-        <w:shd w:fill="F2F2F2" w:color="auto" w:val="clear"/>
-        <w:bidi w:val="false"/>
-        <w:spacing w:after="0" w:before="0"/>
-        <w:ind w:left="300" w:right="2400"/>
-        <w:jc w:val="left"/>
-      </w:pPr>
-      <w:r>
-        <w:rPr>
-          <w:rFonts w:ascii="Consolas" w:cs="Consolas" w:eastAsia="Consolas" w:hAnsi="Consolas"/>
-          <w:sz w:val="20"/>
-          <w:szCs w:val="20"/>
-        </w:rPr>
-        <w:t xml:space="preserve">turtle.penup()</w:t>
-      </w:r>
-    </w:p>
-    <w:p>
-      <w:pPr>
-        <w:keepNext/>
-        <w:keepLines/>
-        <w:pBdr>
-          <w:left w:val="single" w:color="999999" w:sz="6" w:space="4"/>
-        </w:pBdr>
-        <w:shd w:fill="F2F2F2" w:color="auto" w:val="clear"/>
-        <w:bidi w:val="false"/>
-        <w:spacing w:after="0" w:before="0"/>
-        <w:ind w:left="300" w:right="2400"/>
-        <w:jc w:val="left"/>
-      </w:pPr>
-      <w:r>
-        <w:rPr>
-          <w:rFonts w:ascii="Consolas" w:cs="Consolas" w:eastAsia="Consolas" w:hAnsi="Consolas"/>
-          <w:sz w:val="20"/>
-          <w:szCs w:val="20"/>
-        </w:rPr>
-        <w:t xml:space="preserve">turtle.forward(40)</w:t>
-      </w:r>
-    </w:p>
-    <w:p>
-      <w:pPr>
-        <w:keepNext/>
-        <w:keepLines/>
-        <w:pBdr>
-          <w:left w:val="single" w:color="999999" w:sz="6" w:space="4"/>
-        </w:pBdr>
-        <w:shd w:fill="F2F2F2" w:color="auto" w:val="clear"/>
-        <w:bidi w:val="false"/>
-        <w:spacing w:after="0" w:before="0"/>
-        <w:ind w:left="300" w:right="2400"/>
-        <w:jc w:val="left"/>
-      </w:pPr>
-      <w:r>
-        <w:rPr>
-          <w:rFonts w:ascii="Consolas" w:cs="Consolas" w:eastAsia="Consolas" w:hAnsi="Consolas"/>
-          <w:sz w:val="20"/>
-          <w:szCs w:val="20"/>
-        </w:rPr>
-        <w:t xml:space="preserve">turtle.pendown()</w:t>
-      </w:r>
-    </w:p>
-    <w:p>
-      <w:pPr>
-        <w:keepNext/>
-        <w:keepLines/>
-        <w:pBdr>
-          <w:left w:val="single" w:color="999999" w:sz="6" w:space="4"/>
-          <w:bottom w:val="single" w:color="CCCCCC" w:sz="4" w:space="2"/>
-        </w:pBdr>
-        <w:shd w:fill="F2F2F2" w:color="auto" w:val="clear"/>
-        <w:bidi w:val="false"/>
-        <w:spacing w:after="0" w:before="0"/>
-        <w:ind w:left="300" w:right="2400"/>
-        <w:jc w:val="left"/>
-      </w:pPr>
-      <w:r>
-        <w:rPr>
-          <w:rFonts w:ascii="Consolas" w:cs="Consolas" w:eastAsia="Consolas" w:hAnsi="Consolas"/>
-          <w:sz w:val="20"/>
-          <w:szCs w:val="20"/>
-        </w:rPr>
-        <w:t xml:space="preserve">turtle.forward(60)</w:t>
-      </w:r>
+        <w:spacing w:after="100"/>
+      </w:pPr>
     </w:p>
     <w:p>
       <w:pPr>
@@ -2438,7 +6098,7 @@
             <w:tcBorders>
               <w:top w:val="none" w:color="FFFFFF" w:sz="0"/>
               <w:left w:val="none" w:color="FFFFFF" w:sz="0"/>
-              <w:bottom w:val="dotted" w:color="888888" w:sz="6"/>
+              <w:bottom w:val="dotted" w:color="000000" w:sz="6"/>
               <w:right w:val="none" w:color="FFFFFF" w:sz="0"/>
             </w:tcBorders>
           </w:tcPr>
@@ -2461,7 +6121,7 @@
             <w:tcBorders>
               <w:top w:val="none" w:color="FFFFFF" w:sz="0"/>
               <w:left w:val="none" w:color="FFFFFF" w:sz="0"/>
-              <w:bottom w:val="dotted" w:color="888888" w:sz="6"/>
+              <w:bottom w:val="dotted" w:color="000000" w:sz="6"/>
               <w:right w:val="none" w:color="FFFFFF" w:sz="0"/>
             </w:tcBorders>
           </w:tcPr>
@@ -2484,7 +6144,7 @@
             <w:tcBorders>
               <w:top w:val="none" w:color="FFFFFF" w:sz="0"/>
               <w:left w:val="none" w:color="FFFFFF" w:sz="0"/>
-              <w:bottom w:val="dotted" w:color="888888" w:sz="6"/>
+              <w:bottom w:val="dotted" w:color="000000" w:sz="6"/>
               <w:right w:val="none" w:color="FFFFFF" w:sz="0"/>
             </w:tcBorders>
           </w:tcPr>
@@ -2530,14 +6190,14 @@
           <w:szCs w:val="22"/>
           <w:rtl/>
         </w:rPr>
-        <w:t xml:space="preserve">הצב נמצא בנקודה השחורה, פונה ימינה, והעט למטה. כל משבצת ברשת שווה 50 צעדים. ציירו ברשת את מה שהקוד מצייר, והוסיפו חץ שמראה לאן הצב פונה בסוף.</w:t>
+        <w:t xml:space="preserve">הצב נמצא במקום שבו מצויר החץ (פונה ימינה), והעט למטה. ציירו ברשת את מה שהקוד מצייר, וסיימו בחץ שמראה היכן הצב עומד ולאן הוא פונה בסוף.</w:t>
       </w:r>
       <w:r>
         <w:rPr>
           <w:rFonts w:ascii="Arial" w:cs="Arial" w:eastAsia="Arial" w:hAnsi="Arial"/>
           <w:b/>
           <w:bCs/>
-          <w:color w:val="555555"/>
+          <w:color w:val="000000"/>
           <w:sz w:val="20"/>
           <w:szCs w:val="20"/>
           <w:rtl/>
@@ -2550,10 +6210,9 @@
         <w:keepNext/>
         <w:keepLines/>
         <w:pBdr>
-          <w:top w:val="single" w:color="CCCCCC" w:sz="4" w:space="2"/>
-          <w:left w:val="single" w:color="999999" w:sz="6" w:space="4"/>
+          <w:top w:val="single" w:color="000000" w:sz="6" w:space="2"/>
+          <w:left w:val="single" w:color="000000" w:sz="12" w:space="4"/>
         </w:pBdr>
-        <w:shd w:fill="F2F2F2" w:color="auto" w:val="clear"/>
         <w:bidi w:val="false"/>
         <w:spacing w:after="0" w:before="0"/>
         <w:ind w:left="300" w:right="2400"/>
@@ -2573,9 +6232,8 @@
         <w:keepNext/>
         <w:keepLines/>
         <w:pBdr>
-          <w:left w:val="single" w:color="999999" w:sz="6" w:space="4"/>
+          <w:left w:val="single" w:color="000000" w:sz="12" w:space="4"/>
         </w:pBdr>
-        <w:shd w:fill="F2F2F2" w:color="auto" w:val="clear"/>
         <w:bidi w:val="false"/>
         <w:spacing w:after="0" w:before="0"/>
         <w:ind w:left="300" w:right="2400"/>
@@ -2595,9 +6253,8 @@
         <w:keepNext/>
         <w:keepLines/>
         <w:pBdr>
-          <w:left w:val="single" w:color="999999" w:sz="6" w:space="4"/>
+          <w:left w:val="single" w:color="000000" w:sz="12" w:space="4"/>
         </w:pBdr>
-        <w:shd w:fill="F2F2F2" w:color="auto" w:val="clear"/>
         <w:bidi w:val="false"/>
         <w:spacing w:after="0" w:before="0"/>
         <w:ind w:left="300" w:right="2400"/>
@@ -2617,9 +6274,8 @@
         <w:keepNext/>
         <w:keepLines/>
         <w:pBdr>
-          <w:left w:val="single" w:color="999999" w:sz="6" w:space="4"/>
+          <w:left w:val="single" w:color="000000" w:sz="12" w:space="4"/>
         </w:pBdr>
-        <w:shd w:fill="F2F2F2" w:color="auto" w:val="clear"/>
         <w:bidi w:val="false"/>
         <w:spacing w:after="0" w:before="0"/>
         <w:ind w:left="300" w:right="2400"/>
@@ -2639,10 +6295,9 @@
         <w:keepNext/>
         <w:keepLines/>
         <w:pBdr>
-          <w:left w:val="single" w:color="999999" w:sz="6" w:space="4"/>
-          <w:bottom w:val="single" w:color="CCCCCC" w:sz="4" w:space="2"/>
+          <w:left w:val="single" w:color="000000" w:sz="12" w:space="4"/>
+          <w:bottom w:val="single" w:color="000000" w:sz="6" w:space="2"/>
         </w:pBdr>
-        <w:shd w:fill="F2F2F2" w:color="auto" w:val="clear"/>
         <w:bidi w:val="false"/>
         <w:spacing w:after="0" w:before="0"/>
         <w:ind w:left="300" w:right="2400"/>
@@ -2665,6 +6320,7 @@
     </w:p>
     <w:tbl>
       <w:tblPr>
+        <w:bidiVisual/>
         <w:tblW w:type="dxa" w:w="4480"/>
         <w:jc w:val="left"/>
         <w:tblInd w:type="dxa" w:w="300"/>
@@ -2696,24 +6352,28 @@
           <w:tcPr>
             <w:tcW w:type="dxa" w:w="560"/>
             <w:tcBorders>
-              <w:top w:val="single" w:color="AAAAAA" w:sz="4"/>
-              <w:left w:val="single" w:color="AAAAAA" w:sz="4"/>
-              <w:bottom w:val="single" w:color="AAAAAA" w:sz="4"/>
-              <w:right w:val="single" w:color="AAAAAA" w:sz="4"/>
+              <w:top w:val="single" w:color="000000" w:sz="6"/>
+              <w:left w:val="single" w:color="000000" w:sz="6"/>
+              <w:bottom w:val="single" w:color="000000" w:sz="6"/>
+              <w:right w:val="single" w:color="000000" w:sz="6"/>
             </w:tcBorders>
             <w:vAlign w:val="center"/>
           </w:tcPr>
           <w:p>
             <w:pPr>
               <w:keepNext/>
+              <w:bidi w:val="false"/>
               <w:spacing w:after="0"/>
               <w:jc w:val="center"/>
             </w:pPr>
             <w:r>
               <w:rPr>
                 <w:rFonts w:ascii="Arial" w:cs="Arial" w:eastAsia="Arial" w:hAnsi="Arial"/>
-                <w:sz w:val="28"/>
-                <w:szCs w:val="28"/>
+                <w:b/>
+                <w:bCs/>
+                <w:color w:val="000000"/>
+                <w:sz w:val="32"/>
+                <w:szCs w:val="32"/>
               </w:rPr>
               <w:t xml:space="preserve"/>
             </w:r>
@@ -2723,24 +6383,28 @@
           <w:tcPr>
             <w:tcW w:type="dxa" w:w="560"/>
             <w:tcBorders>
-              <w:top w:val="single" w:color="AAAAAA" w:sz="4"/>
-              <w:left w:val="single" w:color="AAAAAA" w:sz="4"/>
-              <w:bottom w:val="single" w:color="AAAAAA" w:sz="4"/>
-              <w:right w:val="single" w:color="AAAAAA" w:sz="4"/>
+              <w:top w:val="single" w:color="000000" w:sz="6"/>
+              <w:left w:val="single" w:color="000000" w:sz="6"/>
+              <w:bottom w:val="single" w:color="000000" w:sz="6"/>
+              <w:right w:val="single" w:color="000000" w:sz="6"/>
             </w:tcBorders>
             <w:vAlign w:val="center"/>
           </w:tcPr>
           <w:p>
             <w:pPr>
               <w:keepNext/>
+              <w:bidi w:val="false"/>
               <w:spacing w:after="0"/>
               <w:jc w:val="center"/>
             </w:pPr>
             <w:r>
               <w:rPr>
                 <w:rFonts w:ascii="Arial" w:cs="Arial" w:eastAsia="Arial" w:hAnsi="Arial"/>
-                <w:sz w:val="28"/>
-                <w:szCs w:val="28"/>
+                <w:b/>
+                <w:bCs/>
+                <w:color w:val="000000"/>
+                <w:sz w:val="32"/>
+                <w:szCs w:val="32"/>
               </w:rPr>
               <w:t xml:space="preserve"/>
             </w:r>
@@ -2750,24 +6414,28 @@
           <w:tcPr>
             <w:tcW w:type="dxa" w:w="560"/>
             <w:tcBorders>
-              <w:top w:val="single" w:color="AAAAAA" w:sz="4"/>
-              <w:left w:val="single" w:color="AAAAAA" w:sz="4"/>
-              <w:bottom w:val="single" w:color="AAAAAA" w:sz="4"/>
-              <w:right w:val="single" w:color="AAAAAA" w:sz="4"/>
+              <w:top w:val="single" w:color="000000" w:sz="6"/>
+              <w:left w:val="single" w:color="000000" w:sz="6"/>
+              <w:bottom w:val="single" w:color="000000" w:sz="6"/>
+              <w:right w:val="single" w:color="000000" w:sz="6"/>
             </w:tcBorders>
             <w:vAlign w:val="center"/>
           </w:tcPr>
           <w:p>
             <w:pPr>
               <w:keepNext/>
+              <w:bidi w:val="false"/>
               <w:spacing w:after="0"/>
               <w:jc w:val="center"/>
             </w:pPr>
             <w:r>
               <w:rPr>
                 <w:rFonts w:ascii="Arial" w:cs="Arial" w:eastAsia="Arial" w:hAnsi="Arial"/>
-                <w:sz w:val="28"/>
-                <w:szCs w:val="28"/>
+                <w:b/>
+                <w:bCs/>
+                <w:color w:val="000000"/>
+                <w:sz w:val="32"/>
+                <w:szCs w:val="32"/>
               </w:rPr>
               <w:t xml:space="preserve"/>
             </w:r>
@@ -2777,24 +6445,28 @@
           <w:tcPr>
             <w:tcW w:type="dxa" w:w="560"/>
             <w:tcBorders>
-              <w:top w:val="single" w:color="AAAAAA" w:sz="4"/>
-              <w:left w:val="single" w:color="AAAAAA" w:sz="4"/>
-              <w:bottom w:val="single" w:color="AAAAAA" w:sz="4"/>
-              <w:right w:val="single" w:color="AAAAAA" w:sz="4"/>
+              <w:top w:val="single" w:color="000000" w:sz="6"/>
+              <w:left w:val="single" w:color="000000" w:sz="6"/>
+              <w:bottom w:val="single" w:color="000000" w:sz="6"/>
+              <w:right w:val="single" w:color="000000" w:sz="6"/>
             </w:tcBorders>
             <w:vAlign w:val="center"/>
           </w:tcPr>
           <w:p>
             <w:pPr>
               <w:keepNext/>
+              <w:bidi w:val="false"/>
               <w:spacing w:after="0"/>
               <w:jc w:val="center"/>
             </w:pPr>
             <w:r>
               <w:rPr>
                 <w:rFonts w:ascii="Arial" w:cs="Arial" w:eastAsia="Arial" w:hAnsi="Arial"/>
-                <w:sz w:val="28"/>
-                <w:szCs w:val="28"/>
+                <w:b/>
+                <w:bCs/>
+                <w:color w:val="000000"/>
+                <w:sz w:val="32"/>
+                <w:szCs w:val="32"/>
               </w:rPr>
               <w:t xml:space="preserve"/>
             </w:r>
@@ -2804,24 +6476,28 @@
           <w:tcPr>
             <w:tcW w:type="dxa" w:w="560"/>
             <w:tcBorders>
-              <w:top w:val="single" w:color="AAAAAA" w:sz="4"/>
-              <w:left w:val="single" w:color="AAAAAA" w:sz="4"/>
-              <w:bottom w:val="single" w:color="AAAAAA" w:sz="4"/>
-              <w:right w:val="single" w:color="AAAAAA" w:sz="4"/>
+              <w:top w:val="single" w:color="000000" w:sz="6"/>
+              <w:left w:val="single" w:color="000000" w:sz="6"/>
+              <w:bottom w:val="single" w:color="000000" w:sz="6"/>
+              <w:right w:val="single" w:color="000000" w:sz="6"/>
             </w:tcBorders>
             <w:vAlign w:val="center"/>
           </w:tcPr>
           <w:p>
             <w:pPr>
               <w:keepNext/>
+              <w:bidi w:val="false"/>
               <w:spacing w:after="0"/>
               <w:jc w:val="center"/>
             </w:pPr>
             <w:r>
               <w:rPr>
                 <w:rFonts w:ascii="Arial" w:cs="Arial" w:eastAsia="Arial" w:hAnsi="Arial"/>
-                <w:sz w:val="28"/>
-                <w:szCs w:val="28"/>
+                <w:b/>
+                <w:bCs/>
+                <w:color w:val="000000"/>
+                <w:sz w:val="32"/>
+                <w:szCs w:val="32"/>
               </w:rPr>
               <w:t xml:space="preserve"/>
             </w:r>
@@ -2831,24 +6507,28 @@
           <w:tcPr>
             <w:tcW w:type="dxa" w:w="560"/>
             <w:tcBorders>
-              <w:top w:val="single" w:color="AAAAAA" w:sz="4"/>
-              <w:left w:val="single" w:color="AAAAAA" w:sz="4"/>
-              <w:bottom w:val="single" w:color="AAAAAA" w:sz="4"/>
-              <w:right w:val="single" w:color="AAAAAA" w:sz="4"/>
+              <w:top w:val="single" w:color="000000" w:sz="6"/>
+              <w:left w:val="single" w:color="000000" w:sz="6"/>
+              <w:bottom w:val="single" w:color="000000" w:sz="6"/>
+              <w:right w:val="single" w:color="000000" w:sz="6"/>
             </w:tcBorders>
             <w:vAlign w:val="center"/>
           </w:tcPr>
           <w:p>
             <w:pPr>
               <w:keepNext/>
+              <w:bidi w:val="false"/>
               <w:spacing w:after="0"/>
               <w:jc w:val="center"/>
             </w:pPr>
             <w:r>
               <w:rPr>
                 <w:rFonts w:ascii="Arial" w:cs="Arial" w:eastAsia="Arial" w:hAnsi="Arial"/>
-                <w:sz w:val="28"/>
-                <w:szCs w:val="28"/>
+                <w:b/>
+                <w:bCs/>
+                <w:color w:val="000000"/>
+                <w:sz w:val="32"/>
+                <w:szCs w:val="32"/>
               </w:rPr>
               <w:t xml:space="preserve"/>
             </w:r>
@@ -2858,24 +6538,28 @@
           <w:tcPr>
             <w:tcW w:type="dxa" w:w="560"/>
             <w:tcBorders>
-              <w:top w:val="single" w:color="AAAAAA" w:sz="4"/>
-              <w:left w:val="single" w:color="AAAAAA" w:sz="4"/>
-              <w:bottom w:val="single" w:color="AAAAAA" w:sz="4"/>
-              <w:right w:val="single" w:color="AAAAAA" w:sz="4"/>
+              <w:top w:val="single" w:color="000000" w:sz="6"/>
+              <w:left w:val="single" w:color="000000" w:sz="6"/>
+              <w:bottom w:val="single" w:color="000000" w:sz="6"/>
+              <w:right w:val="single" w:color="000000" w:sz="6"/>
             </w:tcBorders>
             <w:vAlign w:val="center"/>
           </w:tcPr>
           <w:p>
             <w:pPr>
               <w:keepNext/>
+              <w:bidi w:val="false"/>
               <w:spacing w:after="0"/>
               <w:jc w:val="center"/>
             </w:pPr>
             <w:r>
               <w:rPr>
                 <w:rFonts w:ascii="Arial" w:cs="Arial" w:eastAsia="Arial" w:hAnsi="Arial"/>
-                <w:sz w:val="28"/>
-                <w:szCs w:val="28"/>
+                <w:b/>
+                <w:bCs/>
+                <w:color w:val="000000"/>
+                <w:sz w:val="32"/>
+                <w:szCs w:val="32"/>
               </w:rPr>
               <w:t xml:space="preserve"/>
             </w:r>
@@ -2885,24 +6569,28 @@
           <w:tcPr>
             <w:tcW w:type="dxa" w:w="560"/>
             <w:tcBorders>
-              <w:top w:val="single" w:color="AAAAAA" w:sz="4"/>
-              <w:left w:val="single" w:color="AAAAAA" w:sz="4"/>
-              <w:bottom w:val="single" w:color="AAAAAA" w:sz="4"/>
-              <w:right w:val="single" w:color="AAAAAA" w:sz="4"/>
+              <w:top w:val="single" w:color="000000" w:sz="6"/>
+              <w:left w:val="single" w:color="000000" w:sz="6"/>
+              <w:bottom w:val="single" w:color="000000" w:sz="6"/>
+              <w:right w:val="single" w:color="000000" w:sz="6"/>
             </w:tcBorders>
             <w:vAlign w:val="center"/>
           </w:tcPr>
           <w:p>
             <w:pPr>
               <w:keepNext/>
+              <w:bidi w:val="false"/>
               <w:spacing w:after="0"/>
               <w:jc w:val="center"/>
             </w:pPr>
             <w:r>
               <w:rPr>
                 <w:rFonts w:ascii="Arial" w:cs="Arial" w:eastAsia="Arial" w:hAnsi="Arial"/>
-                <w:sz w:val="28"/>
-                <w:szCs w:val="28"/>
+                <w:b/>
+                <w:bCs/>
+                <w:color w:val="000000"/>
+                <w:sz w:val="32"/>
+                <w:szCs w:val="32"/>
               </w:rPr>
               <w:t xml:space="preserve"/>
             </w:r>
@@ -2918,24 +6606,28 @@
           <w:tcPr>
             <w:tcW w:type="dxa" w:w="560"/>
             <w:tcBorders>
-              <w:top w:val="single" w:color="AAAAAA" w:sz="4"/>
-              <w:left w:val="single" w:color="AAAAAA" w:sz="4"/>
-              <w:bottom w:val="single" w:color="AAAAAA" w:sz="4"/>
-              <w:right w:val="single" w:color="AAAAAA" w:sz="4"/>
+              <w:top w:val="single" w:color="000000" w:sz="6"/>
+              <w:left w:val="single" w:color="000000" w:sz="6"/>
+              <w:bottom w:val="single" w:color="000000" w:sz="6"/>
+              <w:right w:val="single" w:color="000000" w:sz="6"/>
             </w:tcBorders>
             <w:vAlign w:val="center"/>
           </w:tcPr>
           <w:p>
             <w:pPr>
               <w:keepNext/>
+              <w:bidi w:val="false"/>
               <w:spacing w:after="0"/>
               <w:jc w:val="center"/>
             </w:pPr>
             <w:r>
               <w:rPr>
                 <w:rFonts w:ascii="Arial" w:cs="Arial" w:eastAsia="Arial" w:hAnsi="Arial"/>
-                <w:sz w:val="28"/>
-                <w:szCs w:val="28"/>
+                <w:b/>
+                <w:bCs/>
+                <w:color w:val="000000"/>
+                <w:sz w:val="32"/>
+                <w:szCs w:val="32"/>
               </w:rPr>
               <w:t xml:space="preserve"/>
             </w:r>
@@ -2945,51 +6637,28 @@
           <w:tcPr>
             <w:tcW w:type="dxa" w:w="560"/>
             <w:tcBorders>
-              <w:top w:val="single" w:color="AAAAAA" w:sz="4"/>
-              <w:left w:val="single" w:color="AAAAAA" w:sz="4"/>
-              <w:bottom w:val="single" w:color="AAAAAA" w:sz="4"/>
-              <w:right w:val="single" w:color="AAAAAA" w:sz="4"/>
+              <w:top w:val="single" w:color="000000" w:sz="6"/>
+              <w:left w:val="single" w:color="000000" w:sz="6"/>
+              <w:bottom w:val="single" w:color="000000" w:sz="6"/>
+              <w:right w:val="single" w:color="000000" w:sz="6"/>
             </w:tcBorders>
             <w:vAlign w:val="center"/>
           </w:tcPr>
           <w:p>
             <w:pPr>
               <w:keepNext/>
+              <w:bidi w:val="false"/>
               <w:spacing w:after="0"/>
               <w:jc w:val="center"/>
             </w:pPr>
             <w:r>
               <w:rPr>
                 <w:rFonts w:ascii="Arial" w:cs="Arial" w:eastAsia="Arial" w:hAnsi="Arial"/>
-                <w:sz w:val="28"/>
-                <w:szCs w:val="28"/>
-              </w:rPr>
-              <w:t xml:space="preserve">●</w:t>
-            </w:r>
-          </w:p>
-        </w:tc>
-        <w:tc>
-          <w:tcPr>
-            <w:tcW w:type="dxa" w:w="560"/>
-            <w:tcBorders>
-              <w:top w:val="single" w:color="AAAAAA" w:sz="4"/>
-              <w:left w:val="single" w:color="AAAAAA" w:sz="4"/>
-              <w:bottom w:val="single" w:color="AAAAAA" w:sz="4"/>
-              <w:right w:val="single" w:color="AAAAAA" w:sz="4"/>
-            </w:tcBorders>
-            <w:vAlign w:val="center"/>
-          </w:tcPr>
-          <w:p>
-            <w:pPr>
-              <w:keepNext/>
-              <w:spacing w:after="0"/>
-              <w:jc w:val="center"/>
-            </w:pPr>
-            <w:r>
-              <w:rPr>
-                <w:rFonts w:ascii="Arial" w:cs="Arial" w:eastAsia="Arial" w:hAnsi="Arial"/>
-                <w:sz w:val="28"/>
-                <w:szCs w:val="28"/>
+                <w:b/>
+                <w:bCs/>
+                <w:color w:val="000000"/>
+                <w:sz w:val="32"/>
+                <w:szCs w:val="32"/>
               </w:rPr>
               <w:t xml:space="preserve"/>
             </w:r>
@@ -2999,24 +6668,28 @@
           <w:tcPr>
             <w:tcW w:type="dxa" w:w="560"/>
             <w:tcBorders>
-              <w:top w:val="single" w:color="AAAAAA" w:sz="4"/>
-              <w:left w:val="single" w:color="AAAAAA" w:sz="4"/>
-              <w:bottom w:val="single" w:color="AAAAAA" w:sz="4"/>
-              <w:right w:val="single" w:color="AAAAAA" w:sz="4"/>
+              <w:top w:val="single" w:color="000000" w:sz="6"/>
+              <w:left w:val="single" w:color="000000" w:sz="6"/>
+              <w:bottom w:val="single" w:color="000000" w:sz="6"/>
+              <w:right w:val="single" w:color="000000" w:sz="6"/>
             </w:tcBorders>
             <w:vAlign w:val="center"/>
           </w:tcPr>
           <w:p>
             <w:pPr>
               <w:keepNext/>
+              <w:bidi w:val="false"/>
               <w:spacing w:after="0"/>
               <w:jc w:val="center"/>
             </w:pPr>
             <w:r>
               <w:rPr>
                 <w:rFonts w:ascii="Arial" w:cs="Arial" w:eastAsia="Arial" w:hAnsi="Arial"/>
-                <w:sz w:val="28"/>
-                <w:szCs w:val="28"/>
+                <w:b/>
+                <w:bCs/>
+                <w:color w:val="000000"/>
+                <w:sz w:val="32"/>
+                <w:szCs w:val="32"/>
               </w:rPr>
               <w:t xml:space="preserve"/>
             </w:r>
@@ -3026,24 +6699,28 @@
           <w:tcPr>
             <w:tcW w:type="dxa" w:w="560"/>
             <w:tcBorders>
-              <w:top w:val="single" w:color="AAAAAA" w:sz="4"/>
-              <w:left w:val="single" w:color="AAAAAA" w:sz="4"/>
-              <w:bottom w:val="single" w:color="AAAAAA" w:sz="4"/>
-              <w:right w:val="single" w:color="AAAAAA" w:sz="4"/>
+              <w:top w:val="single" w:color="000000" w:sz="6"/>
+              <w:left w:val="single" w:color="000000" w:sz="6"/>
+              <w:bottom w:val="single" w:color="000000" w:sz="6"/>
+              <w:right w:val="single" w:color="000000" w:sz="6"/>
             </w:tcBorders>
             <w:vAlign w:val="center"/>
           </w:tcPr>
           <w:p>
             <w:pPr>
               <w:keepNext/>
+              <w:bidi w:val="false"/>
               <w:spacing w:after="0"/>
               <w:jc w:val="center"/>
             </w:pPr>
             <w:r>
               <w:rPr>
                 <w:rFonts w:ascii="Arial" w:cs="Arial" w:eastAsia="Arial" w:hAnsi="Arial"/>
-                <w:sz w:val="28"/>
-                <w:szCs w:val="28"/>
+                <w:b/>
+                <w:bCs/>
+                <w:color w:val="000000"/>
+                <w:sz w:val="32"/>
+                <w:szCs w:val="32"/>
               </w:rPr>
               <w:t xml:space="preserve"/>
             </w:r>
@@ -3053,24 +6730,28 @@
           <w:tcPr>
             <w:tcW w:type="dxa" w:w="560"/>
             <w:tcBorders>
-              <w:top w:val="single" w:color="AAAAAA" w:sz="4"/>
-              <w:left w:val="single" w:color="AAAAAA" w:sz="4"/>
-              <w:bottom w:val="single" w:color="AAAAAA" w:sz="4"/>
-              <w:right w:val="single" w:color="AAAAAA" w:sz="4"/>
+              <w:top w:val="single" w:color="000000" w:sz="6"/>
+              <w:left w:val="single" w:color="000000" w:sz="6"/>
+              <w:bottom w:val="single" w:color="000000" w:sz="6"/>
+              <w:right w:val="single" w:color="000000" w:sz="6"/>
             </w:tcBorders>
             <w:vAlign w:val="center"/>
           </w:tcPr>
           <w:p>
             <w:pPr>
               <w:keepNext/>
+              <w:bidi w:val="false"/>
               <w:spacing w:after="0"/>
               <w:jc w:val="center"/>
             </w:pPr>
             <w:r>
               <w:rPr>
                 <w:rFonts w:ascii="Arial" w:cs="Arial" w:eastAsia="Arial" w:hAnsi="Arial"/>
-                <w:sz w:val="28"/>
-                <w:szCs w:val="28"/>
+                <w:b/>
+                <w:bCs/>
+                <w:color w:val="000000"/>
+                <w:sz w:val="32"/>
+                <w:szCs w:val="32"/>
               </w:rPr>
               <w:t xml:space="preserve"/>
             </w:r>
@@ -3080,24 +6761,28 @@
           <w:tcPr>
             <w:tcW w:type="dxa" w:w="560"/>
             <w:tcBorders>
-              <w:top w:val="single" w:color="AAAAAA" w:sz="4"/>
-              <w:left w:val="single" w:color="AAAAAA" w:sz="4"/>
-              <w:bottom w:val="single" w:color="AAAAAA" w:sz="4"/>
-              <w:right w:val="single" w:color="AAAAAA" w:sz="4"/>
+              <w:top w:val="single" w:color="000000" w:sz="6"/>
+              <w:left w:val="single" w:color="000000" w:sz="6"/>
+              <w:bottom w:val="single" w:color="000000" w:sz="6"/>
+              <w:right w:val="single" w:color="000000" w:sz="6"/>
             </w:tcBorders>
             <w:vAlign w:val="center"/>
           </w:tcPr>
           <w:p>
             <w:pPr>
               <w:keepNext/>
+              <w:bidi w:val="false"/>
               <w:spacing w:after="0"/>
               <w:jc w:val="center"/>
             </w:pPr>
             <w:r>
               <w:rPr>
                 <w:rFonts w:ascii="Arial" w:cs="Arial" w:eastAsia="Arial" w:hAnsi="Arial"/>
-                <w:sz w:val="28"/>
-                <w:szCs w:val="28"/>
+                <w:b/>
+                <w:bCs/>
+                <w:color w:val="000000"/>
+                <w:sz w:val="32"/>
+                <w:szCs w:val="32"/>
               </w:rPr>
               <w:t xml:space="preserve"/>
             </w:r>
@@ -3107,24 +6792,59 @@
           <w:tcPr>
             <w:tcW w:type="dxa" w:w="560"/>
             <w:tcBorders>
-              <w:top w:val="single" w:color="AAAAAA" w:sz="4"/>
-              <w:left w:val="single" w:color="AAAAAA" w:sz="4"/>
-              <w:bottom w:val="single" w:color="AAAAAA" w:sz="4"/>
-              <w:right w:val="single" w:color="AAAAAA" w:sz="4"/>
+              <w:top w:val="single" w:color="000000" w:sz="6"/>
+              <w:left w:val="single" w:color="000000" w:sz="6"/>
+              <w:bottom w:val="single" w:color="000000" w:sz="6"/>
+              <w:right w:val="single" w:color="000000" w:sz="6"/>
             </w:tcBorders>
             <w:vAlign w:val="center"/>
           </w:tcPr>
           <w:p>
             <w:pPr>
               <w:keepNext/>
+              <w:bidi w:val="false"/>
               <w:spacing w:after="0"/>
               <w:jc w:val="center"/>
             </w:pPr>
             <w:r>
               <w:rPr>
                 <w:rFonts w:ascii="Arial" w:cs="Arial" w:eastAsia="Arial" w:hAnsi="Arial"/>
-                <w:sz w:val="28"/>
-                <w:szCs w:val="28"/>
+                <w:b/>
+                <w:bCs/>
+                <w:color w:val="000000"/>
+                <w:sz w:val="32"/>
+                <w:szCs w:val="32"/>
+              </w:rPr>
+              <w:t xml:space="preserve">→</w:t>
+            </w:r>
+          </w:p>
+        </w:tc>
+        <w:tc>
+          <w:tcPr>
+            <w:tcW w:type="dxa" w:w="560"/>
+            <w:tcBorders>
+              <w:top w:val="single" w:color="000000" w:sz="6"/>
+              <w:left w:val="single" w:color="000000" w:sz="6"/>
+              <w:bottom w:val="single" w:color="000000" w:sz="6"/>
+              <w:right w:val="single" w:color="000000" w:sz="6"/>
+            </w:tcBorders>
+            <w:vAlign w:val="center"/>
+          </w:tcPr>
+          <w:p>
+            <w:pPr>
+              <w:keepNext/>
+              <w:bidi w:val="false"/>
+              <w:spacing w:after="0"/>
+              <w:jc w:val="center"/>
+            </w:pPr>
+            <w:r>
+              <w:rPr>
+                <w:rFonts w:ascii="Arial" w:cs="Arial" w:eastAsia="Arial" w:hAnsi="Arial"/>
+                <w:b/>
+                <w:bCs/>
+                <w:color w:val="000000"/>
+                <w:sz w:val="32"/>
+                <w:szCs w:val="32"/>
               </w:rPr>
               <w:t xml:space="preserve"/>
             </w:r>
@@ -3140,24 +6860,28 @@
           <w:tcPr>
             <w:tcW w:type="dxa" w:w="560"/>
             <w:tcBorders>
-              <w:top w:val="single" w:color="AAAAAA" w:sz="4"/>
-              <w:left w:val="single" w:color="AAAAAA" w:sz="4"/>
-              <w:bottom w:val="single" w:color="AAAAAA" w:sz="4"/>
-              <w:right w:val="single" w:color="AAAAAA" w:sz="4"/>
+              <w:top w:val="single" w:color="000000" w:sz="6"/>
+              <w:left w:val="single" w:color="000000" w:sz="6"/>
+              <w:bottom w:val="single" w:color="000000" w:sz="6"/>
+              <w:right w:val="single" w:color="000000" w:sz="6"/>
             </w:tcBorders>
             <w:vAlign w:val="center"/>
           </w:tcPr>
           <w:p>
             <w:pPr>
               <w:keepNext/>
+              <w:bidi w:val="false"/>
               <w:spacing w:after="0"/>
               <w:jc w:val="center"/>
             </w:pPr>
             <w:r>
               <w:rPr>
                 <w:rFonts w:ascii="Arial" w:cs="Arial" w:eastAsia="Arial" w:hAnsi="Arial"/>
-                <w:sz w:val="28"/>
-                <w:szCs w:val="28"/>
+                <w:b/>
+                <w:bCs/>
+                <w:color w:val="000000"/>
+                <w:sz w:val="32"/>
+                <w:szCs w:val="32"/>
               </w:rPr>
               <w:t xml:space="preserve"/>
             </w:r>
@@ -3167,24 +6891,28 @@
           <w:tcPr>
             <w:tcW w:type="dxa" w:w="560"/>
             <w:tcBorders>
-              <w:top w:val="single" w:color="AAAAAA" w:sz="4"/>
-              <w:left w:val="single" w:color="AAAAAA" w:sz="4"/>
-              <w:bottom w:val="single" w:color="AAAAAA" w:sz="4"/>
-              <w:right w:val="single" w:color="AAAAAA" w:sz="4"/>
+              <w:top w:val="single" w:color="000000" w:sz="6"/>
+              <w:left w:val="single" w:color="000000" w:sz="6"/>
+              <w:bottom w:val="single" w:color="000000" w:sz="6"/>
+              <w:right w:val="single" w:color="000000" w:sz="6"/>
             </w:tcBorders>
             <w:vAlign w:val="center"/>
           </w:tcPr>
           <w:p>
             <w:pPr>
               <w:keepNext/>
+              <w:bidi w:val="false"/>
               <w:spacing w:after="0"/>
               <w:jc w:val="center"/>
             </w:pPr>
             <w:r>
               <w:rPr>
                 <w:rFonts w:ascii="Arial" w:cs="Arial" w:eastAsia="Arial" w:hAnsi="Arial"/>
-                <w:sz w:val="28"/>
-                <w:szCs w:val="28"/>
+                <w:b/>
+                <w:bCs/>
+                <w:color w:val="000000"/>
+                <w:sz w:val="32"/>
+                <w:szCs w:val="32"/>
               </w:rPr>
               <w:t xml:space="preserve"/>
             </w:r>
@@ -3194,24 +6922,28 @@
           <w:tcPr>
             <w:tcW w:type="dxa" w:w="560"/>
             <w:tcBorders>
-              <w:top w:val="single" w:color="AAAAAA" w:sz="4"/>
-              <w:left w:val="single" w:color="AAAAAA" w:sz="4"/>
-              <w:bottom w:val="single" w:color="AAAAAA" w:sz="4"/>
-              <w:right w:val="single" w:color="AAAAAA" w:sz="4"/>
+              <w:top w:val="single" w:color="000000" w:sz="6"/>
+              <w:left w:val="single" w:color="000000" w:sz="6"/>
+              <w:bottom w:val="single" w:color="000000" w:sz="6"/>
+              <w:right w:val="single" w:color="000000" w:sz="6"/>
             </w:tcBorders>
             <w:vAlign w:val="center"/>
           </w:tcPr>
           <w:p>
             <w:pPr>
               <w:keepNext/>
+              <w:bidi w:val="false"/>
               <w:spacing w:after="0"/>
               <w:jc w:val="center"/>
             </w:pPr>
             <w:r>
               <w:rPr>
                 <w:rFonts w:ascii="Arial" w:cs="Arial" w:eastAsia="Arial" w:hAnsi="Arial"/>
-                <w:sz w:val="28"/>
-                <w:szCs w:val="28"/>
+                <w:b/>
+                <w:bCs/>
+                <w:color w:val="000000"/>
+                <w:sz w:val="32"/>
+                <w:szCs w:val="32"/>
               </w:rPr>
               <w:t xml:space="preserve"/>
             </w:r>
@@ -3221,24 +6953,28 @@
           <w:tcPr>
             <w:tcW w:type="dxa" w:w="560"/>
             <w:tcBorders>
-              <w:top w:val="single" w:color="AAAAAA" w:sz="4"/>
-              <w:left w:val="single" w:color="AAAAAA" w:sz="4"/>
-              <w:bottom w:val="single" w:color="AAAAAA" w:sz="4"/>
-              <w:right w:val="single" w:color="AAAAAA" w:sz="4"/>
+              <w:top w:val="single" w:color="000000" w:sz="6"/>
+              <w:left w:val="single" w:color="000000" w:sz="6"/>
+              <w:bottom w:val="single" w:color="000000" w:sz="6"/>
+              <w:right w:val="single" w:color="000000" w:sz="6"/>
             </w:tcBorders>
             <w:vAlign w:val="center"/>
           </w:tcPr>
           <w:p>
             <w:pPr>
               <w:keepNext/>
+              <w:bidi w:val="false"/>
               <w:spacing w:after="0"/>
               <w:jc w:val="center"/>
             </w:pPr>
             <w:r>
               <w:rPr>
                 <w:rFonts w:ascii="Arial" w:cs="Arial" w:eastAsia="Arial" w:hAnsi="Arial"/>
-                <w:sz w:val="28"/>
-                <w:szCs w:val="28"/>
+                <w:b/>
+                <w:bCs/>
+                <w:color w:val="000000"/>
+                <w:sz w:val="32"/>
+                <w:szCs w:val="32"/>
               </w:rPr>
               <w:t xml:space="preserve"/>
             </w:r>
@@ -3248,24 +6984,28 @@
           <w:tcPr>
             <w:tcW w:type="dxa" w:w="560"/>
             <w:tcBorders>
-              <w:top w:val="single" w:color="AAAAAA" w:sz="4"/>
-              <w:left w:val="single" w:color="AAAAAA" w:sz="4"/>
-              <w:bottom w:val="single" w:color="AAAAAA" w:sz="4"/>
-              <w:right w:val="single" w:color="AAAAAA" w:sz="4"/>
+              <w:top w:val="single" w:color="000000" w:sz="6"/>
+              <w:left w:val="single" w:color="000000" w:sz="6"/>
+              <w:bottom w:val="single" w:color="000000" w:sz="6"/>
+              <w:right w:val="single" w:color="000000" w:sz="6"/>
             </w:tcBorders>
             <w:vAlign w:val="center"/>
           </w:tcPr>
           <w:p>
             <w:pPr>
               <w:keepNext/>
+              <w:bidi w:val="false"/>
               <w:spacing w:after="0"/>
               <w:jc w:val="center"/>
             </w:pPr>
             <w:r>
               <w:rPr>
                 <w:rFonts w:ascii="Arial" w:cs="Arial" w:eastAsia="Arial" w:hAnsi="Arial"/>
-                <w:sz w:val="28"/>
-                <w:szCs w:val="28"/>
+                <w:b/>
+                <w:bCs/>
+                <w:color w:val="000000"/>
+                <w:sz w:val="32"/>
+                <w:szCs w:val="32"/>
               </w:rPr>
               <w:t xml:space="preserve"/>
             </w:r>
@@ -3275,24 +7015,28 @@
           <w:tcPr>
             <w:tcW w:type="dxa" w:w="560"/>
             <w:tcBorders>
-              <w:top w:val="single" w:color="AAAAAA" w:sz="4"/>
-              <w:left w:val="single" w:color="AAAAAA" w:sz="4"/>
-              <w:bottom w:val="single" w:color="AAAAAA" w:sz="4"/>
-              <w:right w:val="single" w:color="AAAAAA" w:sz="4"/>
+              <w:top w:val="single" w:color="000000" w:sz="6"/>
+              <w:left w:val="single" w:color="000000" w:sz="6"/>
+              <w:bottom w:val="single" w:color="000000" w:sz="6"/>
+              <w:right w:val="single" w:color="000000" w:sz="6"/>
             </w:tcBorders>
             <w:vAlign w:val="center"/>
           </w:tcPr>
           <w:p>
             <w:pPr>
               <w:keepNext/>
+              <w:bidi w:val="false"/>
               <w:spacing w:after="0"/>
               <w:jc w:val="center"/>
             </w:pPr>
             <w:r>
               <w:rPr>
                 <w:rFonts w:ascii="Arial" w:cs="Arial" w:eastAsia="Arial" w:hAnsi="Arial"/>
-                <w:sz w:val="28"/>
-                <w:szCs w:val="28"/>
+                <w:b/>
+                <w:bCs/>
+                <w:color w:val="000000"/>
+                <w:sz w:val="32"/>
+                <w:szCs w:val="32"/>
               </w:rPr>
               <w:t xml:space="preserve"/>
             </w:r>
@@ -3302,24 +7046,28 @@
           <w:tcPr>
             <w:tcW w:type="dxa" w:w="560"/>
             <w:tcBorders>
-              <w:top w:val="single" w:color="AAAAAA" w:sz="4"/>
-              <w:left w:val="single" w:color="AAAAAA" w:sz="4"/>
-              <w:bottom w:val="single" w:color="AAAAAA" w:sz="4"/>
-              <w:right w:val="single" w:color="AAAAAA" w:sz="4"/>
+              <w:top w:val="single" w:color="000000" w:sz="6"/>
+              <w:left w:val="single" w:color="000000" w:sz="6"/>
+              <w:bottom w:val="single" w:color="000000" w:sz="6"/>
+              <w:right w:val="single" w:color="000000" w:sz="6"/>
             </w:tcBorders>
             <w:vAlign w:val="center"/>
           </w:tcPr>
           <w:p>
             <w:pPr>
               <w:keepNext/>
+              <w:bidi w:val="false"/>
               <w:spacing w:after="0"/>
               <w:jc w:val="center"/>
             </w:pPr>
             <w:r>
               <w:rPr>
                 <w:rFonts w:ascii="Arial" w:cs="Arial" w:eastAsia="Arial" w:hAnsi="Arial"/>
-                <w:sz w:val="28"/>
-                <w:szCs w:val="28"/>
+                <w:b/>
+                <w:bCs/>
+                <w:color w:val="000000"/>
+                <w:sz w:val="32"/>
+                <w:szCs w:val="32"/>
               </w:rPr>
               <w:t xml:space="preserve"/>
             </w:r>
@@ -3329,24 +7077,28 @@
           <w:tcPr>
             <w:tcW w:type="dxa" w:w="560"/>
             <w:tcBorders>
-              <w:top w:val="single" w:color="AAAAAA" w:sz="4"/>
-              <w:left w:val="single" w:color="AAAAAA" w:sz="4"/>
-              <w:bottom w:val="single" w:color="AAAAAA" w:sz="4"/>
-              <w:right w:val="single" w:color="AAAAAA" w:sz="4"/>
+              <w:top w:val="single" w:color="000000" w:sz="6"/>
+              <w:left w:val="single" w:color="000000" w:sz="6"/>
+              <w:bottom w:val="single" w:color="000000" w:sz="6"/>
+              <w:right w:val="single" w:color="000000" w:sz="6"/>
             </w:tcBorders>
             <w:vAlign w:val="center"/>
           </w:tcPr>
           <w:p>
             <w:pPr>
               <w:keepNext/>
+              <w:bidi w:val="false"/>
               <w:spacing w:after="0"/>
               <w:jc w:val="center"/>
             </w:pPr>
             <w:r>
               <w:rPr>
                 <w:rFonts w:ascii="Arial" w:cs="Arial" w:eastAsia="Arial" w:hAnsi="Arial"/>
-                <w:sz w:val="28"/>
-                <w:szCs w:val="28"/>
+                <w:b/>
+                <w:bCs/>
+                <w:color w:val="000000"/>
+                <w:sz w:val="32"/>
+                <w:szCs w:val="32"/>
               </w:rPr>
               <w:t xml:space="preserve"/>
             </w:r>
@@ -3362,24 +7114,28 @@
           <w:tcPr>
             <w:tcW w:type="dxa" w:w="560"/>
             <w:tcBorders>
-              <w:top w:val="single" w:color="AAAAAA" w:sz="4"/>
-              <w:left w:val="single" w:color="AAAAAA" w:sz="4"/>
-              <w:bottom w:val="single" w:color="AAAAAA" w:sz="4"/>
-              <w:right w:val="single" w:color="AAAAAA" w:sz="4"/>
+              <w:top w:val="single" w:color="000000" w:sz="6"/>
+              <w:left w:val="single" w:color="000000" w:sz="6"/>
+              <w:bottom w:val="single" w:color="000000" w:sz="6"/>
+              <w:right w:val="single" w:color="000000" w:sz="6"/>
             </w:tcBorders>
             <w:vAlign w:val="center"/>
           </w:tcPr>
           <w:p>
             <w:pPr>
               <w:keepNext/>
+              <w:bidi w:val="false"/>
               <w:spacing w:after="0"/>
               <w:jc w:val="center"/>
             </w:pPr>
             <w:r>
               <w:rPr>
                 <w:rFonts w:ascii="Arial" w:cs="Arial" w:eastAsia="Arial" w:hAnsi="Arial"/>
-                <w:sz w:val="28"/>
-                <w:szCs w:val="28"/>
+                <w:b/>
+                <w:bCs/>
+                <w:color w:val="000000"/>
+                <w:sz w:val="32"/>
+                <w:szCs w:val="32"/>
               </w:rPr>
               <w:t xml:space="preserve"/>
             </w:r>
@@ -3389,24 +7145,28 @@
           <w:tcPr>
             <w:tcW w:type="dxa" w:w="560"/>
             <w:tcBorders>
-              <w:top w:val="single" w:color="AAAAAA" w:sz="4"/>
-              <w:left w:val="single" w:color="AAAAAA" w:sz="4"/>
-              <w:bottom w:val="single" w:color="AAAAAA" w:sz="4"/>
-              <w:right w:val="single" w:color="AAAAAA" w:sz="4"/>
+              <w:top w:val="single" w:color="000000" w:sz="6"/>
+              <w:left w:val="single" w:color="000000" w:sz="6"/>
+              <w:bottom w:val="single" w:color="000000" w:sz="6"/>
+              <w:right w:val="single" w:color="000000" w:sz="6"/>
             </w:tcBorders>
             <w:vAlign w:val="center"/>
           </w:tcPr>
           <w:p>
             <w:pPr>
               <w:keepNext/>
+              <w:bidi w:val="false"/>
               <w:spacing w:after="0"/>
               <w:jc w:val="center"/>
             </w:pPr>
             <w:r>
               <w:rPr>
                 <w:rFonts w:ascii="Arial" w:cs="Arial" w:eastAsia="Arial" w:hAnsi="Arial"/>
-                <w:sz w:val="28"/>
-                <w:szCs w:val="28"/>
+                <w:b/>
+                <w:bCs/>
+                <w:color w:val="000000"/>
+                <w:sz w:val="32"/>
+                <w:szCs w:val="32"/>
               </w:rPr>
               <w:t xml:space="preserve"/>
             </w:r>
@@ -3416,24 +7176,28 @@
           <w:tcPr>
             <w:tcW w:type="dxa" w:w="560"/>
             <w:tcBorders>
-              <w:top w:val="single" w:color="AAAAAA" w:sz="4"/>
-              <w:left w:val="single" w:color="AAAAAA" w:sz="4"/>
-              <w:bottom w:val="single" w:color="AAAAAA" w:sz="4"/>
-              <w:right w:val="single" w:color="AAAAAA" w:sz="4"/>
+              <w:top w:val="single" w:color="000000" w:sz="6"/>
+              <w:left w:val="single" w:color="000000" w:sz="6"/>
+              <w:bottom w:val="single" w:color="000000" w:sz="6"/>
+              <w:right w:val="single" w:color="000000" w:sz="6"/>
             </w:tcBorders>
             <w:vAlign w:val="center"/>
           </w:tcPr>
           <w:p>
             <w:pPr>
               <w:keepNext/>
+              <w:bidi w:val="false"/>
               <w:spacing w:after="0"/>
               <w:jc w:val="center"/>
             </w:pPr>
             <w:r>
               <w:rPr>
                 <w:rFonts w:ascii="Arial" w:cs="Arial" w:eastAsia="Arial" w:hAnsi="Arial"/>
-                <w:sz w:val="28"/>
-                <w:szCs w:val="28"/>
+                <w:b/>
+                <w:bCs/>
+                <w:color w:val="000000"/>
+                <w:sz w:val="32"/>
+                <w:szCs w:val="32"/>
               </w:rPr>
               <w:t xml:space="preserve"/>
             </w:r>
@@ -3443,24 +7207,28 @@
           <w:tcPr>
             <w:tcW w:type="dxa" w:w="560"/>
             <w:tcBorders>
-              <w:top w:val="single" w:color="AAAAAA" w:sz="4"/>
-              <w:left w:val="single" w:color="AAAAAA" w:sz="4"/>
-              <w:bottom w:val="single" w:color="AAAAAA" w:sz="4"/>
-              <w:right w:val="single" w:color="AAAAAA" w:sz="4"/>
+              <w:top w:val="single" w:color="000000" w:sz="6"/>
+              <w:left w:val="single" w:color="000000" w:sz="6"/>
+              <w:bottom w:val="single" w:color="000000" w:sz="6"/>
+              <w:right w:val="single" w:color="000000" w:sz="6"/>
             </w:tcBorders>
             <w:vAlign w:val="center"/>
           </w:tcPr>
           <w:p>
             <w:pPr>
               <w:keepNext/>
+              <w:bidi w:val="false"/>
               <w:spacing w:after="0"/>
               <w:jc w:val="center"/>
             </w:pPr>
             <w:r>
               <w:rPr>
                 <w:rFonts w:ascii="Arial" w:cs="Arial" w:eastAsia="Arial" w:hAnsi="Arial"/>
-                <w:sz w:val="28"/>
-                <w:szCs w:val="28"/>
+                <w:b/>
+                <w:bCs/>
+                <w:color w:val="000000"/>
+                <w:sz w:val="32"/>
+                <w:szCs w:val="32"/>
               </w:rPr>
               <w:t xml:space="preserve"/>
             </w:r>
@@ -3470,24 +7238,28 @@
           <w:tcPr>
             <w:tcW w:type="dxa" w:w="560"/>
             <w:tcBorders>
-              <w:top w:val="single" w:color="AAAAAA" w:sz="4"/>
-              <w:left w:val="single" w:color="AAAAAA" w:sz="4"/>
-              <w:bottom w:val="single" w:color="AAAAAA" w:sz="4"/>
-              <w:right w:val="single" w:color="AAAAAA" w:sz="4"/>
+              <w:top w:val="single" w:color="000000" w:sz="6"/>
+              <w:left w:val="single" w:color="000000" w:sz="6"/>
+              <w:bottom w:val="single" w:color="000000" w:sz="6"/>
+              <w:right w:val="single" w:color="000000" w:sz="6"/>
             </w:tcBorders>
             <w:vAlign w:val="center"/>
           </w:tcPr>
           <w:p>
             <w:pPr>
               <w:keepNext/>
+              <w:bidi w:val="false"/>
               <w:spacing w:after="0"/>
               <w:jc w:val="center"/>
             </w:pPr>
             <w:r>
               <w:rPr>
                 <w:rFonts w:ascii="Arial" w:cs="Arial" w:eastAsia="Arial" w:hAnsi="Arial"/>
-                <w:sz w:val="28"/>
-                <w:szCs w:val="28"/>
+                <w:b/>
+                <w:bCs/>
+                <w:color w:val="000000"/>
+                <w:sz w:val="32"/>
+                <w:szCs w:val="32"/>
               </w:rPr>
               <w:t xml:space="preserve"/>
             </w:r>
@@ -3497,24 +7269,28 @@
           <w:tcPr>
             <w:tcW w:type="dxa" w:w="560"/>
             <w:tcBorders>
-              <w:top w:val="single" w:color="AAAAAA" w:sz="4"/>
-              <w:left w:val="single" w:color="AAAAAA" w:sz="4"/>
-              <w:bottom w:val="single" w:color="AAAAAA" w:sz="4"/>
-              <w:right w:val="single" w:color="AAAAAA" w:sz="4"/>
+              <w:top w:val="single" w:color="000000" w:sz="6"/>
+              <w:left w:val="single" w:color="000000" w:sz="6"/>
+              <w:bottom w:val="single" w:color="000000" w:sz="6"/>
+              <w:right w:val="single" w:color="000000" w:sz="6"/>
             </w:tcBorders>
             <w:vAlign w:val="center"/>
           </w:tcPr>
           <w:p>
             <w:pPr>
               <w:keepNext/>
+              <w:bidi w:val="false"/>
               <w:spacing w:after="0"/>
               <w:jc w:val="center"/>
             </w:pPr>
             <w:r>
               <w:rPr>
                 <w:rFonts w:ascii="Arial" w:cs="Arial" w:eastAsia="Arial" w:hAnsi="Arial"/>
-                <w:sz w:val="28"/>
-                <w:szCs w:val="28"/>
+                <w:b/>
+                <w:bCs/>
+                <w:color w:val="000000"/>
+                <w:sz w:val="32"/>
+                <w:szCs w:val="32"/>
               </w:rPr>
               <w:t xml:space="preserve"/>
             </w:r>
@@ -3524,24 +7300,28 @@
           <w:tcPr>
             <w:tcW w:type="dxa" w:w="560"/>
             <w:tcBorders>
-              <w:top w:val="single" w:color="AAAAAA" w:sz="4"/>
-              <w:left w:val="single" w:color="AAAAAA" w:sz="4"/>
-              <w:bottom w:val="single" w:color="AAAAAA" w:sz="4"/>
-              <w:right w:val="single" w:color="AAAAAA" w:sz="4"/>
+              <w:top w:val="single" w:color="000000" w:sz="6"/>
+              <w:left w:val="single" w:color="000000" w:sz="6"/>
+              <w:bottom w:val="single" w:color="000000" w:sz="6"/>
+              <w:right w:val="single" w:color="000000" w:sz="6"/>
             </w:tcBorders>
             <w:vAlign w:val="center"/>
           </w:tcPr>
           <w:p>
             <w:pPr>
               <w:keepNext/>
+              <w:bidi w:val="false"/>
               <w:spacing w:after="0"/>
               <w:jc w:val="center"/>
             </w:pPr>
             <w:r>
               <w:rPr>
                 <w:rFonts w:ascii="Arial" w:cs="Arial" w:eastAsia="Arial" w:hAnsi="Arial"/>
-                <w:sz w:val="28"/>
-                <w:szCs w:val="28"/>
+                <w:b/>
+                <w:bCs/>
+                <w:color w:val="000000"/>
+                <w:sz w:val="32"/>
+                <w:szCs w:val="32"/>
               </w:rPr>
               <w:t xml:space="preserve"/>
             </w:r>
@@ -3551,24 +7331,28 @@
           <w:tcPr>
             <w:tcW w:type="dxa" w:w="560"/>
             <w:tcBorders>
-              <w:top w:val="single" w:color="AAAAAA" w:sz="4"/>
-              <w:left w:val="single" w:color="AAAAAA" w:sz="4"/>
-              <w:bottom w:val="single" w:color="AAAAAA" w:sz="4"/>
-              <w:right w:val="single" w:color="AAAAAA" w:sz="4"/>
+              <w:top w:val="single" w:color="000000" w:sz="6"/>
+              <w:left w:val="single" w:color="000000" w:sz="6"/>
+              <w:bottom w:val="single" w:color="000000" w:sz="6"/>
+              <w:right w:val="single" w:color="000000" w:sz="6"/>
             </w:tcBorders>
             <w:vAlign w:val="center"/>
           </w:tcPr>
           <w:p>
             <w:pPr>
               <w:keepNext/>
+              <w:bidi w:val="false"/>
               <w:spacing w:after="0"/>
               <w:jc w:val="center"/>
             </w:pPr>
             <w:r>
               <w:rPr>
                 <w:rFonts w:ascii="Arial" w:cs="Arial" w:eastAsia="Arial" w:hAnsi="Arial"/>
-                <w:sz w:val="28"/>
-                <w:szCs w:val="28"/>
+                <w:b/>
+                <w:bCs/>
+                <w:color w:val="000000"/>
+                <w:sz w:val="32"/>
+                <w:szCs w:val="32"/>
               </w:rPr>
               <w:t xml:space="preserve"/>
             </w:r>
@@ -3584,24 +7368,28 @@
           <w:tcPr>
             <w:tcW w:type="dxa" w:w="560"/>
             <w:tcBorders>
-              <w:top w:val="single" w:color="AAAAAA" w:sz="4"/>
-              <w:left w:val="single" w:color="AAAAAA" w:sz="4"/>
-              <w:bottom w:val="single" w:color="AAAAAA" w:sz="4"/>
-              <w:right w:val="single" w:color="AAAAAA" w:sz="4"/>
+              <w:top w:val="single" w:color="000000" w:sz="6"/>
+              <w:left w:val="single" w:color="000000" w:sz="6"/>
+              <w:bottom w:val="single" w:color="000000" w:sz="6"/>
+              <w:right w:val="single" w:color="000000" w:sz="6"/>
             </w:tcBorders>
             <w:vAlign w:val="center"/>
           </w:tcPr>
           <w:p>
             <w:pPr>
               <w:keepNext w:val="false"/>
+              <w:bidi w:val="false"/>
               <w:spacing w:after="0"/>
               <w:jc w:val="center"/>
             </w:pPr>
             <w:r>
               <w:rPr>
                 <w:rFonts w:ascii="Arial" w:cs="Arial" w:eastAsia="Arial" w:hAnsi="Arial"/>
-                <w:sz w:val="28"/>
-                <w:szCs w:val="28"/>
+                <w:b/>
+                <w:bCs/>
+                <w:color w:val="000000"/>
+                <w:sz w:val="32"/>
+                <w:szCs w:val="32"/>
               </w:rPr>
               <w:t xml:space="preserve"/>
             </w:r>
@@ -3611,24 +7399,28 @@
           <w:tcPr>
             <w:tcW w:type="dxa" w:w="560"/>
             <w:tcBorders>
-              <w:top w:val="single" w:color="AAAAAA" w:sz="4"/>
-              <w:left w:val="single" w:color="AAAAAA" w:sz="4"/>
-              <w:bottom w:val="single" w:color="AAAAAA" w:sz="4"/>
-              <w:right w:val="single" w:color="AAAAAA" w:sz="4"/>
+              <w:top w:val="single" w:color="000000" w:sz="6"/>
+              <w:left w:val="single" w:color="000000" w:sz="6"/>
+              <w:bottom w:val="single" w:color="000000" w:sz="6"/>
+              <w:right w:val="single" w:color="000000" w:sz="6"/>
             </w:tcBorders>
             <w:vAlign w:val="center"/>
           </w:tcPr>
           <w:p>
             <w:pPr>
               <w:keepNext w:val="false"/>
+              <w:bidi w:val="false"/>
               <w:spacing w:after="0"/>
               <w:jc w:val="center"/>
             </w:pPr>
             <w:r>
               <w:rPr>
                 <w:rFonts w:ascii="Arial" w:cs="Arial" w:eastAsia="Arial" w:hAnsi="Arial"/>
-                <w:sz w:val="28"/>
-                <w:szCs w:val="28"/>
+                <w:b/>
+                <w:bCs/>
+                <w:color w:val="000000"/>
+                <w:sz w:val="32"/>
+                <w:szCs w:val="32"/>
               </w:rPr>
               <w:t xml:space="preserve"/>
             </w:r>
@@ -3638,24 +7430,28 @@
           <w:tcPr>
             <w:tcW w:type="dxa" w:w="560"/>
             <w:tcBorders>
-              <w:top w:val="single" w:color="AAAAAA" w:sz="4"/>
-              <w:left w:val="single" w:color="AAAAAA" w:sz="4"/>
-              <w:bottom w:val="single" w:color="AAAAAA" w:sz="4"/>
-              <w:right w:val="single" w:color="AAAAAA" w:sz="4"/>
+              <w:top w:val="single" w:color="000000" w:sz="6"/>
+              <w:left w:val="single" w:color="000000" w:sz="6"/>
+              <w:bottom w:val="single" w:color="000000" w:sz="6"/>
+              <w:right w:val="single" w:color="000000" w:sz="6"/>
             </w:tcBorders>
             <w:vAlign w:val="center"/>
           </w:tcPr>
           <w:p>
             <w:pPr>
               <w:keepNext w:val="false"/>
+              <w:bidi w:val="false"/>
               <w:spacing w:after="0"/>
               <w:jc w:val="center"/>
             </w:pPr>
             <w:r>
               <w:rPr>
                 <w:rFonts w:ascii="Arial" w:cs="Arial" w:eastAsia="Arial" w:hAnsi="Arial"/>
-                <w:sz w:val="28"/>
-                <w:szCs w:val="28"/>
+                <w:b/>
+                <w:bCs/>
+                <w:color w:val="000000"/>
+                <w:sz w:val="32"/>
+                <w:szCs w:val="32"/>
               </w:rPr>
               <w:t xml:space="preserve"/>
             </w:r>
@@ -3665,24 +7461,28 @@
           <w:tcPr>
             <w:tcW w:type="dxa" w:w="560"/>
             <w:tcBorders>
-              <w:top w:val="single" w:color="AAAAAA" w:sz="4"/>
-              <w:left w:val="single" w:color="AAAAAA" w:sz="4"/>
-              <w:bottom w:val="single" w:color="AAAAAA" w:sz="4"/>
-              <w:right w:val="single" w:color="AAAAAA" w:sz="4"/>
+              <w:top w:val="single" w:color="000000" w:sz="6"/>
+              <w:left w:val="single" w:color="000000" w:sz="6"/>
+              <w:bottom w:val="single" w:color="000000" w:sz="6"/>
+              <w:right w:val="single" w:color="000000" w:sz="6"/>
             </w:tcBorders>
             <w:vAlign w:val="center"/>
           </w:tcPr>
           <w:p>
             <w:pPr>
               <w:keepNext w:val="false"/>
+              <w:bidi w:val="false"/>
               <w:spacing w:after="0"/>
               <w:jc w:val="center"/>
             </w:pPr>
             <w:r>
               <w:rPr>
                 <w:rFonts w:ascii="Arial" w:cs="Arial" w:eastAsia="Arial" w:hAnsi="Arial"/>
-                <w:sz w:val="28"/>
-                <w:szCs w:val="28"/>
+                <w:b/>
+                <w:bCs/>
+                <w:color w:val="000000"/>
+                <w:sz w:val="32"/>
+                <w:szCs w:val="32"/>
               </w:rPr>
               <w:t xml:space="preserve"/>
             </w:r>
@@ -3692,24 +7492,28 @@
           <w:tcPr>
             <w:tcW w:type="dxa" w:w="560"/>
             <w:tcBorders>
-              <w:top w:val="single" w:color="AAAAAA" w:sz="4"/>
-              <w:left w:val="single" w:color="AAAAAA" w:sz="4"/>
-              <w:bottom w:val="single" w:color="AAAAAA" w:sz="4"/>
-              <w:right w:val="single" w:color="AAAAAA" w:sz="4"/>
+              <w:top w:val="single" w:color="000000" w:sz="6"/>
+              <w:left w:val="single" w:color="000000" w:sz="6"/>
+              <w:bottom w:val="single" w:color="000000" w:sz="6"/>
+              <w:right w:val="single" w:color="000000" w:sz="6"/>
             </w:tcBorders>
             <w:vAlign w:val="center"/>
           </w:tcPr>
           <w:p>
             <w:pPr>
               <w:keepNext w:val="false"/>
+              <w:bidi w:val="false"/>
               <w:spacing w:after="0"/>
               <w:jc w:val="center"/>
             </w:pPr>
             <w:r>
               <w:rPr>
                 <w:rFonts w:ascii="Arial" w:cs="Arial" w:eastAsia="Arial" w:hAnsi="Arial"/>
-                <w:sz w:val="28"/>
-                <w:szCs w:val="28"/>
+                <w:b/>
+                <w:bCs/>
+                <w:color w:val="000000"/>
+                <w:sz w:val="32"/>
+                <w:szCs w:val="32"/>
               </w:rPr>
               <w:t xml:space="preserve"/>
             </w:r>
@@ -3719,24 +7523,28 @@
           <w:tcPr>
             <w:tcW w:type="dxa" w:w="560"/>
             <w:tcBorders>
-              <w:top w:val="single" w:color="AAAAAA" w:sz="4"/>
-              <w:left w:val="single" w:color="AAAAAA" w:sz="4"/>
-              <w:bottom w:val="single" w:color="AAAAAA" w:sz="4"/>
-              <w:right w:val="single" w:color="AAAAAA" w:sz="4"/>
+              <w:top w:val="single" w:color="000000" w:sz="6"/>
+              <w:left w:val="single" w:color="000000" w:sz="6"/>
+              <w:bottom w:val="single" w:color="000000" w:sz="6"/>
+              <w:right w:val="single" w:color="000000" w:sz="6"/>
             </w:tcBorders>
             <w:vAlign w:val="center"/>
           </w:tcPr>
           <w:p>
             <w:pPr>
               <w:keepNext w:val="false"/>
+              <w:bidi w:val="false"/>
               <w:spacing w:after="0"/>
               <w:jc w:val="center"/>
             </w:pPr>
             <w:r>
               <w:rPr>
                 <w:rFonts w:ascii="Arial" w:cs="Arial" w:eastAsia="Arial" w:hAnsi="Arial"/>
-                <w:sz w:val="28"/>
-                <w:szCs w:val="28"/>
+                <w:b/>
+                <w:bCs/>
+                <w:color w:val="000000"/>
+                <w:sz w:val="32"/>
+                <w:szCs w:val="32"/>
               </w:rPr>
               <w:t xml:space="preserve"/>
             </w:r>
@@ -3746,24 +7554,28 @@
           <w:tcPr>
             <w:tcW w:type="dxa" w:w="560"/>
             <w:tcBorders>
-              <w:top w:val="single" w:color="AAAAAA" w:sz="4"/>
-              <w:left w:val="single" w:color="AAAAAA" w:sz="4"/>
-              <w:bottom w:val="single" w:color="AAAAAA" w:sz="4"/>
-              <w:right w:val="single" w:color="AAAAAA" w:sz="4"/>
+              <w:top w:val="single" w:color="000000" w:sz="6"/>
+              <w:left w:val="single" w:color="000000" w:sz="6"/>
+              <w:bottom w:val="single" w:color="000000" w:sz="6"/>
+              <w:right w:val="single" w:color="000000" w:sz="6"/>
             </w:tcBorders>
             <w:vAlign w:val="center"/>
           </w:tcPr>
           <w:p>
             <w:pPr>
               <w:keepNext w:val="false"/>
+              <w:bidi w:val="false"/>
               <w:spacing w:after="0"/>
               <w:jc w:val="center"/>
             </w:pPr>
             <w:r>
               <w:rPr>
                 <w:rFonts w:ascii="Arial" w:cs="Arial" w:eastAsia="Arial" w:hAnsi="Arial"/>
-                <w:sz w:val="28"/>
-                <w:szCs w:val="28"/>
+                <w:b/>
+                <w:bCs/>
+                <w:color w:val="000000"/>
+                <w:sz w:val="32"/>
+                <w:szCs w:val="32"/>
               </w:rPr>
               <w:t xml:space="preserve"/>
             </w:r>
@@ -3773,24 +7585,28 @@
           <w:tcPr>
             <w:tcW w:type="dxa" w:w="560"/>
             <w:tcBorders>
-              <w:top w:val="single" w:color="AAAAAA" w:sz="4"/>
-              <w:left w:val="single" w:color="AAAAAA" w:sz="4"/>
-              <w:bottom w:val="single" w:color="AAAAAA" w:sz="4"/>
-              <w:right w:val="single" w:color="AAAAAA" w:sz="4"/>
+              <w:top w:val="single" w:color="000000" w:sz="6"/>
+              <w:left w:val="single" w:color="000000" w:sz="6"/>
+              <w:bottom w:val="single" w:color="000000" w:sz="6"/>
+              <w:right w:val="single" w:color="000000" w:sz="6"/>
             </w:tcBorders>
             <w:vAlign w:val="center"/>
           </w:tcPr>
           <w:p>
             <w:pPr>
               <w:keepNext w:val="false"/>
+              <w:bidi w:val="false"/>
               <w:spacing w:after="0"/>
               <w:jc w:val="center"/>
             </w:pPr>
             <w:r>
               <w:rPr>
                 <w:rFonts w:ascii="Arial" w:cs="Arial" w:eastAsia="Arial" w:hAnsi="Arial"/>
-                <w:sz w:val="28"/>
-                <w:szCs w:val="28"/>
+                <w:b/>
+                <w:bCs/>
+                <w:color w:val="000000"/>
+                <w:sz w:val="32"/>
+                <w:szCs w:val="32"/>
               </w:rPr>
               <w:t xml:space="preserve"/>
             </w:r>
@@ -3800,6 +7616,24 @@
     </w:tbl>
     <w:p>
       <w:pPr>
+        <w:keepLines/>
+        <w:bidi/>
+        <w:spacing w:after="60" w:before="40"/>
+        <w:ind w:start="300"/>
+        <w:jc w:val="start"/>
+      </w:pPr>
+      <w:r>
+        <w:rPr>
+          <w:rFonts w:ascii="Arial" w:cs="Arial" w:eastAsia="Arial" w:hAnsi="Arial"/>
+          <w:sz w:val="19"/>
+          <w:szCs w:val="19"/>
+          <w:rtl/>
+        </w:rPr>
+        <w:t xml:space="preserve">כל משבצת = 50 צעדים של הצב</w:t>
+      </w:r>
+    </w:p>
+    <w:p>
+      <w:pPr>
         <w:keepNext w:val="false"/>
         <w:spacing w:after="100"/>
       </w:pPr>
@@ -3809,7 +7643,7 @@
         <w:keepNext/>
         <w:keepLines/>
         <w:pBdr>
-          <w:bottom w:val="single" w:color="1F4E79" w:sz="8" w:space="2"/>
+          <w:bottom w:val="single" w:color="000000" w:sz="8" w:space="2"/>
         </w:pBdr>
         <w:bidi/>
         <w:spacing w:after="120" w:before="280"/>
@@ -3820,9 +7654,9 @@
           <w:rFonts w:ascii="Arial" w:cs="Arial" w:eastAsia="Arial" w:hAnsi="Arial"/>
           <w:b/>
           <w:bCs/>
-          <w:color w:val="1F4E79"/>
-          <w:sz w:val="24"/>
-          <w:szCs w:val="24"/>
+          <w:color w:val="000000"/>
+          <w:sz w:val="26"/>
+          <w:szCs w:val="26"/>
           <w:rtl/>
         </w:rPr>
         <w:t xml:space="preserve">שאלה 4  ·  מה הקוד עושה? (2)  (17 נקודות)</w:t>
@@ -3862,7 +7696,7 @@
           <w:rFonts w:ascii="Arial" w:cs="Arial" w:eastAsia="Arial" w:hAnsi="Arial"/>
           <w:b/>
           <w:bCs/>
-          <w:color w:val="555555"/>
+          <w:color w:val="000000"/>
           <w:sz w:val="20"/>
           <w:szCs w:val="20"/>
           <w:rtl/>
@@ -3875,10 +7709,9 @@
         <w:keepNext/>
         <w:keepLines/>
         <w:pBdr>
-          <w:top w:val="single" w:color="CCCCCC" w:sz="4" w:space="2"/>
-          <w:left w:val="single" w:color="999999" w:sz="6" w:space="4"/>
+          <w:top w:val="single" w:color="000000" w:sz="6" w:space="2"/>
+          <w:left w:val="single" w:color="000000" w:sz="12" w:space="4"/>
         </w:pBdr>
-        <w:shd w:fill="F2F2F2" w:color="auto" w:val="clear"/>
         <w:bidi w:val="false"/>
         <w:spacing w:after="0" w:before="0"/>
         <w:ind w:left="300" w:right="2400"/>
@@ -3898,9 +7731,8 @@
         <w:keepNext/>
         <w:keepLines/>
         <w:pBdr>
-          <w:left w:val="single" w:color="999999" w:sz="6" w:space="4"/>
+          <w:left w:val="single" w:color="000000" w:sz="12" w:space="4"/>
         </w:pBdr>
-        <w:shd w:fill="F2F2F2" w:color="auto" w:val="clear"/>
         <w:bidi w:val="false"/>
         <w:spacing w:after="0" w:before="0"/>
         <w:ind w:left="300" w:right="2400"/>
@@ -3920,9 +7752,8 @@
         <w:keepNext/>
         <w:keepLines/>
         <w:pBdr>
-          <w:left w:val="single" w:color="999999" w:sz="6" w:space="4"/>
+          <w:left w:val="single" w:color="000000" w:sz="12" w:space="4"/>
         </w:pBdr>
-        <w:shd w:fill="F2F2F2" w:color="auto" w:val="clear"/>
         <w:bidi w:val="false"/>
         <w:spacing w:after="0" w:before="0"/>
         <w:ind w:left="300" w:right="2400"/>
@@ -3942,9 +7773,8 @@
         <w:keepNext/>
         <w:keepLines/>
         <w:pBdr>
-          <w:left w:val="single" w:color="999999" w:sz="6" w:space="4"/>
+          <w:left w:val="single" w:color="000000" w:sz="12" w:space="4"/>
         </w:pBdr>
-        <w:shd w:fill="F2F2F2" w:color="auto" w:val="clear"/>
         <w:bidi w:val="false"/>
         <w:spacing w:after="0" w:before="0"/>
         <w:ind w:left="300" w:right="2400"/>
@@ -3964,9 +7794,8 @@
         <w:keepNext/>
         <w:keepLines/>
         <w:pBdr>
-          <w:left w:val="single" w:color="999999" w:sz="6" w:space="4"/>
+          <w:left w:val="single" w:color="000000" w:sz="12" w:space="4"/>
         </w:pBdr>
-        <w:shd w:fill="F2F2F2" w:color="auto" w:val="clear"/>
         <w:bidi w:val="false"/>
         <w:spacing w:after="0" w:before="0"/>
         <w:ind w:left="300" w:right="2400"/>
@@ -3986,9 +7815,8 @@
         <w:keepNext/>
         <w:keepLines/>
         <w:pBdr>
-          <w:left w:val="single" w:color="999999" w:sz="6" w:space="4"/>
+          <w:left w:val="single" w:color="000000" w:sz="12" w:space="4"/>
         </w:pBdr>
-        <w:shd w:fill="F2F2F2" w:color="auto" w:val="clear"/>
         <w:bidi w:val="false"/>
         <w:spacing w:after="0" w:before="0"/>
         <w:ind w:left="300" w:right="2400"/>
@@ -4008,9 +7836,8 @@
         <w:keepNext/>
         <w:keepLines/>
         <w:pBdr>
-          <w:left w:val="single" w:color="999999" w:sz="6" w:space="4"/>
+          <w:left w:val="single" w:color="000000" w:sz="12" w:space="4"/>
         </w:pBdr>
-        <w:shd w:fill="F2F2F2" w:color="auto" w:val="clear"/>
         <w:bidi w:val="false"/>
         <w:spacing w:after="0" w:before="0"/>
         <w:ind w:left="300" w:right="2400"/>
@@ -4030,10 +7857,9 @@
         <w:keepNext/>
         <w:keepLines/>
         <w:pBdr>
-          <w:left w:val="single" w:color="999999" w:sz="6" w:space="4"/>
-          <w:bottom w:val="single" w:color="CCCCCC" w:sz="4" w:space="2"/>
+          <w:left w:val="single" w:color="000000" w:sz="12" w:space="4"/>
+          <w:bottom w:val="single" w:color="000000" w:sz="6" w:space="2"/>
         </w:pBdr>
-        <w:shd w:fill="F2F2F2" w:color="auto" w:val="clear"/>
         <w:bidi w:val="false"/>
         <w:spacing w:after="0" w:before="0"/>
         <w:ind w:left="300" w:right="2400"/>
@@ -4082,7 +7908,7 @@
             <w:tcBorders>
               <w:top w:val="none" w:color="FFFFFF" w:sz="0"/>
               <w:left w:val="none" w:color="FFFFFF" w:sz="0"/>
-              <w:bottom w:val="dotted" w:color="888888" w:sz="6"/>
+              <w:bottom w:val="dotted" w:color="000000" w:sz="6"/>
               <w:right w:val="none" w:color="FFFFFF" w:sz="0"/>
             </w:tcBorders>
           </w:tcPr>
@@ -4105,7 +7931,7 @@
             <w:tcBorders>
               <w:top w:val="none" w:color="FFFFFF" w:sz="0"/>
               <w:left w:val="none" w:color="FFFFFF" w:sz="0"/>
-              <w:bottom w:val="dotted" w:color="888888" w:sz="6"/>
+              <w:bottom w:val="dotted" w:color="000000" w:sz="6"/>
               <w:right w:val="none" w:color="FFFFFF" w:sz="0"/>
             </w:tcBorders>
           </w:tcPr>
@@ -4151,14 +7977,14 @@
           <w:szCs w:val="22"/>
           <w:rtl/>
         </w:rPr>
-        <w:t xml:space="preserve">הקוד הבא אמור לצייר ריבוע עם צלע 100, אבל הוא לא מצייר ריבוע. מה חסר בקוד, ואיפה צריך להוסיף את זה?</w:t>
+        <w:t xml:space="preserve">הקוד הבא אמור לצייר ריבוע עם צלע 100, אבל הוא לא מצייר ריבוע. מה חסר בקוד, ואיפה צריך להוסיף את זה? (הצב מתחיל במצב ההתחלתי)</w:t>
       </w:r>
       <w:r>
         <w:rPr>
           <w:rFonts w:ascii="Arial" w:cs="Arial" w:eastAsia="Arial" w:hAnsi="Arial"/>
           <w:b/>
           <w:bCs/>
-          <w:color w:val="555555"/>
+          <w:color w:val="000000"/>
           <w:sz w:val="20"/>
           <w:szCs w:val="20"/>
           <w:rtl/>
@@ -4170,135 +7996,1521 @@
       <w:pPr>
         <w:keepNext/>
         <w:keepLines/>
-        <w:pBdr>
-          <w:top w:val="single" w:color="CCCCCC" w:sz="4" w:space="2"/>
-          <w:left w:val="single" w:color="999999" w:sz="6" w:space="4"/>
-        </w:pBdr>
-        <w:shd w:fill="F2F2F2" w:color="auto" w:val="clear"/>
-        <w:bidi w:val="false"/>
-        <w:spacing w:after="0" w:before="0"/>
-        <w:ind w:left="300" w:right="2400"/>
-        <w:jc w:val="left"/>
-      </w:pPr>
-      <w:r>
-        <w:rPr>
-          <w:rFonts w:ascii="Consolas" w:cs="Consolas" w:eastAsia="Consolas" w:hAnsi="Consolas"/>
+        <w:bidi/>
+        <w:spacing w:after="60" w:before="0"/>
+        <w:ind w:start="360"/>
+        <w:jc w:val="start"/>
+      </w:pPr>
+      <w:r>
+        <w:rPr>
+          <w:rFonts w:ascii="Arial" w:cs="Arial" w:eastAsia="Arial" w:hAnsi="Arial"/>
+          <w:b/>
+          <w:bCs/>
           <w:sz w:val="20"/>
           <w:szCs w:val="20"/>
-        </w:rPr>
-        <w:t xml:space="preserve">turtle.forward(100)</w:t>
-      </w:r>
-    </w:p>
+          <w:rtl/>
+        </w:rPr>
+        <w:t xml:space="preserve">ציירו ברשת את מה שהקוד מצייר, וסיימו בחץ שמראה היכן הצב עומד ולאן הוא פונה.</w:t>
+      </w:r>
+    </w:p>
+    <w:tbl>
+      <w:tblPr>
+        <w:bidiVisual/>
+        <w:tblW w:type="dxa" w:w="9400"/>
+        <w:jc w:val="left"/>
+        <w:tblInd w:type="dxa" w:w="300"/>
+        <w:tblBorders>
+          <w:top w:val="single" w:color="auto" w:sz="4"/>
+          <w:left w:val="single" w:color="auto" w:sz="4"/>
+          <w:bottom w:val="single" w:color="auto" w:sz="4"/>
+          <w:right w:val="single" w:color="auto" w:sz="4"/>
+          <w:insideH w:val="single" w:color="auto" w:sz="4"/>
+          <w:insideV w:val="single" w:color="auto" w:sz="4"/>
+        </w:tblBorders>
+      </w:tblPr>
+      <w:tblGrid>
+        <w:gridCol w:w="2900"/>
+        <w:gridCol w:w="6500"/>
+      </w:tblGrid>
+      <w:tr>
+        <w:trPr>
+          <w:cantSplit/>
+        </w:trPr>
+        <w:tc>
+          <w:tcPr>
+            <w:tcW w:type="dxa" w:w="2900"/>
+            <w:tcBorders>
+              <w:top w:val="none" w:color="FFFFFF" w:sz="0"/>
+              <w:left w:val="none" w:color="FFFFFF" w:sz="0"/>
+              <w:bottom w:val="none" w:color="FFFFFF" w:sz="0"/>
+              <w:right w:val="none" w:color="FFFFFF" w:sz="0"/>
+            </w:tcBorders>
+            <w:tcMar>
+              <w:right w:type="dxa" w:w="100"/>
+            </w:tcMar>
+            <w:vAlign w:val="center"/>
+          </w:tcPr>
+          <w:p>
+            <w:pPr>
+              <w:keepNext/>
+              <w:keepLines/>
+              <w:pBdr>
+                <w:top w:val="single" w:color="000000" w:sz="6" w:space="2"/>
+                <w:left w:val="single" w:color="000000" w:sz="12" w:space="4"/>
+              </w:pBdr>
+              <w:bidi w:val="false"/>
+              <w:spacing w:after="0" w:before="0"/>
+              <w:ind w:left="100" w:right="100"/>
+              <w:jc w:val="left"/>
+            </w:pPr>
+            <w:r>
+              <w:rPr>
+                <w:rFonts w:ascii="Consolas" w:cs="Consolas" w:eastAsia="Consolas" w:hAnsi="Consolas"/>
+                <w:sz w:val="20"/>
+                <w:szCs w:val="20"/>
+              </w:rPr>
+              <w:t xml:space="preserve">turtle.forward(100)</w:t>
+            </w:r>
+          </w:p>
+          <w:p>
+            <w:pPr>
+              <w:keepNext/>
+              <w:keepLines/>
+              <w:pBdr>
+                <w:left w:val="single" w:color="000000" w:sz="12" w:space="4"/>
+              </w:pBdr>
+              <w:bidi w:val="false"/>
+              <w:spacing w:after="0" w:before="0"/>
+              <w:ind w:left="100" w:right="100"/>
+              <w:jc w:val="left"/>
+            </w:pPr>
+            <w:r>
+              <w:rPr>
+                <w:rFonts w:ascii="Consolas" w:cs="Consolas" w:eastAsia="Consolas" w:hAnsi="Consolas"/>
+                <w:sz w:val="20"/>
+                <w:szCs w:val="20"/>
+              </w:rPr>
+              <w:t xml:space="preserve">turtle.left(90)</w:t>
+            </w:r>
+          </w:p>
+          <w:p>
+            <w:pPr>
+              <w:keepNext/>
+              <w:keepLines/>
+              <w:pBdr>
+                <w:left w:val="single" w:color="000000" w:sz="12" w:space="4"/>
+              </w:pBdr>
+              <w:bidi w:val="false"/>
+              <w:spacing w:after="0" w:before="0"/>
+              <w:ind w:left="100" w:right="100"/>
+              <w:jc w:val="left"/>
+            </w:pPr>
+            <w:r>
+              <w:rPr>
+                <w:rFonts w:ascii="Consolas" w:cs="Consolas" w:eastAsia="Consolas" w:hAnsi="Consolas"/>
+                <w:sz w:val="20"/>
+                <w:szCs w:val="20"/>
+              </w:rPr>
+              <w:t xml:space="preserve">turtle.forward(100)</w:t>
+            </w:r>
+          </w:p>
+          <w:p>
+            <w:pPr>
+              <w:keepNext/>
+              <w:keepLines/>
+              <w:pBdr>
+                <w:left w:val="single" w:color="000000" w:sz="12" w:space="4"/>
+              </w:pBdr>
+              <w:bidi w:val="false"/>
+              <w:spacing w:after="0" w:before="0"/>
+              <w:ind w:left="100" w:right="100"/>
+              <w:jc w:val="left"/>
+            </w:pPr>
+            <w:r>
+              <w:rPr>
+                <w:rFonts w:ascii="Consolas" w:cs="Consolas" w:eastAsia="Consolas" w:hAnsi="Consolas"/>
+                <w:sz w:val="20"/>
+                <w:szCs w:val="20"/>
+              </w:rPr>
+              <w:t xml:space="preserve">turtle.left(90)</w:t>
+            </w:r>
+          </w:p>
+          <w:p>
+            <w:pPr>
+              <w:keepNext/>
+              <w:keepLines/>
+              <w:pBdr>
+                <w:left w:val="single" w:color="000000" w:sz="12" w:space="4"/>
+              </w:pBdr>
+              <w:bidi w:val="false"/>
+              <w:spacing w:after="0" w:before="0"/>
+              <w:ind w:left="100" w:right="100"/>
+              <w:jc w:val="left"/>
+            </w:pPr>
+            <w:r>
+              <w:rPr>
+                <w:rFonts w:ascii="Consolas" w:cs="Consolas" w:eastAsia="Consolas" w:hAnsi="Consolas"/>
+                <w:sz w:val="20"/>
+                <w:szCs w:val="20"/>
+              </w:rPr>
+              <w:t xml:space="preserve">turtle.forward(100)</w:t>
+            </w:r>
+          </w:p>
+          <w:p>
+            <w:pPr>
+              <w:keepNext/>
+              <w:keepLines/>
+              <w:pBdr>
+                <w:left w:val="single" w:color="000000" w:sz="12" w:space="4"/>
+                <w:bottom w:val="single" w:color="000000" w:sz="6" w:space="2"/>
+              </w:pBdr>
+              <w:bidi w:val="false"/>
+              <w:spacing w:after="0" w:before="0"/>
+              <w:ind w:left="100" w:right="100"/>
+              <w:jc w:val="left"/>
+            </w:pPr>
+            <w:r>
+              <w:rPr>
+                <w:rFonts w:ascii="Consolas" w:cs="Consolas" w:eastAsia="Consolas" w:hAnsi="Consolas"/>
+                <w:sz w:val="20"/>
+                <w:szCs w:val="20"/>
+              </w:rPr>
+              <w:t xml:space="preserve">turtle.forward(100)</w:t>
+            </w:r>
+          </w:p>
+        </w:tc>
+        <w:tc>
+          <w:tcPr>
+            <w:tcW w:type="dxa" w:w="6500"/>
+            <w:tcBorders>
+              <w:top w:val="none" w:color="FFFFFF" w:sz="0"/>
+              <w:left w:val="none" w:color="FFFFFF" w:sz="0"/>
+              <w:bottom w:val="none" w:color="FFFFFF" w:sz="0"/>
+              <w:right w:val="none" w:color="FFFFFF" w:sz="0"/>
+            </w:tcBorders>
+            <w:tcMar>
+              <w:left w:type="dxa" w:w="200"/>
+            </w:tcMar>
+          </w:tcPr>
+          <w:tbl>
+            <w:tblPr>
+              <w:bidiVisual/>
+              <w:tblW w:type="dxa" w:w="4000"/>
+              <w:jc w:val="left"/>
+              <w:tblInd w:type="dxa" w:w="0"/>
+              <w:tblBorders>
+                <w:top w:val="single" w:color="auto" w:sz="4"/>
+                <w:left w:val="single" w:color="auto" w:sz="4"/>
+                <w:bottom w:val="single" w:color="auto" w:sz="4"/>
+                <w:right w:val="single" w:color="auto" w:sz="4"/>
+                <w:insideH w:val="single" w:color="auto" w:sz="4"/>
+                <w:insideV w:val="single" w:color="auto" w:sz="4"/>
+              </w:tblBorders>
+            </w:tblPr>
+            <w:tblGrid>
+              <w:gridCol w:w="500"/>
+              <w:gridCol w:w="500"/>
+              <w:gridCol w:w="500"/>
+              <w:gridCol w:w="500"/>
+              <w:gridCol w:w="500"/>
+              <w:gridCol w:w="500"/>
+              <w:gridCol w:w="500"/>
+              <w:gridCol w:w="500"/>
+            </w:tblGrid>
+            <w:tr>
+              <w:trPr>
+                <w:cantSplit/>
+                <w:trHeight w:val="500" w:hRule="exact"/>
+              </w:trPr>
+              <w:tc>
+                <w:tcPr>
+                  <w:tcW w:type="dxa" w:w="500"/>
+                  <w:tcBorders>
+                    <w:top w:val="single" w:color="000000" w:sz="6"/>
+                    <w:left w:val="single" w:color="000000" w:sz="6"/>
+                    <w:bottom w:val="single" w:color="000000" w:sz="6"/>
+                    <w:right w:val="single" w:color="000000" w:sz="6"/>
+                  </w:tcBorders>
+                  <w:vAlign w:val="center"/>
+                </w:tcPr>
+                <w:p>
+                  <w:pPr>
+                    <w:keepNext/>
+                    <w:bidi w:val="false"/>
+                    <w:spacing w:after="0"/>
+                    <w:jc w:val="center"/>
+                  </w:pPr>
+                  <w:r>
+                    <w:rPr>
+                      <w:rFonts w:ascii="Arial" w:cs="Arial" w:eastAsia="Arial" w:hAnsi="Arial"/>
+                      <w:b/>
+                      <w:bCs/>
+                      <w:color w:val="000000"/>
+                      <w:sz w:val="32"/>
+                      <w:szCs w:val="32"/>
+                    </w:rPr>
+                    <w:t xml:space="preserve"/>
+                  </w:r>
+                </w:p>
+              </w:tc>
+              <w:tc>
+                <w:tcPr>
+                  <w:tcW w:type="dxa" w:w="500"/>
+                  <w:tcBorders>
+                    <w:top w:val="single" w:color="000000" w:sz="6"/>
+                    <w:left w:val="single" w:color="000000" w:sz="6"/>
+                    <w:bottom w:val="single" w:color="000000" w:sz="6"/>
+                    <w:right w:val="single" w:color="000000" w:sz="6"/>
+                  </w:tcBorders>
+                  <w:vAlign w:val="center"/>
+                </w:tcPr>
+                <w:p>
+                  <w:pPr>
+                    <w:keepNext/>
+                    <w:bidi w:val="false"/>
+                    <w:spacing w:after="0"/>
+                    <w:jc w:val="center"/>
+                  </w:pPr>
+                  <w:r>
+                    <w:rPr>
+                      <w:rFonts w:ascii="Arial" w:cs="Arial" w:eastAsia="Arial" w:hAnsi="Arial"/>
+                      <w:b/>
+                      <w:bCs/>
+                      <w:color w:val="000000"/>
+                      <w:sz w:val="32"/>
+                      <w:szCs w:val="32"/>
+                    </w:rPr>
+                    <w:t xml:space="preserve"/>
+                  </w:r>
+                </w:p>
+              </w:tc>
+              <w:tc>
+                <w:tcPr>
+                  <w:tcW w:type="dxa" w:w="500"/>
+                  <w:tcBorders>
+                    <w:top w:val="single" w:color="000000" w:sz="6"/>
+                    <w:left w:val="single" w:color="000000" w:sz="6"/>
+                    <w:bottom w:val="single" w:color="000000" w:sz="6"/>
+                    <w:right w:val="single" w:color="000000" w:sz="6"/>
+                  </w:tcBorders>
+                  <w:vAlign w:val="center"/>
+                </w:tcPr>
+                <w:p>
+                  <w:pPr>
+                    <w:keepNext/>
+                    <w:bidi w:val="false"/>
+                    <w:spacing w:after="0"/>
+                    <w:jc w:val="center"/>
+                  </w:pPr>
+                  <w:r>
+                    <w:rPr>
+                      <w:rFonts w:ascii="Arial" w:cs="Arial" w:eastAsia="Arial" w:hAnsi="Arial"/>
+                      <w:b/>
+                      <w:bCs/>
+                      <w:color w:val="000000"/>
+                      <w:sz w:val="32"/>
+                      <w:szCs w:val="32"/>
+                    </w:rPr>
+                    <w:t xml:space="preserve"/>
+                  </w:r>
+                </w:p>
+              </w:tc>
+              <w:tc>
+                <w:tcPr>
+                  <w:tcW w:type="dxa" w:w="500"/>
+                  <w:tcBorders>
+                    <w:top w:val="single" w:color="000000" w:sz="6"/>
+                    <w:left w:val="single" w:color="000000" w:sz="6"/>
+                    <w:bottom w:val="single" w:color="000000" w:sz="6"/>
+                    <w:right w:val="single" w:color="000000" w:sz="6"/>
+                  </w:tcBorders>
+                  <w:vAlign w:val="center"/>
+                </w:tcPr>
+                <w:p>
+                  <w:pPr>
+                    <w:keepNext/>
+                    <w:bidi w:val="false"/>
+                    <w:spacing w:after="0"/>
+                    <w:jc w:val="center"/>
+                  </w:pPr>
+                  <w:r>
+                    <w:rPr>
+                      <w:rFonts w:ascii="Arial" w:cs="Arial" w:eastAsia="Arial" w:hAnsi="Arial"/>
+                      <w:b/>
+                      <w:bCs/>
+                      <w:color w:val="000000"/>
+                      <w:sz w:val="32"/>
+                      <w:szCs w:val="32"/>
+                    </w:rPr>
+                    <w:t xml:space="preserve"/>
+                  </w:r>
+                </w:p>
+              </w:tc>
+              <w:tc>
+                <w:tcPr>
+                  <w:tcW w:type="dxa" w:w="500"/>
+                  <w:tcBorders>
+                    <w:top w:val="single" w:color="000000" w:sz="6"/>
+                    <w:left w:val="single" w:color="000000" w:sz="6"/>
+                    <w:bottom w:val="single" w:color="000000" w:sz="6"/>
+                    <w:right w:val="single" w:color="000000" w:sz="6"/>
+                  </w:tcBorders>
+                  <w:vAlign w:val="center"/>
+                </w:tcPr>
+                <w:p>
+                  <w:pPr>
+                    <w:keepNext/>
+                    <w:bidi w:val="false"/>
+                    <w:spacing w:after="0"/>
+                    <w:jc w:val="center"/>
+                  </w:pPr>
+                  <w:r>
+                    <w:rPr>
+                      <w:rFonts w:ascii="Arial" w:cs="Arial" w:eastAsia="Arial" w:hAnsi="Arial"/>
+                      <w:b/>
+                      <w:bCs/>
+                      <w:color w:val="000000"/>
+                      <w:sz w:val="32"/>
+                      <w:szCs w:val="32"/>
+                    </w:rPr>
+                    <w:t xml:space="preserve"/>
+                  </w:r>
+                </w:p>
+              </w:tc>
+              <w:tc>
+                <w:tcPr>
+                  <w:tcW w:type="dxa" w:w="500"/>
+                  <w:tcBorders>
+                    <w:top w:val="single" w:color="000000" w:sz="6"/>
+                    <w:left w:val="single" w:color="000000" w:sz="6"/>
+                    <w:bottom w:val="single" w:color="000000" w:sz="6"/>
+                    <w:right w:val="single" w:color="000000" w:sz="6"/>
+                  </w:tcBorders>
+                  <w:vAlign w:val="center"/>
+                </w:tcPr>
+                <w:p>
+                  <w:pPr>
+                    <w:keepNext/>
+                    <w:bidi w:val="false"/>
+                    <w:spacing w:after="0"/>
+                    <w:jc w:val="center"/>
+                  </w:pPr>
+                  <w:r>
+                    <w:rPr>
+                      <w:rFonts w:ascii="Arial" w:cs="Arial" w:eastAsia="Arial" w:hAnsi="Arial"/>
+                      <w:b/>
+                      <w:bCs/>
+                      <w:color w:val="000000"/>
+                      <w:sz w:val="32"/>
+                      <w:szCs w:val="32"/>
+                    </w:rPr>
+                    <w:t xml:space="preserve"/>
+                  </w:r>
+                </w:p>
+              </w:tc>
+              <w:tc>
+                <w:tcPr>
+                  <w:tcW w:type="dxa" w:w="500"/>
+                  <w:tcBorders>
+                    <w:top w:val="single" w:color="000000" w:sz="6"/>
+                    <w:left w:val="single" w:color="000000" w:sz="6"/>
+                    <w:bottom w:val="single" w:color="000000" w:sz="6"/>
+                    <w:right w:val="single" w:color="000000" w:sz="6"/>
+                  </w:tcBorders>
+                  <w:vAlign w:val="center"/>
+                </w:tcPr>
+                <w:p>
+                  <w:pPr>
+                    <w:keepNext/>
+                    <w:bidi w:val="false"/>
+                    <w:spacing w:after="0"/>
+                    <w:jc w:val="center"/>
+                  </w:pPr>
+                  <w:r>
+                    <w:rPr>
+                      <w:rFonts w:ascii="Arial" w:cs="Arial" w:eastAsia="Arial" w:hAnsi="Arial"/>
+                      <w:b/>
+                      <w:bCs/>
+                      <w:color w:val="000000"/>
+                      <w:sz w:val="32"/>
+                      <w:szCs w:val="32"/>
+                    </w:rPr>
+                    <w:t xml:space="preserve"/>
+                  </w:r>
+                </w:p>
+              </w:tc>
+              <w:tc>
+                <w:tcPr>
+                  <w:tcW w:type="dxa" w:w="500"/>
+                  <w:tcBorders>
+                    <w:top w:val="single" w:color="000000" w:sz="6"/>
+                    <w:left w:val="single" w:color="000000" w:sz="6"/>
+                    <w:bottom w:val="single" w:color="000000" w:sz="6"/>
+                    <w:right w:val="single" w:color="000000" w:sz="6"/>
+                  </w:tcBorders>
+                  <w:vAlign w:val="center"/>
+                </w:tcPr>
+                <w:p>
+                  <w:pPr>
+                    <w:keepNext/>
+                    <w:bidi w:val="false"/>
+                    <w:spacing w:after="0"/>
+                    <w:jc w:val="center"/>
+                  </w:pPr>
+                  <w:r>
+                    <w:rPr>
+                      <w:rFonts w:ascii="Arial" w:cs="Arial" w:eastAsia="Arial" w:hAnsi="Arial"/>
+                      <w:b/>
+                      <w:bCs/>
+                      <w:color w:val="000000"/>
+                      <w:sz w:val="32"/>
+                      <w:szCs w:val="32"/>
+                    </w:rPr>
+                    <w:t xml:space="preserve"/>
+                  </w:r>
+                </w:p>
+              </w:tc>
+            </w:tr>
+            <w:tr>
+              <w:trPr>
+                <w:cantSplit/>
+                <w:trHeight w:val="500" w:hRule="exact"/>
+              </w:trPr>
+              <w:tc>
+                <w:tcPr>
+                  <w:tcW w:type="dxa" w:w="500"/>
+                  <w:tcBorders>
+                    <w:top w:val="single" w:color="000000" w:sz="6"/>
+                    <w:left w:val="single" w:color="000000" w:sz="6"/>
+                    <w:bottom w:val="single" w:color="000000" w:sz="6"/>
+                    <w:right w:val="single" w:color="000000" w:sz="6"/>
+                  </w:tcBorders>
+                  <w:vAlign w:val="center"/>
+                </w:tcPr>
+                <w:p>
+                  <w:pPr>
+                    <w:keepNext/>
+                    <w:bidi w:val="false"/>
+                    <w:spacing w:after="0"/>
+                    <w:jc w:val="center"/>
+                  </w:pPr>
+                  <w:r>
+                    <w:rPr>
+                      <w:rFonts w:ascii="Arial" w:cs="Arial" w:eastAsia="Arial" w:hAnsi="Arial"/>
+                      <w:b/>
+                      <w:bCs/>
+                      <w:color w:val="000000"/>
+                      <w:sz w:val="32"/>
+                      <w:szCs w:val="32"/>
+                    </w:rPr>
+                    <w:t xml:space="preserve"/>
+                  </w:r>
+                </w:p>
+              </w:tc>
+              <w:tc>
+                <w:tcPr>
+                  <w:tcW w:type="dxa" w:w="500"/>
+                  <w:tcBorders>
+                    <w:top w:val="single" w:color="000000" w:sz="6"/>
+                    <w:left w:val="single" w:color="000000" w:sz="6"/>
+                    <w:bottom w:val="single" w:color="000000" w:sz="6"/>
+                    <w:right w:val="single" w:color="000000" w:sz="6"/>
+                  </w:tcBorders>
+                  <w:vAlign w:val="center"/>
+                </w:tcPr>
+                <w:p>
+                  <w:pPr>
+                    <w:keepNext/>
+                    <w:bidi w:val="false"/>
+                    <w:spacing w:after="0"/>
+                    <w:jc w:val="center"/>
+                  </w:pPr>
+                  <w:r>
+                    <w:rPr>
+                      <w:rFonts w:ascii="Arial" w:cs="Arial" w:eastAsia="Arial" w:hAnsi="Arial"/>
+                      <w:b/>
+                      <w:bCs/>
+                      <w:color w:val="000000"/>
+                      <w:sz w:val="32"/>
+                      <w:szCs w:val="32"/>
+                    </w:rPr>
+                    <w:t xml:space="preserve"/>
+                  </w:r>
+                </w:p>
+              </w:tc>
+              <w:tc>
+                <w:tcPr>
+                  <w:tcW w:type="dxa" w:w="500"/>
+                  <w:tcBorders>
+                    <w:top w:val="single" w:color="000000" w:sz="6"/>
+                    <w:left w:val="single" w:color="000000" w:sz="6"/>
+                    <w:bottom w:val="single" w:color="000000" w:sz="6"/>
+                    <w:right w:val="single" w:color="000000" w:sz="6"/>
+                  </w:tcBorders>
+                  <w:vAlign w:val="center"/>
+                </w:tcPr>
+                <w:p>
+                  <w:pPr>
+                    <w:keepNext/>
+                    <w:bidi w:val="false"/>
+                    <w:spacing w:after="0"/>
+                    <w:jc w:val="center"/>
+                  </w:pPr>
+                  <w:r>
+                    <w:rPr>
+                      <w:rFonts w:ascii="Arial" w:cs="Arial" w:eastAsia="Arial" w:hAnsi="Arial"/>
+                      <w:b/>
+                      <w:bCs/>
+                      <w:color w:val="000000"/>
+                      <w:sz w:val="32"/>
+                      <w:szCs w:val="32"/>
+                    </w:rPr>
+                    <w:t xml:space="preserve"/>
+                  </w:r>
+                </w:p>
+              </w:tc>
+              <w:tc>
+                <w:tcPr>
+                  <w:tcW w:type="dxa" w:w="500"/>
+                  <w:tcBorders>
+                    <w:top w:val="single" w:color="000000" w:sz="6"/>
+                    <w:left w:val="single" w:color="000000" w:sz="6"/>
+                    <w:bottom w:val="single" w:color="000000" w:sz="6"/>
+                    <w:right w:val="single" w:color="000000" w:sz="6"/>
+                  </w:tcBorders>
+                  <w:vAlign w:val="center"/>
+                </w:tcPr>
+                <w:p>
+                  <w:pPr>
+                    <w:keepNext/>
+                    <w:bidi w:val="false"/>
+                    <w:spacing w:after="0"/>
+                    <w:jc w:val="center"/>
+                  </w:pPr>
+                  <w:r>
+                    <w:rPr>
+                      <w:rFonts w:ascii="Arial" w:cs="Arial" w:eastAsia="Arial" w:hAnsi="Arial"/>
+                      <w:b/>
+                      <w:bCs/>
+                      <w:color w:val="000000"/>
+                      <w:sz w:val="32"/>
+                      <w:szCs w:val="32"/>
+                    </w:rPr>
+                    <w:t xml:space="preserve"/>
+                  </w:r>
+                </w:p>
+              </w:tc>
+              <w:tc>
+                <w:tcPr>
+                  <w:tcW w:type="dxa" w:w="500"/>
+                  <w:tcBorders>
+                    <w:top w:val="single" w:color="000000" w:sz="6"/>
+                    <w:left w:val="single" w:color="000000" w:sz="6"/>
+                    <w:bottom w:val="single" w:color="000000" w:sz="6"/>
+                    <w:right w:val="single" w:color="000000" w:sz="6"/>
+                  </w:tcBorders>
+                  <w:vAlign w:val="center"/>
+                </w:tcPr>
+                <w:p>
+                  <w:pPr>
+                    <w:keepNext/>
+                    <w:bidi w:val="false"/>
+                    <w:spacing w:after="0"/>
+                    <w:jc w:val="center"/>
+                  </w:pPr>
+                  <w:r>
+                    <w:rPr>
+                      <w:rFonts w:ascii="Arial" w:cs="Arial" w:eastAsia="Arial" w:hAnsi="Arial"/>
+                      <w:b/>
+                      <w:bCs/>
+                      <w:color w:val="000000"/>
+                      <w:sz w:val="32"/>
+                      <w:szCs w:val="32"/>
+                    </w:rPr>
+                    <w:t xml:space="preserve"/>
+                  </w:r>
+                </w:p>
+              </w:tc>
+              <w:tc>
+                <w:tcPr>
+                  <w:tcW w:type="dxa" w:w="500"/>
+                  <w:tcBorders>
+                    <w:top w:val="single" w:color="000000" w:sz="6"/>
+                    <w:left w:val="single" w:color="000000" w:sz="6"/>
+                    <w:bottom w:val="single" w:color="000000" w:sz="6"/>
+                    <w:right w:val="single" w:color="000000" w:sz="6"/>
+                  </w:tcBorders>
+                  <w:vAlign w:val="center"/>
+                </w:tcPr>
+                <w:p>
+                  <w:pPr>
+                    <w:keepNext/>
+                    <w:bidi w:val="false"/>
+                    <w:spacing w:after="0"/>
+                    <w:jc w:val="center"/>
+                  </w:pPr>
+                  <w:r>
+                    <w:rPr>
+                      <w:rFonts w:ascii="Arial" w:cs="Arial" w:eastAsia="Arial" w:hAnsi="Arial"/>
+                      <w:b/>
+                      <w:bCs/>
+                      <w:color w:val="000000"/>
+                      <w:sz w:val="32"/>
+                      <w:szCs w:val="32"/>
+                    </w:rPr>
+                    <w:t xml:space="preserve"/>
+                  </w:r>
+                </w:p>
+              </w:tc>
+              <w:tc>
+                <w:tcPr>
+                  <w:tcW w:type="dxa" w:w="500"/>
+                  <w:tcBorders>
+                    <w:top w:val="single" w:color="000000" w:sz="6"/>
+                    <w:left w:val="single" w:color="000000" w:sz="6"/>
+                    <w:bottom w:val="single" w:color="000000" w:sz="6"/>
+                    <w:right w:val="single" w:color="000000" w:sz="6"/>
+                  </w:tcBorders>
+                  <w:vAlign w:val="center"/>
+                </w:tcPr>
+                <w:p>
+                  <w:pPr>
+                    <w:keepNext/>
+                    <w:bidi w:val="false"/>
+                    <w:spacing w:after="0"/>
+                    <w:jc w:val="center"/>
+                  </w:pPr>
+                  <w:r>
+                    <w:rPr>
+                      <w:rFonts w:ascii="Arial" w:cs="Arial" w:eastAsia="Arial" w:hAnsi="Arial"/>
+                      <w:b/>
+                      <w:bCs/>
+                      <w:color w:val="000000"/>
+                      <w:sz w:val="32"/>
+                      <w:szCs w:val="32"/>
+                    </w:rPr>
+                    <w:t xml:space="preserve"/>
+                  </w:r>
+                </w:p>
+              </w:tc>
+              <w:tc>
+                <w:tcPr>
+                  <w:tcW w:type="dxa" w:w="500"/>
+                  <w:tcBorders>
+                    <w:top w:val="single" w:color="000000" w:sz="6"/>
+                    <w:left w:val="single" w:color="000000" w:sz="6"/>
+                    <w:bottom w:val="single" w:color="000000" w:sz="6"/>
+                    <w:right w:val="single" w:color="000000" w:sz="6"/>
+                  </w:tcBorders>
+                  <w:vAlign w:val="center"/>
+                </w:tcPr>
+                <w:p>
+                  <w:pPr>
+                    <w:keepNext/>
+                    <w:bidi w:val="false"/>
+                    <w:spacing w:after="0"/>
+                    <w:jc w:val="center"/>
+                  </w:pPr>
+                  <w:r>
+                    <w:rPr>
+                      <w:rFonts w:ascii="Arial" w:cs="Arial" w:eastAsia="Arial" w:hAnsi="Arial"/>
+                      <w:b/>
+                      <w:bCs/>
+                      <w:color w:val="000000"/>
+                      <w:sz w:val="32"/>
+                      <w:szCs w:val="32"/>
+                    </w:rPr>
+                    <w:t xml:space="preserve"/>
+                  </w:r>
+                </w:p>
+              </w:tc>
+            </w:tr>
+            <w:tr>
+              <w:trPr>
+                <w:cantSplit/>
+                <w:trHeight w:val="500" w:hRule="exact"/>
+              </w:trPr>
+              <w:tc>
+                <w:tcPr>
+                  <w:tcW w:type="dxa" w:w="500"/>
+                  <w:tcBorders>
+                    <w:top w:val="single" w:color="000000" w:sz="6"/>
+                    <w:left w:val="single" w:color="000000" w:sz="6"/>
+                    <w:bottom w:val="single" w:color="000000" w:sz="6"/>
+                    <w:right w:val="single" w:color="000000" w:sz="6"/>
+                  </w:tcBorders>
+                  <w:vAlign w:val="center"/>
+                </w:tcPr>
+                <w:p>
+                  <w:pPr>
+                    <w:keepNext/>
+                    <w:bidi w:val="false"/>
+                    <w:spacing w:after="0"/>
+                    <w:jc w:val="center"/>
+                  </w:pPr>
+                  <w:r>
+                    <w:rPr>
+                      <w:rFonts w:ascii="Arial" w:cs="Arial" w:eastAsia="Arial" w:hAnsi="Arial"/>
+                      <w:b/>
+                      <w:bCs/>
+                      <w:color w:val="000000"/>
+                      <w:sz w:val="32"/>
+                      <w:szCs w:val="32"/>
+                    </w:rPr>
+                    <w:t xml:space="preserve"/>
+                  </w:r>
+                </w:p>
+              </w:tc>
+              <w:tc>
+                <w:tcPr>
+                  <w:tcW w:type="dxa" w:w="500"/>
+                  <w:tcBorders>
+                    <w:top w:val="single" w:color="000000" w:sz="6"/>
+                    <w:left w:val="single" w:color="000000" w:sz="6"/>
+                    <w:bottom w:val="single" w:color="000000" w:sz="6"/>
+                    <w:right w:val="single" w:color="000000" w:sz="6"/>
+                  </w:tcBorders>
+                  <w:vAlign w:val="center"/>
+                </w:tcPr>
+                <w:p>
+                  <w:pPr>
+                    <w:keepNext/>
+                    <w:bidi w:val="false"/>
+                    <w:spacing w:after="0"/>
+                    <w:jc w:val="center"/>
+                  </w:pPr>
+                  <w:r>
+                    <w:rPr>
+                      <w:rFonts w:ascii="Arial" w:cs="Arial" w:eastAsia="Arial" w:hAnsi="Arial"/>
+                      <w:b/>
+                      <w:bCs/>
+                      <w:color w:val="000000"/>
+                      <w:sz w:val="32"/>
+                      <w:szCs w:val="32"/>
+                    </w:rPr>
+                    <w:t xml:space="preserve"/>
+                  </w:r>
+                </w:p>
+              </w:tc>
+              <w:tc>
+                <w:tcPr>
+                  <w:tcW w:type="dxa" w:w="500"/>
+                  <w:tcBorders>
+                    <w:top w:val="single" w:color="000000" w:sz="6"/>
+                    <w:left w:val="single" w:color="000000" w:sz="6"/>
+                    <w:bottom w:val="single" w:color="000000" w:sz="6"/>
+                    <w:right w:val="single" w:color="000000" w:sz="6"/>
+                  </w:tcBorders>
+                  <w:vAlign w:val="center"/>
+                </w:tcPr>
+                <w:p>
+                  <w:pPr>
+                    <w:keepNext/>
+                    <w:bidi w:val="false"/>
+                    <w:spacing w:after="0"/>
+                    <w:jc w:val="center"/>
+                  </w:pPr>
+                  <w:r>
+                    <w:rPr>
+                      <w:rFonts w:ascii="Arial" w:cs="Arial" w:eastAsia="Arial" w:hAnsi="Arial"/>
+                      <w:b/>
+                      <w:bCs/>
+                      <w:color w:val="000000"/>
+                      <w:sz w:val="32"/>
+                      <w:szCs w:val="32"/>
+                    </w:rPr>
+                    <w:t xml:space="preserve"/>
+                  </w:r>
+                </w:p>
+              </w:tc>
+              <w:tc>
+                <w:tcPr>
+                  <w:tcW w:type="dxa" w:w="500"/>
+                  <w:tcBorders>
+                    <w:top w:val="single" w:color="000000" w:sz="6"/>
+                    <w:left w:val="single" w:color="000000" w:sz="6"/>
+                    <w:bottom w:val="single" w:color="000000" w:sz="6"/>
+                    <w:right w:val="single" w:color="000000" w:sz="6"/>
+                  </w:tcBorders>
+                  <w:vAlign w:val="center"/>
+                </w:tcPr>
+                <w:p>
+                  <w:pPr>
+                    <w:keepNext/>
+                    <w:bidi w:val="false"/>
+                    <w:spacing w:after="0"/>
+                    <w:jc w:val="center"/>
+                  </w:pPr>
+                  <w:r>
+                    <w:rPr>
+                      <w:rFonts w:ascii="Arial" w:cs="Arial" w:eastAsia="Arial" w:hAnsi="Arial"/>
+                      <w:b/>
+                      <w:bCs/>
+                      <w:color w:val="000000"/>
+                      <w:sz w:val="32"/>
+                      <w:szCs w:val="32"/>
+                    </w:rPr>
+                    <w:t xml:space="preserve"/>
+                  </w:r>
+                </w:p>
+              </w:tc>
+              <w:tc>
+                <w:tcPr>
+                  <w:tcW w:type="dxa" w:w="500"/>
+                  <w:tcBorders>
+                    <w:top w:val="single" w:color="000000" w:sz="6"/>
+                    <w:left w:val="single" w:color="000000" w:sz="6"/>
+                    <w:bottom w:val="single" w:color="000000" w:sz="6"/>
+                    <w:right w:val="single" w:color="000000" w:sz="6"/>
+                  </w:tcBorders>
+                  <w:vAlign w:val="center"/>
+                </w:tcPr>
+                <w:p>
+                  <w:pPr>
+                    <w:keepNext/>
+                    <w:bidi w:val="false"/>
+                    <w:spacing w:after="0"/>
+                    <w:jc w:val="center"/>
+                  </w:pPr>
+                  <w:r>
+                    <w:rPr>
+                      <w:rFonts w:ascii="Arial" w:cs="Arial" w:eastAsia="Arial" w:hAnsi="Arial"/>
+                      <w:b/>
+                      <w:bCs/>
+                      <w:color w:val="000000"/>
+                      <w:sz w:val="32"/>
+                      <w:szCs w:val="32"/>
+                    </w:rPr>
+                    <w:t xml:space="preserve"/>
+                  </w:r>
+                </w:p>
+              </w:tc>
+              <w:tc>
+                <w:tcPr>
+                  <w:tcW w:type="dxa" w:w="500"/>
+                  <w:tcBorders>
+                    <w:top w:val="single" w:color="000000" w:sz="6"/>
+                    <w:left w:val="single" w:color="000000" w:sz="6"/>
+                    <w:bottom w:val="single" w:color="000000" w:sz="6"/>
+                    <w:right w:val="single" w:color="000000" w:sz="6"/>
+                  </w:tcBorders>
+                  <w:vAlign w:val="center"/>
+                </w:tcPr>
+                <w:p>
+                  <w:pPr>
+                    <w:keepNext/>
+                    <w:bidi w:val="false"/>
+                    <w:spacing w:after="0"/>
+                    <w:jc w:val="center"/>
+                  </w:pPr>
+                  <w:r>
+                    <w:rPr>
+                      <w:rFonts w:ascii="Arial" w:cs="Arial" w:eastAsia="Arial" w:hAnsi="Arial"/>
+                      <w:b/>
+                      <w:bCs/>
+                      <w:color w:val="000000"/>
+                      <w:sz w:val="32"/>
+                      <w:szCs w:val="32"/>
+                    </w:rPr>
+                    <w:t xml:space="preserve"/>
+                  </w:r>
+                </w:p>
+              </w:tc>
+              <w:tc>
+                <w:tcPr>
+                  <w:tcW w:type="dxa" w:w="500"/>
+                  <w:tcBorders>
+                    <w:top w:val="single" w:color="000000" w:sz="6"/>
+                    <w:left w:val="single" w:color="000000" w:sz="6"/>
+                    <w:bottom w:val="single" w:color="000000" w:sz="6"/>
+                    <w:right w:val="single" w:color="000000" w:sz="6"/>
+                  </w:tcBorders>
+                  <w:vAlign w:val="center"/>
+                </w:tcPr>
+                <w:p>
+                  <w:pPr>
+                    <w:keepNext/>
+                    <w:bidi w:val="false"/>
+                    <w:spacing w:after="0"/>
+                    <w:jc w:val="center"/>
+                  </w:pPr>
+                  <w:r>
+                    <w:rPr>
+                      <w:rFonts w:ascii="Arial" w:cs="Arial" w:eastAsia="Arial" w:hAnsi="Arial"/>
+                      <w:b/>
+                      <w:bCs/>
+                      <w:color w:val="000000"/>
+                      <w:sz w:val="32"/>
+                      <w:szCs w:val="32"/>
+                    </w:rPr>
+                    <w:t xml:space="preserve"/>
+                  </w:r>
+                </w:p>
+              </w:tc>
+              <w:tc>
+                <w:tcPr>
+                  <w:tcW w:type="dxa" w:w="500"/>
+                  <w:tcBorders>
+                    <w:top w:val="single" w:color="000000" w:sz="6"/>
+                    <w:left w:val="single" w:color="000000" w:sz="6"/>
+                    <w:bottom w:val="single" w:color="000000" w:sz="6"/>
+                    <w:right w:val="single" w:color="000000" w:sz="6"/>
+                  </w:tcBorders>
+                  <w:vAlign w:val="center"/>
+                </w:tcPr>
+                <w:p>
+                  <w:pPr>
+                    <w:keepNext/>
+                    <w:bidi w:val="false"/>
+                    <w:spacing w:after="0"/>
+                    <w:jc w:val="center"/>
+                  </w:pPr>
+                  <w:r>
+                    <w:rPr>
+                      <w:rFonts w:ascii="Arial" w:cs="Arial" w:eastAsia="Arial" w:hAnsi="Arial"/>
+                      <w:b/>
+                      <w:bCs/>
+                      <w:color w:val="000000"/>
+                      <w:sz w:val="32"/>
+                      <w:szCs w:val="32"/>
+                    </w:rPr>
+                    <w:t xml:space="preserve"/>
+                  </w:r>
+                </w:p>
+              </w:tc>
+            </w:tr>
+            <w:tr>
+              <w:trPr>
+                <w:cantSplit/>
+                <w:trHeight w:val="500" w:hRule="exact"/>
+              </w:trPr>
+              <w:tc>
+                <w:tcPr>
+                  <w:tcW w:type="dxa" w:w="500"/>
+                  <w:tcBorders>
+                    <w:top w:val="single" w:color="000000" w:sz="6"/>
+                    <w:left w:val="single" w:color="000000" w:sz="6"/>
+                    <w:bottom w:val="single" w:color="000000" w:sz="6"/>
+                    <w:right w:val="single" w:color="000000" w:sz="6"/>
+                  </w:tcBorders>
+                  <w:vAlign w:val="center"/>
+                </w:tcPr>
+                <w:p>
+                  <w:pPr>
+                    <w:keepNext/>
+                    <w:bidi w:val="false"/>
+                    <w:spacing w:after="0"/>
+                    <w:jc w:val="center"/>
+                  </w:pPr>
+                  <w:r>
+                    <w:rPr>
+                      <w:rFonts w:ascii="Arial" w:cs="Arial" w:eastAsia="Arial" w:hAnsi="Arial"/>
+                      <w:b/>
+                      <w:bCs/>
+                      <w:color w:val="000000"/>
+                      <w:sz w:val="32"/>
+                      <w:szCs w:val="32"/>
+                    </w:rPr>
+                    <w:t xml:space="preserve"/>
+                  </w:r>
+                </w:p>
+              </w:tc>
+              <w:tc>
+                <w:tcPr>
+                  <w:tcW w:type="dxa" w:w="500"/>
+                  <w:tcBorders>
+                    <w:top w:val="single" w:color="000000" w:sz="6"/>
+                    <w:left w:val="single" w:color="000000" w:sz="6"/>
+                    <w:bottom w:val="single" w:color="000000" w:sz="6"/>
+                    <w:right w:val="single" w:color="000000" w:sz="6"/>
+                  </w:tcBorders>
+                  <w:vAlign w:val="center"/>
+                </w:tcPr>
+                <w:p>
+                  <w:pPr>
+                    <w:keepNext/>
+                    <w:bidi w:val="false"/>
+                    <w:spacing w:after="0"/>
+                    <w:jc w:val="center"/>
+                  </w:pPr>
+                  <w:r>
+                    <w:rPr>
+                      <w:rFonts w:ascii="Arial" w:cs="Arial" w:eastAsia="Arial" w:hAnsi="Arial"/>
+                      <w:b/>
+                      <w:bCs/>
+                      <w:color w:val="000000"/>
+                      <w:sz w:val="32"/>
+                      <w:szCs w:val="32"/>
+                    </w:rPr>
+                    <w:t xml:space="preserve"/>
+                  </w:r>
+                </w:p>
+              </w:tc>
+              <w:tc>
+                <w:tcPr>
+                  <w:tcW w:type="dxa" w:w="500"/>
+                  <w:tcBorders>
+                    <w:top w:val="single" w:color="000000" w:sz="6"/>
+                    <w:left w:val="single" w:color="000000" w:sz="6"/>
+                    <w:bottom w:val="single" w:color="000000" w:sz="6"/>
+                    <w:right w:val="single" w:color="000000" w:sz="6"/>
+                  </w:tcBorders>
+                  <w:vAlign w:val="center"/>
+                </w:tcPr>
+                <w:p>
+                  <w:pPr>
+                    <w:keepNext/>
+                    <w:bidi w:val="false"/>
+                    <w:spacing w:after="0"/>
+                    <w:jc w:val="center"/>
+                  </w:pPr>
+                  <w:r>
+                    <w:rPr>
+                      <w:rFonts w:ascii="Arial" w:cs="Arial" w:eastAsia="Arial" w:hAnsi="Arial"/>
+                      <w:b/>
+                      <w:bCs/>
+                      <w:color w:val="000000"/>
+                      <w:sz w:val="32"/>
+                      <w:szCs w:val="32"/>
+                    </w:rPr>
+                    <w:t xml:space="preserve"/>
+                  </w:r>
+                </w:p>
+              </w:tc>
+              <w:tc>
+                <w:tcPr>
+                  <w:tcW w:type="dxa" w:w="500"/>
+                  <w:tcBorders>
+                    <w:top w:val="single" w:color="000000" w:sz="6"/>
+                    <w:left w:val="single" w:color="000000" w:sz="6"/>
+                    <w:bottom w:val="single" w:color="000000" w:sz="6"/>
+                    <w:right w:val="single" w:color="000000" w:sz="6"/>
+                  </w:tcBorders>
+                  <w:vAlign w:val="center"/>
+                </w:tcPr>
+                <w:p>
+                  <w:pPr>
+                    <w:keepNext/>
+                    <w:bidi w:val="false"/>
+                    <w:spacing w:after="0"/>
+                    <w:jc w:val="center"/>
+                  </w:pPr>
+                  <w:r>
+                    <w:rPr>
+                      <w:rFonts w:ascii="Arial" w:cs="Arial" w:eastAsia="Arial" w:hAnsi="Arial"/>
+                      <w:b/>
+                      <w:bCs/>
+                      <w:color w:val="000000"/>
+                      <w:sz w:val="32"/>
+                      <w:szCs w:val="32"/>
+                    </w:rPr>
+                    <w:t xml:space="preserve"/>
+                  </w:r>
+                </w:p>
+              </w:tc>
+              <w:tc>
+                <w:tcPr>
+                  <w:tcW w:type="dxa" w:w="500"/>
+                  <w:tcBorders>
+                    <w:top w:val="single" w:color="000000" w:sz="6"/>
+                    <w:left w:val="single" w:color="000000" w:sz="6"/>
+                    <w:bottom w:val="single" w:color="000000" w:sz="6"/>
+                    <w:right w:val="single" w:color="000000" w:sz="6"/>
+                  </w:tcBorders>
+                  <w:vAlign w:val="center"/>
+                </w:tcPr>
+                <w:p>
+                  <w:pPr>
+                    <w:keepNext/>
+                    <w:bidi w:val="false"/>
+                    <w:spacing w:after="0"/>
+                    <w:jc w:val="center"/>
+                  </w:pPr>
+                  <w:r>
+                    <w:rPr>
+                      <w:rFonts w:ascii="Arial" w:cs="Arial" w:eastAsia="Arial" w:hAnsi="Arial"/>
+                      <w:b/>
+                      <w:bCs/>
+                      <w:color w:val="000000"/>
+                      <w:sz w:val="32"/>
+                      <w:szCs w:val="32"/>
+                    </w:rPr>
+                    <w:t xml:space="preserve">→</w:t>
+                  </w:r>
+                </w:p>
+              </w:tc>
+              <w:tc>
+                <w:tcPr>
+                  <w:tcW w:type="dxa" w:w="500"/>
+                  <w:tcBorders>
+                    <w:top w:val="single" w:color="000000" w:sz="6"/>
+                    <w:left w:val="single" w:color="000000" w:sz="6"/>
+                    <w:bottom w:val="single" w:color="000000" w:sz="6"/>
+                    <w:right w:val="single" w:color="000000" w:sz="6"/>
+                  </w:tcBorders>
+                  <w:vAlign w:val="center"/>
+                </w:tcPr>
+                <w:p>
+                  <w:pPr>
+                    <w:keepNext/>
+                    <w:bidi w:val="false"/>
+                    <w:spacing w:after="0"/>
+                    <w:jc w:val="center"/>
+                  </w:pPr>
+                  <w:r>
+                    <w:rPr>
+                      <w:rFonts w:ascii="Arial" w:cs="Arial" w:eastAsia="Arial" w:hAnsi="Arial"/>
+                      <w:b/>
+                      <w:bCs/>
+                      <w:color w:val="000000"/>
+                      <w:sz w:val="32"/>
+                      <w:szCs w:val="32"/>
+                    </w:rPr>
+                    <w:t xml:space="preserve"/>
+                  </w:r>
+                </w:p>
+              </w:tc>
+              <w:tc>
+                <w:tcPr>
+                  <w:tcW w:type="dxa" w:w="500"/>
+                  <w:tcBorders>
+                    <w:top w:val="single" w:color="000000" w:sz="6"/>
+                    <w:left w:val="single" w:color="000000" w:sz="6"/>
+                    <w:bottom w:val="single" w:color="000000" w:sz="6"/>
+                    <w:right w:val="single" w:color="000000" w:sz="6"/>
+                  </w:tcBorders>
+                  <w:vAlign w:val="center"/>
+                </w:tcPr>
+                <w:p>
+                  <w:pPr>
+                    <w:keepNext/>
+                    <w:bidi w:val="false"/>
+                    <w:spacing w:after="0"/>
+                    <w:jc w:val="center"/>
+                  </w:pPr>
+                  <w:r>
+                    <w:rPr>
+                      <w:rFonts w:ascii="Arial" w:cs="Arial" w:eastAsia="Arial" w:hAnsi="Arial"/>
+                      <w:b/>
+                      <w:bCs/>
+                      <w:color w:val="000000"/>
+                      <w:sz w:val="32"/>
+                      <w:szCs w:val="32"/>
+                    </w:rPr>
+                    <w:t xml:space="preserve"/>
+                  </w:r>
+                </w:p>
+              </w:tc>
+              <w:tc>
+                <w:tcPr>
+                  <w:tcW w:type="dxa" w:w="500"/>
+                  <w:tcBorders>
+                    <w:top w:val="single" w:color="000000" w:sz="6"/>
+                    <w:left w:val="single" w:color="000000" w:sz="6"/>
+                    <w:bottom w:val="single" w:color="000000" w:sz="6"/>
+                    <w:right w:val="single" w:color="000000" w:sz="6"/>
+                  </w:tcBorders>
+                  <w:vAlign w:val="center"/>
+                </w:tcPr>
+                <w:p>
+                  <w:pPr>
+                    <w:keepNext/>
+                    <w:bidi w:val="false"/>
+                    <w:spacing w:after="0"/>
+                    <w:jc w:val="center"/>
+                  </w:pPr>
+                  <w:r>
+                    <w:rPr>
+                      <w:rFonts w:ascii="Arial" w:cs="Arial" w:eastAsia="Arial" w:hAnsi="Arial"/>
+                      <w:b/>
+                      <w:bCs/>
+                      <w:color w:val="000000"/>
+                      <w:sz w:val="32"/>
+                      <w:szCs w:val="32"/>
+                    </w:rPr>
+                    <w:t xml:space="preserve"/>
+                  </w:r>
+                </w:p>
+              </w:tc>
+            </w:tr>
+            <w:tr>
+              <w:trPr>
+                <w:cantSplit/>
+                <w:trHeight w:val="500" w:hRule="exact"/>
+              </w:trPr>
+              <w:tc>
+                <w:tcPr>
+                  <w:tcW w:type="dxa" w:w="500"/>
+                  <w:tcBorders>
+                    <w:top w:val="single" w:color="000000" w:sz="6"/>
+                    <w:left w:val="single" w:color="000000" w:sz="6"/>
+                    <w:bottom w:val="single" w:color="000000" w:sz="6"/>
+                    <w:right w:val="single" w:color="000000" w:sz="6"/>
+                  </w:tcBorders>
+                  <w:vAlign w:val="center"/>
+                </w:tcPr>
+                <w:p>
+                  <w:pPr>
+                    <w:keepNext w:val="false"/>
+                    <w:bidi w:val="false"/>
+                    <w:spacing w:after="0"/>
+                    <w:jc w:val="center"/>
+                  </w:pPr>
+                  <w:r>
+                    <w:rPr>
+                      <w:rFonts w:ascii="Arial" w:cs="Arial" w:eastAsia="Arial" w:hAnsi="Arial"/>
+                      <w:b/>
+                      <w:bCs/>
+                      <w:color w:val="000000"/>
+                      <w:sz w:val="32"/>
+                      <w:szCs w:val="32"/>
+                    </w:rPr>
+                    <w:t xml:space="preserve"/>
+                  </w:r>
+                </w:p>
+              </w:tc>
+              <w:tc>
+                <w:tcPr>
+                  <w:tcW w:type="dxa" w:w="500"/>
+                  <w:tcBorders>
+                    <w:top w:val="single" w:color="000000" w:sz="6"/>
+                    <w:left w:val="single" w:color="000000" w:sz="6"/>
+                    <w:bottom w:val="single" w:color="000000" w:sz="6"/>
+                    <w:right w:val="single" w:color="000000" w:sz="6"/>
+                  </w:tcBorders>
+                  <w:vAlign w:val="center"/>
+                </w:tcPr>
+                <w:p>
+                  <w:pPr>
+                    <w:keepNext w:val="false"/>
+                    <w:bidi w:val="false"/>
+                    <w:spacing w:after="0"/>
+                    <w:jc w:val="center"/>
+                  </w:pPr>
+                  <w:r>
+                    <w:rPr>
+                      <w:rFonts w:ascii="Arial" w:cs="Arial" w:eastAsia="Arial" w:hAnsi="Arial"/>
+                      <w:b/>
+                      <w:bCs/>
+                      <w:color w:val="000000"/>
+                      <w:sz w:val="32"/>
+                      <w:szCs w:val="32"/>
+                    </w:rPr>
+                    <w:t xml:space="preserve"/>
+                  </w:r>
+                </w:p>
+              </w:tc>
+              <w:tc>
+                <w:tcPr>
+                  <w:tcW w:type="dxa" w:w="500"/>
+                  <w:tcBorders>
+                    <w:top w:val="single" w:color="000000" w:sz="6"/>
+                    <w:left w:val="single" w:color="000000" w:sz="6"/>
+                    <w:bottom w:val="single" w:color="000000" w:sz="6"/>
+                    <w:right w:val="single" w:color="000000" w:sz="6"/>
+                  </w:tcBorders>
+                  <w:vAlign w:val="center"/>
+                </w:tcPr>
+                <w:p>
+                  <w:pPr>
+                    <w:keepNext w:val="false"/>
+                    <w:bidi w:val="false"/>
+                    <w:spacing w:after="0"/>
+                    <w:jc w:val="center"/>
+                  </w:pPr>
+                  <w:r>
+                    <w:rPr>
+                      <w:rFonts w:ascii="Arial" w:cs="Arial" w:eastAsia="Arial" w:hAnsi="Arial"/>
+                      <w:b/>
+                      <w:bCs/>
+                      <w:color w:val="000000"/>
+                      <w:sz w:val="32"/>
+                      <w:szCs w:val="32"/>
+                    </w:rPr>
+                    <w:t xml:space="preserve"/>
+                  </w:r>
+                </w:p>
+              </w:tc>
+              <w:tc>
+                <w:tcPr>
+                  <w:tcW w:type="dxa" w:w="500"/>
+                  <w:tcBorders>
+                    <w:top w:val="single" w:color="000000" w:sz="6"/>
+                    <w:left w:val="single" w:color="000000" w:sz="6"/>
+                    <w:bottom w:val="single" w:color="000000" w:sz="6"/>
+                    <w:right w:val="single" w:color="000000" w:sz="6"/>
+                  </w:tcBorders>
+                  <w:vAlign w:val="center"/>
+                </w:tcPr>
+                <w:p>
+                  <w:pPr>
+                    <w:keepNext w:val="false"/>
+                    <w:bidi w:val="false"/>
+                    <w:spacing w:after="0"/>
+                    <w:jc w:val="center"/>
+                  </w:pPr>
+                  <w:r>
+                    <w:rPr>
+                      <w:rFonts w:ascii="Arial" w:cs="Arial" w:eastAsia="Arial" w:hAnsi="Arial"/>
+                      <w:b/>
+                      <w:bCs/>
+                      <w:color w:val="000000"/>
+                      <w:sz w:val="32"/>
+                      <w:szCs w:val="32"/>
+                    </w:rPr>
+                    <w:t xml:space="preserve"/>
+                  </w:r>
+                </w:p>
+              </w:tc>
+              <w:tc>
+                <w:tcPr>
+                  <w:tcW w:type="dxa" w:w="500"/>
+                  <w:tcBorders>
+                    <w:top w:val="single" w:color="000000" w:sz="6"/>
+                    <w:left w:val="single" w:color="000000" w:sz="6"/>
+                    <w:bottom w:val="single" w:color="000000" w:sz="6"/>
+                    <w:right w:val="single" w:color="000000" w:sz="6"/>
+                  </w:tcBorders>
+                  <w:vAlign w:val="center"/>
+                </w:tcPr>
+                <w:p>
+                  <w:pPr>
+                    <w:keepNext w:val="false"/>
+                    <w:bidi w:val="false"/>
+                    <w:spacing w:after="0"/>
+                    <w:jc w:val="center"/>
+                  </w:pPr>
+                  <w:r>
+                    <w:rPr>
+                      <w:rFonts w:ascii="Arial" w:cs="Arial" w:eastAsia="Arial" w:hAnsi="Arial"/>
+                      <w:b/>
+                      <w:bCs/>
+                      <w:color w:val="000000"/>
+                      <w:sz w:val="32"/>
+                      <w:szCs w:val="32"/>
+                    </w:rPr>
+                    <w:t xml:space="preserve"/>
+                  </w:r>
+                </w:p>
+              </w:tc>
+              <w:tc>
+                <w:tcPr>
+                  <w:tcW w:type="dxa" w:w="500"/>
+                  <w:tcBorders>
+                    <w:top w:val="single" w:color="000000" w:sz="6"/>
+                    <w:left w:val="single" w:color="000000" w:sz="6"/>
+                    <w:bottom w:val="single" w:color="000000" w:sz="6"/>
+                    <w:right w:val="single" w:color="000000" w:sz="6"/>
+                  </w:tcBorders>
+                  <w:vAlign w:val="center"/>
+                </w:tcPr>
+                <w:p>
+                  <w:pPr>
+                    <w:keepNext w:val="false"/>
+                    <w:bidi w:val="false"/>
+                    <w:spacing w:after="0"/>
+                    <w:jc w:val="center"/>
+                  </w:pPr>
+                  <w:r>
+                    <w:rPr>
+                      <w:rFonts w:ascii="Arial" w:cs="Arial" w:eastAsia="Arial" w:hAnsi="Arial"/>
+                      <w:b/>
+                      <w:bCs/>
+                      <w:color w:val="000000"/>
+                      <w:sz w:val="32"/>
+                      <w:szCs w:val="32"/>
+                    </w:rPr>
+                    <w:t xml:space="preserve"/>
+                  </w:r>
+                </w:p>
+              </w:tc>
+              <w:tc>
+                <w:tcPr>
+                  <w:tcW w:type="dxa" w:w="500"/>
+                  <w:tcBorders>
+                    <w:top w:val="single" w:color="000000" w:sz="6"/>
+                    <w:left w:val="single" w:color="000000" w:sz="6"/>
+                    <w:bottom w:val="single" w:color="000000" w:sz="6"/>
+                    <w:right w:val="single" w:color="000000" w:sz="6"/>
+                  </w:tcBorders>
+                  <w:vAlign w:val="center"/>
+                </w:tcPr>
+                <w:p>
+                  <w:pPr>
+                    <w:keepNext w:val="false"/>
+                    <w:bidi w:val="false"/>
+                    <w:spacing w:after="0"/>
+                    <w:jc w:val="center"/>
+                  </w:pPr>
+                  <w:r>
+                    <w:rPr>
+                      <w:rFonts w:ascii="Arial" w:cs="Arial" w:eastAsia="Arial" w:hAnsi="Arial"/>
+                      <w:b/>
+                      <w:bCs/>
+                      <w:color w:val="000000"/>
+                      <w:sz w:val="32"/>
+                      <w:szCs w:val="32"/>
+                    </w:rPr>
+                    <w:t xml:space="preserve"/>
+                  </w:r>
+                </w:p>
+              </w:tc>
+              <w:tc>
+                <w:tcPr>
+                  <w:tcW w:type="dxa" w:w="500"/>
+                  <w:tcBorders>
+                    <w:top w:val="single" w:color="000000" w:sz="6"/>
+                    <w:left w:val="single" w:color="000000" w:sz="6"/>
+                    <w:bottom w:val="single" w:color="000000" w:sz="6"/>
+                    <w:right w:val="single" w:color="000000" w:sz="6"/>
+                  </w:tcBorders>
+                  <w:vAlign w:val="center"/>
+                </w:tcPr>
+                <w:p>
+                  <w:pPr>
+                    <w:keepNext w:val="false"/>
+                    <w:bidi w:val="false"/>
+                    <w:spacing w:after="0"/>
+                    <w:jc w:val="center"/>
+                  </w:pPr>
+                  <w:r>
+                    <w:rPr>
+                      <w:rFonts w:ascii="Arial" w:cs="Arial" w:eastAsia="Arial" w:hAnsi="Arial"/>
+                      <w:b/>
+                      <w:bCs/>
+                      <w:color w:val="000000"/>
+                      <w:sz w:val="32"/>
+                      <w:szCs w:val="32"/>
+                    </w:rPr>
+                    <w:t xml:space="preserve"/>
+                  </w:r>
+                </w:p>
+              </w:tc>
+            </w:tr>
+          </w:tbl>
+          <w:p>
+            <w:pPr>
+              <w:bidi/>
+              <w:spacing w:after="0" w:before="40"/>
+            </w:pPr>
+            <w:r>
+              <w:rPr>
+                <w:rFonts w:ascii="Arial" w:cs="Arial" w:eastAsia="Arial" w:hAnsi="Arial"/>
+                <w:sz w:val="19"/>
+                <w:szCs w:val="19"/>
+                <w:rtl/>
+              </w:rPr>
+              <w:t xml:space="preserve">כל משבצת = 50 צעדים של הצב</w:t>
+            </w:r>
+          </w:p>
+        </w:tc>
+      </w:tr>
+    </w:tbl>
     <w:p>
       <w:pPr>
         <w:keepNext/>
-        <w:keepLines/>
-        <w:pBdr>
-          <w:left w:val="single" w:color="999999" w:sz="6" w:space="4"/>
-        </w:pBdr>
-        <w:shd w:fill="F2F2F2" w:color="auto" w:val="clear"/>
-        <w:bidi w:val="false"/>
-        <w:spacing w:after="0" w:before="0"/>
-        <w:ind w:left="300" w:right="2400"/>
-        <w:jc w:val="left"/>
-      </w:pPr>
-      <w:r>
-        <w:rPr>
-          <w:rFonts w:ascii="Consolas" w:cs="Consolas" w:eastAsia="Consolas" w:hAnsi="Consolas"/>
-          <w:sz w:val="20"/>
-          <w:szCs w:val="20"/>
-        </w:rPr>
-        <w:t xml:space="preserve">turtle.left(90)</w:t>
-      </w:r>
-    </w:p>
-    <w:p>
-      <w:pPr>
-        <w:keepNext/>
-        <w:keepLines/>
-        <w:pBdr>
-          <w:left w:val="single" w:color="999999" w:sz="6" w:space="4"/>
-        </w:pBdr>
-        <w:shd w:fill="F2F2F2" w:color="auto" w:val="clear"/>
-        <w:bidi w:val="false"/>
-        <w:spacing w:after="0" w:before="0"/>
-        <w:ind w:left="300" w:right="2400"/>
-        <w:jc w:val="left"/>
-      </w:pPr>
-      <w:r>
-        <w:rPr>
-          <w:rFonts w:ascii="Consolas" w:cs="Consolas" w:eastAsia="Consolas" w:hAnsi="Consolas"/>
-          <w:sz w:val="20"/>
-          <w:szCs w:val="20"/>
-        </w:rPr>
-        <w:t xml:space="preserve">turtle.forward(100)</w:t>
-      </w:r>
-    </w:p>
-    <w:p>
-      <w:pPr>
-        <w:keepNext/>
-        <w:keepLines/>
-        <w:pBdr>
-          <w:left w:val="single" w:color="999999" w:sz="6" w:space="4"/>
-        </w:pBdr>
-        <w:shd w:fill="F2F2F2" w:color="auto" w:val="clear"/>
-        <w:bidi w:val="false"/>
-        <w:spacing w:after="0" w:before="0"/>
-        <w:ind w:left="300" w:right="2400"/>
-        <w:jc w:val="left"/>
-      </w:pPr>
-      <w:r>
-        <w:rPr>
-          <w:rFonts w:ascii="Consolas" w:cs="Consolas" w:eastAsia="Consolas" w:hAnsi="Consolas"/>
-          <w:sz w:val="20"/>
-          <w:szCs w:val="20"/>
-        </w:rPr>
-        <w:t xml:space="preserve">turtle.left(90)</w:t>
-      </w:r>
-    </w:p>
-    <w:p>
-      <w:pPr>
-        <w:keepNext/>
-        <w:keepLines/>
-        <w:pBdr>
-          <w:left w:val="single" w:color="999999" w:sz="6" w:space="4"/>
-        </w:pBdr>
-        <w:shd w:fill="F2F2F2" w:color="auto" w:val="clear"/>
-        <w:bidi w:val="false"/>
-        <w:spacing w:after="0" w:before="0"/>
-        <w:ind w:left="300" w:right="2400"/>
-        <w:jc w:val="left"/>
-      </w:pPr>
-      <w:r>
-        <w:rPr>
-          <w:rFonts w:ascii="Consolas" w:cs="Consolas" w:eastAsia="Consolas" w:hAnsi="Consolas"/>
-          <w:sz w:val="20"/>
-          <w:szCs w:val="20"/>
-        </w:rPr>
-        <w:t xml:space="preserve">turtle.forward(100)</w:t>
-      </w:r>
-    </w:p>
-    <w:p>
-      <w:pPr>
-        <w:keepNext/>
-        <w:keepLines/>
-        <w:pBdr>
-          <w:left w:val="single" w:color="999999" w:sz="6" w:space="4"/>
-          <w:bottom w:val="single" w:color="CCCCCC" w:sz="4" w:space="2"/>
-        </w:pBdr>
-        <w:shd w:fill="F2F2F2" w:color="auto" w:val="clear"/>
-        <w:bidi w:val="false"/>
-        <w:spacing w:after="0" w:before="0"/>
-        <w:ind w:left="300" w:right="2400"/>
-        <w:jc w:val="left"/>
-      </w:pPr>
-      <w:r>
-        <w:rPr>
-          <w:rFonts w:ascii="Consolas" w:cs="Consolas" w:eastAsia="Consolas" w:hAnsi="Consolas"/>
-          <w:sz w:val="20"/>
-          <w:szCs w:val="20"/>
-        </w:rPr>
-        <w:t xml:space="preserve">turtle.forward(100)</w:t>
-      </w:r>
+        <w:spacing w:after="100"/>
+      </w:pPr>
     </w:p>
     <w:p>
       <w:pPr>
@@ -4334,7 +9546,7 @@
             <w:tcBorders>
               <w:top w:val="none" w:color="FFFFFF" w:sz="0"/>
               <w:left w:val="none" w:color="FFFFFF" w:sz="0"/>
-              <w:bottom w:val="dotted" w:color="888888" w:sz="6"/>
+              <w:bottom w:val="dotted" w:color="000000" w:sz="6"/>
               <w:right w:val="none" w:color="FFFFFF" w:sz="0"/>
             </w:tcBorders>
           </w:tcPr>
@@ -4357,7 +9569,7 @@
             <w:tcBorders>
               <w:top w:val="none" w:color="FFFFFF" w:sz="0"/>
               <w:left w:val="none" w:color="FFFFFF" w:sz="0"/>
-              <w:bottom w:val="dotted" w:color="888888" w:sz="6"/>
+              <w:bottom w:val="dotted" w:color="000000" w:sz="6"/>
               <w:right w:val="none" w:color="FFFFFF" w:sz="0"/>
             </w:tcBorders>
           </w:tcPr>
@@ -4380,7 +9592,7 @@
             <w:tcBorders>
               <w:top w:val="none" w:color="FFFFFF" w:sz="0"/>
               <w:left w:val="none" w:color="FFFFFF" w:sz="0"/>
-              <w:bottom w:val="dotted" w:color="888888" w:sz="6"/>
+              <w:bottom w:val="dotted" w:color="000000" w:sz="6"/>
               <w:right w:val="none" w:color="FFFFFF" w:sz="0"/>
             </w:tcBorders>
           </w:tcPr>
@@ -4469,7 +9681,7 @@
           <w:rFonts w:ascii="Arial" w:cs="Arial" w:eastAsia="Arial" w:hAnsi="Arial"/>
           <w:b/>
           <w:bCs/>
-          <w:color w:val="555555"/>
+          <w:color w:val="000000"/>
           <w:sz w:val="20"/>
           <w:szCs w:val="20"/>
           <w:rtl/>
@@ -4482,10 +9694,9 @@
         <w:keepNext/>
         <w:keepLines/>
         <w:pBdr>
-          <w:top w:val="single" w:color="CCCCCC" w:sz="4" w:space="2"/>
-          <w:left w:val="single" w:color="999999" w:sz="6" w:space="4"/>
+          <w:top w:val="single" w:color="000000" w:sz="6" w:space="2"/>
+          <w:left w:val="single" w:color="000000" w:sz="12" w:space="4"/>
         </w:pBdr>
-        <w:shd w:fill="F2F2F2" w:color="auto" w:val="clear"/>
         <w:bidi w:val="false"/>
         <w:spacing w:after="0" w:before="0"/>
         <w:ind w:left="300" w:right="2400"/>
@@ -4505,9 +9716,8 @@
         <w:keepNext/>
         <w:keepLines/>
         <w:pBdr>
-          <w:left w:val="single" w:color="999999" w:sz="6" w:space="4"/>
+          <w:left w:val="single" w:color="000000" w:sz="12" w:space="4"/>
         </w:pBdr>
-        <w:shd w:fill="F2F2F2" w:color="auto" w:val="clear"/>
         <w:bidi w:val="false"/>
         <w:spacing w:after="0" w:before="0"/>
         <w:ind w:left="300" w:right="2400"/>
@@ -4527,9 +9737,8 @@
         <w:keepNext/>
         <w:keepLines/>
         <w:pBdr>
-          <w:left w:val="single" w:color="999999" w:sz="6" w:space="4"/>
+          <w:left w:val="single" w:color="000000" w:sz="12" w:space="4"/>
         </w:pBdr>
-        <w:shd w:fill="F2F2F2" w:color="auto" w:val="clear"/>
         <w:bidi w:val="false"/>
         <w:spacing w:after="0" w:before="0"/>
         <w:ind w:left="300" w:right="2400"/>
@@ -4549,9 +9758,8 @@
         <w:keepNext/>
         <w:keepLines/>
         <w:pBdr>
-          <w:left w:val="single" w:color="999999" w:sz="6" w:space="4"/>
+          <w:left w:val="single" w:color="000000" w:sz="12" w:space="4"/>
         </w:pBdr>
-        <w:shd w:fill="F2F2F2" w:color="auto" w:val="clear"/>
         <w:bidi w:val="false"/>
         <w:spacing w:after="0" w:before="0"/>
         <w:ind w:left="300" w:right="2400"/>
@@ -4571,9 +9779,8 @@
         <w:keepNext/>
         <w:keepLines/>
         <w:pBdr>
-          <w:left w:val="single" w:color="999999" w:sz="6" w:space="4"/>
+          <w:left w:val="single" w:color="000000" w:sz="12" w:space="4"/>
         </w:pBdr>
-        <w:shd w:fill="F2F2F2" w:color="auto" w:val="clear"/>
         <w:bidi w:val="false"/>
         <w:spacing w:after="0" w:before="0"/>
         <w:ind w:left="300" w:right="2400"/>
@@ -4593,9 +9800,8 @@
         <w:keepNext/>
         <w:keepLines/>
         <w:pBdr>
-          <w:left w:val="single" w:color="999999" w:sz="6" w:space="4"/>
+          <w:left w:val="single" w:color="000000" w:sz="12" w:space="4"/>
         </w:pBdr>
-        <w:shd w:fill="F2F2F2" w:color="auto" w:val="clear"/>
         <w:bidi w:val="false"/>
         <w:spacing w:after="0" w:before="0"/>
         <w:ind w:left="300" w:right="2400"/>
@@ -4615,9 +9821,8 @@
         <w:keepNext/>
         <w:keepLines/>
         <w:pBdr>
-          <w:left w:val="single" w:color="999999" w:sz="6" w:space="4"/>
+          <w:left w:val="single" w:color="000000" w:sz="12" w:space="4"/>
         </w:pBdr>
-        <w:shd w:fill="F2F2F2" w:color="auto" w:val="clear"/>
         <w:bidi w:val="false"/>
         <w:spacing w:after="0" w:before="0"/>
         <w:ind w:left="300" w:right="2400"/>
@@ -4637,10 +9842,9 @@
         <w:keepNext/>
         <w:keepLines/>
         <w:pBdr>
-          <w:left w:val="single" w:color="999999" w:sz="6" w:space="4"/>
-          <w:bottom w:val="single" w:color="CCCCCC" w:sz="4" w:space="2"/>
+          <w:left w:val="single" w:color="000000" w:sz="12" w:space="4"/>
+          <w:bottom w:val="single" w:color="000000" w:sz="6" w:space="2"/>
         </w:pBdr>
-        <w:shd w:fill="F2F2F2" w:color="auto" w:val="clear"/>
         <w:bidi w:val="false"/>
         <w:spacing w:after="0" w:before="0"/>
         <w:ind w:left="300" w:right="2400"/>
@@ -4689,7 +9893,7 @@
             <w:tcBorders>
               <w:top w:val="none" w:color="FFFFFF" w:sz="0"/>
               <w:left w:val="none" w:color="FFFFFF" w:sz="0"/>
-              <w:bottom w:val="dotted" w:color="888888" w:sz="6"/>
+              <w:bottom w:val="dotted" w:color="000000" w:sz="6"/>
               <w:right w:val="none" w:color="FFFFFF" w:sz="0"/>
             </w:tcBorders>
           </w:tcPr>
@@ -4712,7 +9916,7 @@
             <w:tcBorders>
               <w:top w:val="none" w:color="FFFFFF" w:sz="0"/>
               <w:left w:val="none" w:color="FFFFFF" w:sz="0"/>
-              <w:bottom w:val="dotted" w:color="888888" w:sz="6"/>
+              <w:bottom w:val="dotted" w:color="000000" w:sz="6"/>
               <w:right w:val="none" w:color="FFFFFF" w:sz="0"/>
             </w:tcBorders>
           </w:tcPr>
@@ -4735,7 +9939,7 @@
             <w:tcBorders>
               <w:top w:val="none" w:color="FFFFFF" w:sz="0"/>
               <w:left w:val="none" w:color="FFFFFF" w:sz="0"/>
-              <w:bottom w:val="dotted" w:color="888888" w:sz="6"/>
+              <w:bottom w:val="dotted" w:color="000000" w:sz="6"/>
               <w:right w:val="none" w:color="FFFFFF" w:sz="0"/>
             </w:tcBorders>
           </w:tcPr>
@@ -4759,7 +9963,7 @@
         <w:keepNext/>
         <w:keepLines/>
         <w:pBdr>
-          <w:bottom w:val="single" w:color="1F4E79" w:sz="8" w:space="2"/>
+          <w:bottom w:val="single" w:color="000000" w:sz="8" w:space="2"/>
         </w:pBdr>
         <w:bidi/>
         <w:spacing w:after="120" w:before="280"/>
@@ -4770,9 +9974,9 @@
           <w:rFonts w:ascii="Arial" w:cs="Arial" w:eastAsia="Arial" w:hAnsi="Arial"/>
           <w:b/>
           <w:bCs/>
-          <w:color w:val="1F4E79"/>
-          <w:sz w:val="24"/>
-          <w:szCs w:val="24"/>
+          <w:color w:val="000000"/>
+          <w:sz w:val="26"/>
+          <w:szCs w:val="26"/>
           <w:rtl/>
         </w:rPr>
         <w:t xml:space="preserve">שאלה 5  ·  כותבים קוד (1)  (16 נקודות)</w:t>
@@ -4812,7 +10016,7 @@
           <w:rFonts w:ascii="Arial" w:cs="Arial" w:eastAsia="Arial" w:hAnsi="Arial"/>
           <w:b/>
           <w:bCs/>
-          <w:color w:val="555555"/>
+          <w:color w:val="000000"/>
           <w:sz w:val="20"/>
           <w:szCs w:val="20"/>
           <w:rtl/>
@@ -4852,10 +10056,10 @@
           <w:tcPr>
             <w:tcW w:type="dxa" w:w="8800"/>
             <w:tcBorders>
-              <w:top w:val="single" w:color="999999" w:sz="6"/>
-              <w:left w:val="single" w:color="999999" w:sz="6"/>
-              <w:bottom w:val="single" w:color="999999" w:sz="6"/>
-              <w:right w:val="single" w:color="999999" w:sz="6"/>
+              <w:top w:val="single" w:color="000000" w:sz="8"/>
+              <w:left w:val="single" w:color="000000" w:sz="8"/>
+              <w:bottom w:val="single" w:color="000000" w:sz="8"/>
+              <w:right w:val="single" w:color="000000" w:sz="8"/>
             </w:tcBorders>
           </w:tcPr>
           <w:p>
@@ -4907,7 +10111,7 @@
           <w:rFonts w:ascii="Arial" w:cs="Arial" w:eastAsia="Arial" w:hAnsi="Arial"/>
           <w:b/>
           <w:bCs/>
-          <w:color w:val="555555"/>
+          <w:color w:val="000000"/>
           <w:sz w:val="20"/>
           <w:szCs w:val="20"/>
           <w:rtl/>
@@ -4947,10 +10151,10 @@
           <w:tcPr>
             <w:tcW w:type="dxa" w:w="8800"/>
             <w:tcBorders>
-              <w:top w:val="single" w:color="999999" w:sz="6"/>
-              <w:left w:val="single" w:color="999999" w:sz="6"/>
-              <w:bottom w:val="single" w:color="999999" w:sz="6"/>
-              <w:right w:val="single" w:color="999999" w:sz="6"/>
+              <w:top w:val="single" w:color="000000" w:sz="8"/>
+              <w:left w:val="single" w:color="000000" w:sz="8"/>
+              <w:bottom w:val="single" w:color="000000" w:sz="8"/>
+              <w:right w:val="single" w:color="000000" w:sz="8"/>
             </w:tcBorders>
           </w:tcPr>
           <w:p>
@@ -5002,7 +10206,7 @@
           <w:rFonts w:ascii="Arial" w:cs="Arial" w:eastAsia="Arial" w:hAnsi="Arial"/>
           <w:b/>
           <w:bCs/>
-          <w:color w:val="555555"/>
+          <w:color w:val="000000"/>
           <w:sz w:val="20"/>
           <w:szCs w:val="20"/>
           <w:rtl/>
@@ -5042,10 +10246,10 @@
           <w:tcPr>
             <w:tcW w:type="dxa" w:w="8800"/>
             <w:tcBorders>
-              <w:top w:val="single" w:color="999999" w:sz="6"/>
-              <w:left w:val="single" w:color="999999" w:sz="6"/>
-              <w:bottom w:val="single" w:color="999999" w:sz="6"/>
-              <w:right w:val="single" w:color="999999" w:sz="6"/>
+              <w:top w:val="single" w:color="000000" w:sz="8"/>
+              <w:left w:val="single" w:color="000000" w:sz="8"/>
+              <w:bottom w:val="single" w:color="000000" w:sz="8"/>
+              <w:right w:val="single" w:color="000000" w:sz="8"/>
             </w:tcBorders>
           </w:tcPr>
           <w:p>
@@ -5068,7 +10272,7 @@
         <w:keepNext/>
         <w:keepLines/>
         <w:pBdr>
-          <w:bottom w:val="single" w:color="1F4E79" w:sz="8" w:space="2"/>
+          <w:bottom w:val="single" w:color="000000" w:sz="8" w:space="2"/>
         </w:pBdr>
         <w:bidi/>
         <w:spacing w:after="120" w:before="280"/>
@@ -5079,9 +10283,9 @@
           <w:rFonts w:ascii="Arial" w:cs="Arial" w:eastAsia="Arial" w:hAnsi="Arial"/>
           <w:b/>
           <w:bCs/>
-          <w:color w:val="1F4E79"/>
-          <w:sz w:val="24"/>
-          <w:szCs w:val="24"/>
+          <w:color w:val="000000"/>
+          <w:sz w:val="26"/>
+          <w:szCs w:val="26"/>
           <w:rtl/>
         </w:rPr>
         <w:t xml:space="preserve">שאלה 6  ·  כותבים קוד (2)  (16 נקודות)</w:t>
@@ -5121,7 +10325,7 @@
           <w:rFonts w:ascii="Arial" w:cs="Arial" w:eastAsia="Arial" w:hAnsi="Arial"/>
           <w:b/>
           <w:bCs/>
-          <w:color w:val="555555"/>
+          <w:color w:val="000000"/>
           <w:sz w:val="20"/>
           <w:szCs w:val="20"/>
           <w:rtl/>
@@ -5161,10 +10365,10 @@
           <w:tcPr>
             <w:tcW w:type="dxa" w:w="8800"/>
             <w:tcBorders>
-              <w:top w:val="single" w:color="999999" w:sz="6"/>
-              <w:left w:val="single" w:color="999999" w:sz="6"/>
-              <w:bottom w:val="single" w:color="999999" w:sz="6"/>
-              <w:right w:val="single" w:color="999999" w:sz="6"/>
+              <w:top w:val="single" w:color="000000" w:sz="8"/>
+              <w:left w:val="single" w:color="000000" w:sz="8"/>
+              <w:bottom w:val="single" w:color="000000" w:sz="8"/>
+              <w:right w:val="single" w:color="000000" w:sz="8"/>
             </w:tcBorders>
           </w:tcPr>
           <w:p>
@@ -5216,7 +10420,7 @@
           <w:rFonts w:ascii="Arial" w:cs="Arial" w:eastAsia="Arial" w:hAnsi="Arial"/>
           <w:b/>
           <w:bCs/>
-          <w:color w:val="555555"/>
+          <w:color w:val="000000"/>
           <w:sz w:val="20"/>
           <w:szCs w:val="20"/>
           <w:rtl/>
@@ -5256,10 +10460,10 @@
           <w:tcPr>
             <w:tcW w:type="dxa" w:w="8800"/>
             <w:tcBorders>
-              <w:top w:val="single" w:color="999999" w:sz="6"/>
-              <w:left w:val="single" w:color="999999" w:sz="6"/>
-              <w:bottom w:val="single" w:color="999999" w:sz="6"/>
-              <w:right w:val="single" w:color="999999" w:sz="6"/>
+              <w:top w:val="single" w:color="000000" w:sz="8"/>
+              <w:left w:val="single" w:color="000000" w:sz="8"/>
+              <w:bottom w:val="single" w:color="000000" w:sz="8"/>
+              <w:right w:val="single" w:color="000000" w:sz="8"/>
             </w:tcBorders>
           </w:tcPr>
           <w:p>
@@ -5311,7 +10515,7 @@
           <w:rFonts w:ascii="Arial" w:cs="Arial" w:eastAsia="Arial" w:hAnsi="Arial"/>
           <w:b/>
           <w:bCs/>
-          <w:color w:val="555555"/>
+          <w:color w:val="000000"/>
           <w:sz w:val="20"/>
           <w:szCs w:val="20"/>
           <w:rtl/>
@@ -5351,10 +10555,10 @@
           <w:tcPr>
             <w:tcW w:type="dxa" w:w="8800"/>
             <w:tcBorders>
-              <w:top w:val="single" w:color="999999" w:sz="6"/>
-              <w:left w:val="single" w:color="999999" w:sz="6"/>
-              <w:bottom w:val="single" w:color="999999" w:sz="6"/>
-              <w:right w:val="single" w:color="999999" w:sz="6"/>
+              <w:top w:val="single" w:color="000000" w:sz="8"/>
+              <w:left w:val="single" w:color="000000" w:sz="8"/>
+              <w:bottom w:val="single" w:color="000000" w:sz="8"/>
+              <w:right w:val="single" w:color="000000" w:sz="8"/>
             </w:tcBorders>
           </w:tcPr>
           <w:p>

--- a/units/u2-turtle-graphics/u2-turtle-test-a-students-he.docx
+++ b/units/u2-turtle-graphics/u2-turtle-test-a-students-he.docx
@@ -7977,7 +7977,7 @@
           <w:szCs w:val="22"/>
           <w:rtl/>
         </w:rPr>
-        <w:t xml:space="preserve">הקוד הבא אמור לצייר ריבוע עם צלע 100, אבל הוא לא מצייר ריבוע. מה חסר בקוד, ואיפה צריך להוסיף את זה? (הצב מתחיל במצב ההתחלתי)</w:t>
+        <w:t xml:space="preserve">הקוד הבא אמור לצייר ריבוע עם צלע 100, אבל הוא לא מצייר ריבוע. מה חסר בקוד, ואיפה צריך להוסיף את זה, ומה קורה בציור בגלל החסר? (הצב מתחיל במצב ההתחלתי)</w:t>
       </w:r>
       <w:r>
         <w:rPr>
@@ -9674,7 +9674,7 @@
           <w:szCs w:val="22"/>
           <w:rtl/>
         </w:rPr>
-        <w:t xml:space="preserve">? (הצב מתחיל במצב ההתחלתי)</w:t>
+        <w:t xml:space="preserve">? ציינו גם מה נשאר זהה. (הצב מתחיל במצב ההתחלתי)</w:t>
       </w:r>
       <w:r>
         <w:rPr>
